--- a/server/CRM/CRM/wwwroot/Templates/baogiadonhang.docx
+++ b/server/CRM/CRM/wwwroot/Templates/baogiadonhang.docx
@@ -94,7 +94,64 @@
                     <w:color w:val="222222"/>
                     <w:shd w:val="clear" w:color="auto" w:fill="FFFFFF"/>
                   </w:rPr>
-                  <w:t>&lt;Content Select=”./BaoGia/KhachHangMucTieu/TenKhachHang” /&gt;</w:t>
+                  <w:t>&lt;Content Select=</w:t>
+                </w:r>
+                <w:proofErr w:type="gramStart"/>
+                <w:r>
+                  <w:rPr>
+                    <w:color w:val="222222"/>
+                    <w:shd w:val="clear" w:color="auto" w:fill="FFFFFF"/>
+                  </w:rPr>
+                  <w:t>”./</w:t>
+                </w:r>
+                <w:proofErr w:type="spellStart"/>
+                <w:proofErr w:type="gramEnd"/>
+                <w:r>
+                  <w:rPr>
+                    <w:color w:val="222222"/>
+                    <w:shd w:val="clear" w:color="auto" w:fill="FFFFFF"/>
+                  </w:rPr>
+                  <w:t>BaoGia</w:t>
+                </w:r>
+                <w:proofErr w:type="spellEnd"/>
+                <w:r>
+                  <w:rPr>
+                    <w:color w:val="222222"/>
+                    <w:shd w:val="clear" w:color="auto" w:fill="FFFFFF"/>
+                  </w:rPr>
+                  <w:t>/</w:t>
+                </w:r>
+                <w:proofErr w:type="spellStart"/>
+                <w:r>
+                  <w:rPr>
+                    <w:color w:val="222222"/>
+                    <w:shd w:val="clear" w:color="auto" w:fill="FFFFFF"/>
+                  </w:rPr>
+                  <w:t>KhachHangMucTieu</w:t>
+                </w:r>
+                <w:proofErr w:type="spellEnd"/>
+                <w:r>
+                  <w:rPr>
+                    <w:color w:val="222222"/>
+                    <w:shd w:val="clear" w:color="auto" w:fill="FFFFFF"/>
+                  </w:rPr>
+                  <w:t>/</w:t>
+                </w:r>
+                <w:proofErr w:type="spellStart"/>
+                <w:r>
+                  <w:rPr>
+                    <w:color w:val="222222"/>
+                    <w:shd w:val="clear" w:color="auto" w:fill="FFFFFF"/>
+                  </w:rPr>
+                  <w:t>TenKhachHang</w:t>
+                </w:r>
+                <w:proofErr w:type="spellEnd"/>
+                <w:r>
+                  <w:rPr>
+                    <w:color w:val="222222"/>
+                    <w:shd w:val="clear" w:color="auto" w:fill="FFFFFF"/>
+                  </w:rPr>
+                  <w:t>” /&gt;</w:t>
                 </w:r>
               </w:sdtContent>
             </w:sdt>
@@ -116,12 +173,21 @@
                 <w:szCs w:val="28"/>
               </w:rPr>
             </w:pPr>
+            <w:proofErr w:type="spellStart"/>
             <w:r>
               <w:rPr>
                 <w:sz w:val="28"/>
                 <w:szCs w:val="28"/>
               </w:rPr>
-              <w:t>Số: ...........................</w:t>
+              <w:t>Số</w:t>
+            </w:r>
+            <w:proofErr w:type="spellEnd"/>
+            <w:r>
+              <w:rPr>
+                <w:sz w:val="28"/>
+                <w:szCs w:val="28"/>
+              </w:rPr>
+              <w:t>: ...........................</w:t>
             </w:r>
           </w:p>
         </w:tc>
@@ -139,12 +205,37 @@
                 <w:szCs w:val="28"/>
               </w:rPr>
             </w:pPr>
+            <w:proofErr w:type="spellStart"/>
             <w:r>
               <w:rPr>
                 <w:sz w:val="28"/>
                 <w:szCs w:val="28"/>
               </w:rPr>
-              <w:t xml:space="preserve">Địa chỉ: </w:t>
+              <w:t>Địa</w:t>
+            </w:r>
+            <w:proofErr w:type="spellEnd"/>
+            <w:r>
+              <w:rPr>
+                <w:sz w:val="28"/>
+                <w:szCs w:val="28"/>
+              </w:rPr>
+              <w:t xml:space="preserve"> </w:t>
+            </w:r>
+            <w:proofErr w:type="spellStart"/>
+            <w:r>
+              <w:rPr>
+                <w:sz w:val="28"/>
+                <w:szCs w:val="28"/>
+              </w:rPr>
+              <w:t>chỉ</w:t>
+            </w:r>
+            <w:proofErr w:type="spellEnd"/>
+            <w:r>
+              <w:rPr>
+                <w:sz w:val="28"/>
+                <w:szCs w:val="28"/>
+              </w:rPr>
+              <w:t xml:space="preserve">: </w:t>
             </w:r>
             <w:sdt>
               <w:sdtPr>
@@ -164,7 +255,48 @@
                     <w:color w:val="222222"/>
                     <w:shd w:val="clear" w:color="auto" w:fill="FFFFFF"/>
                   </w:rPr>
-                  <w:t>&lt;Content Select=”./BaoGia/DiaChi” /&gt;</w:t>
+                  <w:t>&lt;Content Select=</w:t>
+                </w:r>
+                <w:proofErr w:type="gramStart"/>
+                <w:r>
+                  <w:rPr>
+                    <w:color w:val="222222"/>
+                    <w:shd w:val="clear" w:color="auto" w:fill="FFFFFF"/>
+                  </w:rPr>
+                  <w:t>”./</w:t>
+                </w:r>
+                <w:proofErr w:type="spellStart"/>
+                <w:proofErr w:type="gramEnd"/>
+                <w:r>
+                  <w:rPr>
+                    <w:color w:val="222222"/>
+                    <w:shd w:val="clear" w:color="auto" w:fill="FFFFFF"/>
+                  </w:rPr>
+                  <w:t>BaoGia</w:t>
+                </w:r>
+                <w:proofErr w:type="spellEnd"/>
+                <w:r>
+                  <w:rPr>
+                    <w:color w:val="222222"/>
+                    <w:shd w:val="clear" w:color="auto" w:fill="FFFFFF"/>
+                  </w:rPr>
+                  <w:t>/</w:t>
+                </w:r>
+                <w:proofErr w:type="spellStart"/>
+                <w:r>
+                  <w:rPr>
+                    <w:color w:val="222222"/>
+                    <w:shd w:val="clear" w:color="auto" w:fill="FFFFFF"/>
+                  </w:rPr>
+                  <w:t>DiaChi</w:t>
+                </w:r>
+                <w:proofErr w:type="spellEnd"/>
+                <w:r>
+                  <w:rPr>
+                    <w:color w:val="222222"/>
+                    <w:shd w:val="clear" w:color="auto" w:fill="FFFFFF"/>
+                  </w:rPr>
+                  <w:t>” /&gt;</w:t>
                 </w:r>
               </w:sdtContent>
             </w:sdt>
@@ -204,6 +336,7 @@
           <w:szCs w:val="28"/>
         </w:rPr>
       </w:pPr>
+      <w:proofErr w:type="spellStart"/>
       <w:r>
         <w:rPr>
           <w:b/>
@@ -211,7 +344,37 @@
           <w:sz w:val="28"/>
           <w:szCs w:val="28"/>
         </w:rPr>
-        <w:t xml:space="preserve">Kính gửi: </w:t>
+        <w:t>Kính</w:t>
+      </w:r>
+      <w:proofErr w:type="spellEnd"/>
+      <w:r>
+        <w:rPr>
+          <w:b/>
+          <w:bCs/>
+          <w:sz w:val="28"/>
+          <w:szCs w:val="28"/>
+        </w:rPr>
+        <w:t xml:space="preserve"> </w:t>
+      </w:r>
+      <w:proofErr w:type="spellStart"/>
+      <w:r>
+        <w:rPr>
+          <w:b/>
+          <w:bCs/>
+          <w:sz w:val="28"/>
+          <w:szCs w:val="28"/>
+        </w:rPr>
+        <w:t>gửi</w:t>
+      </w:r>
+      <w:proofErr w:type="spellEnd"/>
+      <w:r>
+        <w:rPr>
+          <w:b/>
+          <w:bCs/>
+          <w:sz w:val="28"/>
+          <w:szCs w:val="28"/>
+        </w:rPr>
+        <w:t xml:space="preserve">: </w:t>
       </w:r>
       <w:sdt>
         <w:sdtPr>
@@ -231,7 +394,64 @@
               <w:color w:val="222222"/>
               <w:shd w:val="clear" w:color="auto" w:fill="FFFFFF"/>
             </w:rPr>
-            <w:t>&lt;Content Select=”./BaoGia/KhachHangMucTieu/TenKhachHang” /&gt;</w:t>
+            <w:t>&lt;Content Select=</w:t>
+          </w:r>
+          <w:proofErr w:type="gramStart"/>
+          <w:r>
+            <w:rPr>
+              <w:color w:val="222222"/>
+              <w:shd w:val="clear" w:color="auto" w:fill="FFFFFF"/>
+            </w:rPr>
+            <w:t>”./</w:t>
+          </w:r>
+          <w:proofErr w:type="spellStart"/>
+          <w:proofErr w:type="gramEnd"/>
+          <w:r>
+            <w:rPr>
+              <w:color w:val="222222"/>
+              <w:shd w:val="clear" w:color="auto" w:fill="FFFFFF"/>
+            </w:rPr>
+            <w:t>BaoGia</w:t>
+          </w:r>
+          <w:proofErr w:type="spellEnd"/>
+          <w:r>
+            <w:rPr>
+              <w:color w:val="222222"/>
+              <w:shd w:val="clear" w:color="auto" w:fill="FFFFFF"/>
+            </w:rPr>
+            <w:t>/</w:t>
+          </w:r>
+          <w:proofErr w:type="spellStart"/>
+          <w:r>
+            <w:rPr>
+              <w:color w:val="222222"/>
+              <w:shd w:val="clear" w:color="auto" w:fill="FFFFFF"/>
+            </w:rPr>
+            <w:t>KhachHangMucTieu</w:t>
+          </w:r>
+          <w:proofErr w:type="spellEnd"/>
+          <w:r>
+            <w:rPr>
+              <w:color w:val="222222"/>
+              <w:shd w:val="clear" w:color="auto" w:fill="FFFFFF"/>
+            </w:rPr>
+            <w:t>/</w:t>
+          </w:r>
+          <w:proofErr w:type="spellStart"/>
+          <w:r>
+            <w:rPr>
+              <w:color w:val="222222"/>
+              <w:shd w:val="clear" w:color="auto" w:fill="FFFFFF"/>
+            </w:rPr>
+            <w:t>TenKhachHang</w:t>
+          </w:r>
+          <w:proofErr w:type="spellEnd"/>
+          <w:r>
+            <w:rPr>
+              <w:color w:val="222222"/>
+              <w:shd w:val="clear" w:color="auto" w:fill="FFFFFF"/>
+            </w:rPr>
+            <w:t>” /&gt;</w:t>
           </w:r>
         </w:sdtContent>
       </w:sdt>
@@ -251,12 +471,124 @@
           <w:sz w:val="28"/>
           <w:szCs w:val="28"/>
         </w:rPr>
-        <w:t xml:space="preserve">Công ty ......................................... xin trân trọng báo giá ......................... như sau: </w:t>
+        <w:t xml:space="preserve">Công ty ......................................... </w:t>
+      </w:r>
+      <w:proofErr w:type="spellStart"/>
+      <w:r>
+        <w:rPr>
+          <w:sz w:val="28"/>
+          <w:szCs w:val="28"/>
+        </w:rPr>
+        <w:t>xin</w:t>
+      </w:r>
+      <w:proofErr w:type="spellEnd"/>
+      <w:r>
+        <w:rPr>
+          <w:sz w:val="28"/>
+          <w:szCs w:val="28"/>
+        </w:rPr>
+        <w:t xml:space="preserve"> </w:t>
+      </w:r>
+      <w:proofErr w:type="spellStart"/>
+      <w:r>
+        <w:rPr>
+          <w:sz w:val="28"/>
+          <w:szCs w:val="28"/>
+        </w:rPr>
+        <w:t>trân</w:t>
+      </w:r>
+      <w:proofErr w:type="spellEnd"/>
+      <w:r>
+        <w:rPr>
+          <w:sz w:val="28"/>
+          <w:szCs w:val="28"/>
+        </w:rPr>
+        <w:t xml:space="preserve"> </w:t>
+      </w:r>
+      <w:proofErr w:type="spellStart"/>
+      <w:r>
+        <w:rPr>
+          <w:sz w:val="28"/>
+          <w:szCs w:val="28"/>
+        </w:rPr>
+        <w:t>trọng</w:t>
+      </w:r>
+      <w:proofErr w:type="spellEnd"/>
+      <w:r>
+        <w:rPr>
+          <w:sz w:val="28"/>
+          <w:szCs w:val="28"/>
+        </w:rPr>
+        <w:t xml:space="preserve"> </w:t>
+      </w:r>
+      <w:proofErr w:type="spellStart"/>
+      <w:r>
+        <w:rPr>
+          <w:sz w:val="28"/>
+          <w:szCs w:val="28"/>
+        </w:rPr>
+        <w:t>báo</w:t>
+      </w:r>
+      <w:proofErr w:type="spellEnd"/>
+      <w:r>
+        <w:rPr>
+          <w:sz w:val="28"/>
+          <w:szCs w:val="28"/>
+        </w:rPr>
+        <w:t xml:space="preserve"> </w:t>
+      </w:r>
+      <w:proofErr w:type="spellStart"/>
+      <w:r>
+        <w:rPr>
+          <w:sz w:val="28"/>
+          <w:szCs w:val="28"/>
+        </w:rPr>
+        <w:t>giá</w:t>
+      </w:r>
+      <w:proofErr w:type="spellEnd"/>
+      <w:r>
+        <w:rPr>
+          <w:sz w:val="28"/>
+          <w:szCs w:val="28"/>
+        </w:rPr>
+        <w:t xml:space="preserve"> ......................... </w:t>
+      </w:r>
+      <w:proofErr w:type="spellStart"/>
+      <w:r>
+        <w:rPr>
+          <w:sz w:val="28"/>
+          <w:szCs w:val="28"/>
+        </w:rPr>
+        <w:t>như</w:t>
+      </w:r>
+      <w:proofErr w:type="spellEnd"/>
+      <w:r>
+        <w:rPr>
+          <w:sz w:val="28"/>
+          <w:szCs w:val="28"/>
+        </w:rPr>
+        <w:t xml:space="preserve"> </w:t>
+      </w:r>
+      <w:proofErr w:type="spellStart"/>
+      <w:r>
+        <w:rPr>
+          <w:sz w:val="28"/>
+          <w:szCs w:val="28"/>
+        </w:rPr>
+        <w:t>sau</w:t>
+      </w:r>
+      <w:proofErr w:type="spellEnd"/>
+      <w:r>
+        <w:rPr>
+          <w:sz w:val="28"/>
+          <w:szCs w:val="28"/>
+        </w:rPr>
+        <w:t xml:space="preserve">: </w:t>
       </w:r>
     </w:p>
     <w:tbl>
       <w:tblPr>
-        <w:tblW w:w="0" w:type="auto"/>
+        <w:tblW w:w="9090" w:type="dxa"/>
         <w:tblBorders>
           <w:top w:val="single" w:sz="4" w:space="0" w:color="auto"/>
           <w:left w:val="single" w:sz="4" w:space="0" w:color="auto"/>
@@ -270,9 +602,9 @@
       </w:tblPr>
       <w:tblGrid>
         <w:gridCol w:w="895"/>
-        <w:gridCol w:w="1890"/>
-        <w:gridCol w:w="1440"/>
+        <w:gridCol w:w="2160"/>
         <w:gridCol w:w="1800"/>
+        <w:gridCol w:w="1170"/>
         <w:gridCol w:w="1440"/>
         <w:gridCol w:w="1625"/>
       </w:tblGrid>
@@ -307,7 +639,7 @@
         </w:tc>
         <w:tc>
           <w:tcPr>
-            <w:tcW w:w="1890" w:type="dxa"/>
+            <w:tcW w:w="2160" w:type="dxa"/>
             <w:tcBorders>
               <w:top w:val="single" w:sz="4" w:space="0" w:color="auto"/>
               <w:left w:val="single" w:sz="4" w:space="0" w:color="auto"/>
@@ -335,7 +667,7 @@
         </w:tc>
         <w:tc>
           <w:tcPr>
-            <w:tcW w:w="1440" w:type="dxa"/>
+            <w:tcW w:w="1800" w:type="dxa"/>
             <w:tcBorders>
               <w:top w:val="single" w:sz="4" w:space="0" w:color="auto"/>
               <w:left w:val="single" w:sz="4" w:space="0" w:color="auto"/>
@@ -364,7 +696,7 @@
         </w:tc>
         <w:tc>
           <w:tcPr>
-            <w:tcW w:w="1800" w:type="dxa"/>
+            <w:tcW w:w="1170" w:type="dxa"/>
             <w:tcBorders>
               <w:top w:val="single" w:sz="4" w:space="0" w:color="auto"/>
               <w:left w:val="single" w:sz="4" w:space="0" w:color="auto"/>
@@ -466,17 +798,32 @@
           <w:r>
             <w:t>&lt;Conditional Select=</w:t>
           </w:r>
+          <w:proofErr w:type="gramStart"/>
           <w:r>
             <w:t>”</w:t>
           </w:r>
           <w:r>
-            <w:t>./HangHoaQuanTam</w:t>
-          </w:r>
+            <w:t>./</w:t>
+          </w:r>
+          <w:proofErr w:type="spellStart"/>
+          <w:proofErr w:type="gramEnd"/>
+          <w:r>
+            <w:t>HangHoaQuanTam</w:t>
+          </w:r>
+          <w:proofErr w:type="spellEnd"/>
           <w:r>
             <w:t>”</w:t>
           </w:r>
           <w:r>
-            <w:t xml:space="preserve"> NotMatch=</w:t>
+            <w:t xml:space="preserve"> </w:t>
+          </w:r>
+          <w:proofErr w:type="spellStart"/>
+          <w:r>
+            <w:t>NotMatch</w:t>
+          </w:r>
+          <w:proofErr w:type="spellEnd"/>
+          <w:r>
+            <w:t>=</w:t>
           </w:r>
           <w:r>
             <w:t>””</w:t>
@@ -501,7 +848,28 @@
         </w:sdtPr>
         <w:sdtContent>
           <w:r>
-            <w:t>&lt;Repeat Select="./HangHoaQuanTam/HangHoaQuanTamDTO"</w:t>
+            <w:t>&lt;Repeat Select=</w:t>
+          </w:r>
+          <w:proofErr w:type="gramStart"/>
+          <w:r>
+            <w:t>"./</w:t>
+          </w:r>
+          <w:proofErr w:type="spellStart"/>
+          <w:proofErr w:type="gramEnd"/>
+          <w:r>
+            <w:t>HangHoaQuanTam</w:t>
+          </w:r>
+          <w:proofErr w:type="spellEnd"/>
+          <w:r>
+            <w:t>/</w:t>
+          </w:r>
+          <w:proofErr w:type="spellStart"/>
+          <w:r>
+            <w:t>HangHoaQuanTamDTO</w:t>
+          </w:r>
+          <w:proofErr w:type="spellEnd"/>
+          <w:r>
+            <w:t>"</w:t>
           </w:r>
           <w:r>
             <w:t xml:space="preserve"> /</w:t>
@@ -514,7 +882,7 @@
     </w:p>
     <w:tbl>
       <w:tblPr>
-        <w:tblW w:w="0" w:type="auto"/>
+        <w:tblW w:w="9090" w:type="dxa"/>
         <w:tblBorders>
           <w:top w:val="single" w:sz="4" w:space="0" w:color="auto"/>
           <w:left w:val="single" w:sz="4" w:space="0" w:color="auto"/>
@@ -528,9 +896,9 @@
       </w:tblPr>
       <w:tblGrid>
         <w:gridCol w:w="895"/>
-        <w:gridCol w:w="1890"/>
-        <w:gridCol w:w="1440"/>
+        <w:gridCol w:w="2160"/>
         <w:gridCol w:w="1800"/>
+        <w:gridCol w:w="1170"/>
         <w:gridCol w:w="1440"/>
         <w:gridCol w:w="1625"/>
       </w:tblGrid>
@@ -559,11 +927,16 @@
                   <w:spacing w:after="160" w:line="259" w:lineRule="auto"/>
                 </w:pPr>
                 <w:r>
-                  <w:t>&lt;Content Select=</w:t>
+                  <w:t>&lt;Content Select</w:t>
+                </w:r>
+                <w:proofErr w:type="gramStart"/>
+                <w:r>
+                  <w:t>=</w:t>
                 </w:r>
                 <w:r>
                   <w:t>”position</w:t>
                 </w:r>
+                <w:proofErr w:type="gramEnd"/>
                 <w:r>
                   <w:t>(</w:t>
                 </w:r>
@@ -577,41 +950,24 @@
             </w:tc>
           </w:sdtContent>
         </w:sdt>
-        <w:tc>
-          <w:tcPr>
-            <w:tcW w:w="1890" w:type="dxa"/>
-            <w:tcBorders>
-              <w:top w:val="single" w:sz="4" w:space="0" w:color="auto"/>
-              <w:left w:val="single" w:sz="4" w:space="0" w:color="auto"/>
-              <w:bottom w:val="single" w:sz="4" w:space="0" w:color="auto"/>
-              <w:right w:val="single" w:sz="4" w:space="0" w:color="auto"/>
-            </w:tcBorders>
-          </w:tcPr>
-          <w:p>
-            <w:pPr>
-              <w:spacing w:after="160" w:line="259" w:lineRule="auto"/>
-            </w:pPr>
-          </w:p>
-        </w:tc>
         <w:sdt>
           <w:sdtPr>
-            <w:id w:val="1794163762"/>
+            <w:id w:val="-1631477576"/>
             <w:placeholder>
-              <w:docPart w:val="6B4562B9DC1E4648AFC4B9CFD22370C5"/>
+              <w:docPart w:val="E73704CB43AC4119A990F763040F1538"/>
             </w:placeholder>
             <w:text/>
           </w:sdtPr>
           <w:sdtContent>
             <w:tc>
               <w:tcPr>
-                <w:tcW w:w="1440" w:type="dxa"/>
+                <w:tcW w:w="2160" w:type="dxa"/>
                 <w:tcBorders>
                   <w:top w:val="single" w:sz="4" w:space="0" w:color="auto"/>
                   <w:left w:val="single" w:sz="4" w:space="0" w:color="auto"/>
                   <w:bottom w:val="single" w:sz="4" w:space="0" w:color="auto"/>
                   <w:right w:val="single" w:sz="4" w:space="0" w:color="auto"/>
                 </w:tcBorders>
-                <w:hideMark/>
               </w:tcPr>
               <w:p>
                 <w:pPr>
@@ -620,12 +976,19 @@
                 <w:r>
                   <w:t>&lt;Content Select=</w:t>
                 </w:r>
+                <w:proofErr w:type="gramStart"/>
                 <w:r>
                   <w:t>”</w:t>
                 </w:r>
                 <w:r>
-                  <w:t>./MaHangHoaId</w:t>
+                  <w:t>./</w:t>
                 </w:r>
+                <w:proofErr w:type="spellStart"/>
+                <w:proofErr w:type="gramEnd"/>
+                <w:r>
+                  <w:t>TenHangHoa</w:t>
+                </w:r>
+                <w:proofErr w:type="spellEnd"/>
                 <w:r>
                   <w:t>”</w:t>
                 </w:r>
@@ -638,9 +1001,9 @@
         </w:sdt>
         <w:sdt>
           <w:sdtPr>
-            <w:id w:val="-1065257770"/>
+            <w:id w:val="1794163762"/>
             <w:placeholder>
-              <w:docPart w:val="5DC622CEAA994CD8873BA2C8C541D4A8"/>
+              <w:docPart w:val="6B4562B9DC1E4648AFC4B9CFD22370C5"/>
             </w:placeholder>
             <w:text/>
           </w:sdtPr>
@@ -663,12 +1026,69 @@
                 <w:r>
                   <w:t>&lt;Content Select=</w:t>
                 </w:r>
+                <w:proofErr w:type="gramStart"/>
                 <w:r>
                   <w:t>”</w:t>
                 </w:r>
                 <w:r>
-                  <w:t>./SoLuong</w:t>
+                  <w:t>./</w:t>
                 </w:r>
+                <w:proofErr w:type="spellStart"/>
+                <w:proofErr w:type="gramEnd"/>
+                <w:r>
+                  <w:t>MaHangHoaId</w:t>
+                </w:r>
+                <w:proofErr w:type="spellEnd"/>
+                <w:r>
+                  <w:t>”</w:t>
+                </w:r>
+                <w:r>
+                  <w:t xml:space="preserve"> /&gt;</w:t>
+                </w:r>
+              </w:p>
+            </w:tc>
+          </w:sdtContent>
+        </w:sdt>
+        <w:sdt>
+          <w:sdtPr>
+            <w:id w:val="-1065257770"/>
+            <w:placeholder>
+              <w:docPart w:val="5DC622CEAA994CD8873BA2C8C541D4A8"/>
+            </w:placeholder>
+            <w:text/>
+          </w:sdtPr>
+          <w:sdtContent>
+            <w:tc>
+              <w:tcPr>
+                <w:tcW w:w="1170" w:type="dxa"/>
+                <w:tcBorders>
+                  <w:top w:val="single" w:sz="4" w:space="0" w:color="auto"/>
+                  <w:left w:val="single" w:sz="4" w:space="0" w:color="auto"/>
+                  <w:bottom w:val="single" w:sz="4" w:space="0" w:color="auto"/>
+                  <w:right w:val="single" w:sz="4" w:space="0" w:color="auto"/>
+                </w:tcBorders>
+                <w:hideMark/>
+              </w:tcPr>
+              <w:p>
+                <w:pPr>
+                  <w:spacing w:after="160" w:line="259" w:lineRule="auto"/>
+                </w:pPr>
+                <w:r>
+                  <w:t>&lt;Content Select=</w:t>
+                </w:r>
+                <w:proofErr w:type="gramStart"/>
+                <w:r>
+                  <w:t>”</w:t>
+                </w:r>
+                <w:r>
+                  <w:t>./</w:t>
+                </w:r>
+                <w:proofErr w:type="spellStart"/>
+                <w:proofErr w:type="gramEnd"/>
+                <w:r>
+                  <w:t>SoLuong</w:t>
+                </w:r>
+                <w:proofErr w:type="spellEnd"/>
                 <w:r>
                   <w:t>”</w:t>
                 </w:r>
@@ -704,7 +1124,20 @@
                   <w:spacing w:after="160" w:line="259" w:lineRule="auto"/>
                 </w:pPr>
                 <w:r>
-                  <w:t>&lt;Content Select=”./DonGia” /&gt;</w:t>
+                  <w:t>&lt;Content Select=</w:t>
+                </w:r>
+                <w:proofErr w:type="gramStart"/>
+                <w:r>
+                  <w:t>”./</w:t>
+                </w:r>
+                <w:proofErr w:type="spellStart"/>
+                <w:proofErr w:type="gramEnd"/>
+                <w:r>
+                  <w:t>DonGia</w:t>
+                </w:r>
+                <w:proofErr w:type="spellEnd"/>
+                <w:r>
+                  <w:t>” /&gt;</w:t>
                 </w:r>
               </w:p>
             </w:tc>
@@ -742,14 +1175,21 @@
             <w:spacing w:after="160" w:line="259" w:lineRule="auto"/>
           </w:pPr>
           <w:r>
-            <w:t>&lt;EndRepeat</w:t>
-          </w:r>
+            <w:t>&lt;</w:t>
+          </w:r>
+          <w:proofErr w:type="spellStart"/>
+          <w:proofErr w:type="gramStart"/>
+          <w:r>
+            <w:t>EndRepeat</w:t>
+          </w:r>
+          <w:proofErr w:type="spellEnd"/>
           <w:r>
             <w:t xml:space="preserve">  </w:t>
           </w:r>
           <w:r>
             <w:t>/</w:t>
           </w:r>
+          <w:proofErr w:type="gramEnd"/>
           <w:r>
             <w:t>&gt;</w:t>
           </w:r>
@@ -770,8 +1210,13 @@
             <w:spacing w:after="160" w:line="259" w:lineRule="auto"/>
           </w:pPr>
           <w:r>
-            <w:t>&lt;EndConditional</w:t>
-          </w:r>
+            <w:t>&lt;</w:t>
+          </w:r>
+          <w:proofErr w:type="spellStart"/>
+          <w:r>
+            <w:t>EndConditional</w:t>
+          </w:r>
+          <w:proofErr w:type="spellEnd"/>
           <w:r>
             <w:t xml:space="preserve"> </w:t>
           </w:r>
@@ -819,13 +1264,40 @@
                 <w:bCs/>
               </w:rPr>
             </w:pPr>
+            <w:proofErr w:type="spellStart"/>
             <w:r>
               <w:rPr>
                 <w:b/>
                 <w:bCs/>
               </w:rPr>
-              <w:t>Tổng cộng :</w:t>
+              <w:t>Tổng</w:t>
             </w:r>
+            <w:proofErr w:type="spellEnd"/>
+            <w:r>
+              <w:rPr>
+                <w:b/>
+                <w:bCs/>
+              </w:rPr>
+              <w:t xml:space="preserve"> </w:t>
+            </w:r>
+            <w:proofErr w:type="spellStart"/>
+            <w:proofErr w:type="gramStart"/>
+            <w:r>
+              <w:rPr>
+                <w:b/>
+                <w:bCs/>
+              </w:rPr>
+              <w:t>cộng</w:t>
+            </w:r>
+            <w:proofErr w:type="spellEnd"/>
+            <w:r>
+              <w:rPr>
+                <w:b/>
+                <w:bCs/>
+              </w:rPr>
+              <w:t xml:space="preserve"> :</w:t>
+            </w:r>
+            <w:proofErr w:type="gramEnd"/>
           </w:p>
         </w:tc>
         <w:sdt>
@@ -853,11 +1325,18 @@
                   <w:spacing w:after="160" w:line="259" w:lineRule="auto"/>
                 </w:pPr>
                 <w:r>
-                  <w:t>&lt;Content Select=”./</w:t>
+                  <w:t>&lt;Content Select=</w:t>
                 </w:r>
+                <w:proofErr w:type="gramStart"/>
+                <w:r>
+                  <w:t>”./</w:t>
+                </w:r>
+                <w:proofErr w:type="spellStart"/>
+                <w:proofErr w:type="gramEnd"/>
                 <w:r>
                   <w:t>TongTien</w:t>
                 </w:r>
+                <w:proofErr w:type="spellEnd"/>
                 <w:r>
                   <w:t>” /&gt;</w:t>
                 </w:r>
@@ -881,7 +1360,20 @@
             <w:spacing w:after="160" w:line="259" w:lineRule="auto"/>
           </w:pPr>
           <w:r>
-            <w:t>&lt;Conditional Select=”./HangHoaQuanTam” Match=”” /&gt;</w:t>
+            <w:t>&lt;Conditional Select=</w:t>
+          </w:r>
+          <w:proofErr w:type="gramStart"/>
+          <w:r>
+            <w:t>”./</w:t>
+          </w:r>
+          <w:proofErr w:type="spellStart"/>
+          <w:proofErr w:type="gramEnd"/>
+          <w:r>
+            <w:t>HangHoaQuanTam</w:t>
+          </w:r>
+          <w:proofErr w:type="spellEnd"/>
+          <w:r>
+            <w:t>” Match=”” /&gt;</w:t>
           </w:r>
         </w:p>
       </w:sdtContent>
@@ -1021,7 +1513,15 @@
             <w:spacing w:after="160" w:line="259" w:lineRule="auto"/>
           </w:pPr>
           <w:r>
-            <w:t>&lt;EndConditional /&gt;</w:t>
+            <w:t>&lt;</w:t>
+          </w:r>
+          <w:proofErr w:type="spellStart"/>
+          <w:r>
+            <w:t>EndConditional</w:t>
+          </w:r>
+          <w:proofErr w:type="spellEnd"/>
+          <w:r>
+            <w:t xml:space="preserve"> /&gt;</w:t>
           </w:r>
         </w:p>
       </w:sdtContent>
@@ -1041,7 +1541,39 @@
           <w:sz w:val="28"/>
           <w:szCs w:val="28"/>
         </w:rPr>
-        <w:t>(Bằng chữ: .............................................. đồng)</w:t>
+        <w:t>(</w:t>
+      </w:r>
+      <w:proofErr w:type="spellStart"/>
+      <w:r>
+        <w:rPr>
+          <w:sz w:val="28"/>
+          <w:szCs w:val="28"/>
+        </w:rPr>
+        <w:t>Bằng</w:t>
+      </w:r>
+      <w:proofErr w:type="spellEnd"/>
+      <w:r>
+        <w:rPr>
+          <w:sz w:val="28"/>
+          <w:szCs w:val="28"/>
+        </w:rPr>
+        <w:t xml:space="preserve"> chữ: .............................................. </w:t>
+      </w:r>
+      <w:proofErr w:type="spellStart"/>
+      <w:r>
+        <w:rPr>
+          <w:sz w:val="28"/>
+          <w:szCs w:val="28"/>
+        </w:rPr>
+        <w:t>đồng</w:t>
+      </w:r>
+      <w:proofErr w:type="spellEnd"/>
+      <w:r>
+        <w:rPr>
+          <w:sz w:val="28"/>
+          <w:szCs w:val="28"/>
+        </w:rPr>
+        <w:t>)</w:t>
       </w:r>
     </w:p>
     <w:p>
@@ -1056,6 +1588,7 @@
           <w:szCs w:val="28"/>
         </w:rPr>
       </w:pPr>
+      <w:proofErr w:type="spellStart"/>
       <w:r>
         <w:rPr>
           <w:b/>
@@ -1063,7 +1596,37 @@
           <w:sz w:val="28"/>
           <w:szCs w:val="28"/>
         </w:rPr>
-        <w:t xml:space="preserve">Ghi chú: </w:t>
+        <w:t>Ghi</w:t>
+      </w:r>
+      <w:proofErr w:type="spellEnd"/>
+      <w:r>
+        <w:rPr>
+          <w:b/>
+          <w:bCs/>
+          <w:sz w:val="28"/>
+          <w:szCs w:val="28"/>
+        </w:rPr>
+        <w:t xml:space="preserve"> </w:t>
+      </w:r>
+      <w:proofErr w:type="spellStart"/>
+      <w:r>
+        <w:rPr>
+          <w:b/>
+          <w:bCs/>
+          <w:sz w:val="28"/>
+          <w:szCs w:val="28"/>
+        </w:rPr>
+        <w:t>chú</w:t>
+      </w:r>
+      <w:proofErr w:type="spellEnd"/>
+      <w:r>
+        <w:rPr>
+          <w:b/>
+          <w:bCs/>
+          <w:sz w:val="28"/>
+          <w:szCs w:val="28"/>
+        </w:rPr>
+        <w:t xml:space="preserve">: </w:t>
       </w:r>
     </w:p>
     <w:p>
@@ -1090,8 +1653,129 @@
           <w:sz w:val="28"/>
           <w:szCs w:val="28"/>
         </w:rPr>
-        <w:t>Báo giá chưa bao gồm thêm thuế và chiết khấu</w:t>
-      </w:r>
+        <w:t xml:space="preserve">Báo </w:t>
+      </w:r>
+      <w:proofErr w:type="spellStart"/>
+      <w:r>
+        <w:rPr>
+          <w:sz w:val="28"/>
+          <w:szCs w:val="28"/>
+        </w:rPr>
+        <w:t>giá</w:t>
+      </w:r>
+      <w:proofErr w:type="spellEnd"/>
+      <w:r>
+        <w:rPr>
+          <w:sz w:val="28"/>
+          <w:szCs w:val="28"/>
+        </w:rPr>
+        <w:t xml:space="preserve"> </w:t>
+      </w:r>
+      <w:proofErr w:type="spellStart"/>
+      <w:r>
+        <w:rPr>
+          <w:sz w:val="28"/>
+          <w:szCs w:val="28"/>
+        </w:rPr>
+        <w:t>chưa</w:t>
+      </w:r>
+      <w:proofErr w:type="spellEnd"/>
+      <w:r>
+        <w:rPr>
+          <w:sz w:val="28"/>
+          <w:szCs w:val="28"/>
+        </w:rPr>
+        <w:t xml:space="preserve"> bao </w:t>
+      </w:r>
+      <w:proofErr w:type="spellStart"/>
+      <w:r>
+        <w:rPr>
+          <w:sz w:val="28"/>
+          <w:szCs w:val="28"/>
+        </w:rPr>
+        <w:t>gồm</w:t>
+      </w:r>
+      <w:proofErr w:type="spellEnd"/>
+      <w:r>
+        <w:rPr>
+          <w:sz w:val="28"/>
+          <w:szCs w:val="28"/>
+        </w:rPr>
+        <w:t xml:space="preserve"> </w:t>
+      </w:r>
+      <w:proofErr w:type="spellStart"/>
+      <w:r>
+        <w:rPr>
+          <w:sz w:val="28"/>
+          <w:szCs w:val="28"/>
+        </w:rPr>
+        <w:t>thêm</w:t>
+      </w:r>
+      <w:proofErr w:type="spellEnd"/>
+      <w:r>
+        <w:rPr>
+          <w:sz w:val="28"/>
+          <w:szCs w:val="28"/>
+        </w:rPr>
+        <w:t xml:space="preserve"> </w:t>
+      </w:r>
+      <w:proofErr w:type="spellStart"/>
+      <w:r>
+        <w:rPr>
+          <w:sz w:val="28"/>
+          <w:szCs w:val="28"/>
+        </w:rPr>
+        <w:t>thuế</w:t>
+      </w:r>
+      <w:proofErr w:type="spellEnd"/>
+      <w:r>
+        <w:rPr>
+          <w:sz w:val="28"/>
+          <w:szCs w:val="28"/>
+        </w:rPr>
+        <w:t xml:space="preserve"> </w:t>
+      </w:r>
+      <w:proofErr w:type="spellStart"/>
+      <w:r>
+        <w:rPr>
+          <w:sz w:val="28"/>
+          <w:szCs w:val="28"/>
+        </w:rPr>
+        <w:t>và</w:t>
+      </w:r>
+      <w:proofErr w:type="spellEnd"/>
+      <w:r>
+        <w:rPr>
+          <w:sz w:val="28"/>
+          <w:szCs w:val="28"/>
+        </w:rPr>
+        <w:t xml:space="preserve"> </w:t>
+      </w:r>
+      <w:proofErr w:type="spellStart"/>
+      <w:r>
+        <w:rPr>
+          <w:sz w:val="28"/>
+          <w:szCs w:val="28"/>
+        </w:rPr>
+        <w:t>chiết</w:t>
+      </w:r>
+      <w:proofErr w:type="spellEnd"/>
+      <w:r>
+        <w:rPr>
+          <w:sz w:val="28"/>
+          <w:szCs w:val="28"/>
+        </w:rPr>
+        <w:t xml:space="preserve"> </w:t>
+      </w:r>
+      <w:proofErr w:type="spellStart"/>
+      <w:r>
+        <w:rPr>
+          <w:sz w:val="28"/>
+          <w:szCs w:val="28"/>
+        </w:rPr>
+        <w:t>khấu</w:t>
+      </w:r>
+      <w:proofErr w:type="spellEnd"/>
     </w:p>
     <w:p>
       <w:pPr>
@@ -1110,7 +1794,183 @@
           <w:sz w:val="28"/>
           <w:szCs w:val="28"/>
         </w:rPr>
-        <w:t>- Báo giá có hiệu lực trong vòng 14 ngày kể từ ngày ban hành.</w:t>
+        <w:t xml:space="preserve">- Báo </w:t>
+      </w:r>
+      <w:proofErr w:type="spellStart"/>
+      <w:r>
+        <w:rPr>
+          <w:sz w:val="28"/>
+          <w:szCs w:val="28"/>
+        </w:rPr>
+        <w:t>giá</w:t>
+      </w:r>
+      <w:proofErr w:type="spellEnd"/>
+      <w:r>
+        <w:rPr>
+          <w:sz w:val="28"/>
+          <w:szCs w:val="28"/>
+        </w:rPr>
+        <w:t xml:space="preserve"> </w:t>
+      </w:r>
+      <w:proofErr w:type="spellStart"/>
+      <w:r>
+        <w:rPr>
+          <w:sz w:val="28"/>
+          <w:szCs w:val="28"/>
+        </w:rPr>
+        <w:t>có</w:t>
+      </w:r>
+      <w:proofErr w:type="spellEnd"/>
+      <w:r>
+        <w:rPr>
+          <w:sz w:val="28"/>
+          <w:szCs w:val="28"/>
+        </w:rPr>
+        <w:t xml:space="preserve"> </w:t>
+      </w:r>
+      <w:proofErr w:type="spellStart"/>
+      <w:r>
+        <w:rPr>
+          <w:sz w:val="28"/>
+          <w:szCs w:val="28"/>
+        </w:rPr>
+        <w:t>hiệu</w:t>
+      </w:r>
+      <w:proofErr w:type="spellEnd"/>
+      <w:r>
+        <w:rPr>
+          <w:sz w:val="28"/>
+          <w:szCs w:val="28"/>
+        </w:rPr>
+        <w:t xml:space="preserve"> </w:t>
+      </w:r>
+      <w:proofErr w:type="spellStart"/>
+      <w:r>
+        <w:rPr>
+          <w:sz w:val="28"/>
+          <w:szCs w:val="28"/>
+        </w:rPr>
+        <w:t>lực</w:t>
+      </w:r>
+      <w:proofErr w:type="spellEnd"/>
+      <w:r>
+        <w:rPr>
+          <w:sz w:val="28"/>
+          <w:szCs w:val="28"/>
+        </w:rPr>
+        <w:t xml:space="preserve"> </w:t>
+      </w:r>
+      <w:proofErr w:type="spellStart"/>
+      <w:r>
+        <w:rPr>
+          <w:sz w:val="28"/>
+          <w:szCs w:val="28"/>
+        </w:rPr>
+        <w:t>trong</w:t>
+      </w:r>
+      <w:proofErr w:type="spellEnd"/>
+      <w:r>
+        <w:rPr>
+          <w:sz w:val="28"/>
+          <w:szCs w:val="28"/>
+        </w:rPr>
+        <w:t xml:space="preserve"> </w:t>
+      </w:r>
+      <w:proofErr w:type="spellStart"/>
+      <w:r>
+        <w:rPr>
+          <w:sz w:val="28"/>
+          <w:szCs w:val="28"/>
+        </w:rPr>
+        <w:t>vòng</w:t>
+      </w:r>
+      <w:proofErr w:type="spellEnd"/>
+      <w:r>
+        <w:rPr>
+          <w:sz w:val="28"/>
+          <w:szCs w:val="28"/>
+        </w:rPr>
+        <w:t xml:space="preserve"> 14 </w:t>
+      </w:r>
+      <w:proofErr w:type="spellStart"/>
+      <w:r>
+        <w:rPr>
+          <w:sz w:val="28"/>
+          <w:szCs w:val="28"/>
+        </w:rPr>
+        <w:t>ngày</w:t>
+      </w:r>
+      <w:proofErr w:type="spellEnd"/>
+      <w:r>
+        <w:rPr>
+          <w:sz w:val="28"/>
+          <w:szCs w:val="28"/>
+        </w:rPr>
+        <w:t xml:space="preserve"> </w:t>
+      </w:r>
+      <w:proofErr w:type="spellStart"/>
+      <w:r>
+        <w:rPr>
+          <w:sz w:val="28"/>
+          <w:szCs w:val="28"/>
+        </w:rPr>
+        <w:t>kể</w:t>
+      </w:r>
+      <w:proofErr w:type="spellEnd"/>
+      <w:r>
+        <w:rPr>
+          <w:sz w:val="28"/>
+          <w:szCs w:val="28"/>
+        </w:rPr>
+        <w:t xml:space="preserve"> </w:t>
+      </w:r>
+      <w:proofErr w:type="spellStart"/>
+      <w:r>
+        <w:rPr>
+          <w:sz w:val="28"/>
+          <w:szCs w:val="28"/>
+        </w:rPr>
+        <w:t>từ</w:t>
+      </w:r>
+      <w:proofErr w:type="spellEnd"/>
+      <w:r>
+        <w:rPr>
+          <w:sz w:val="28"/>
+          <w:szCs w:val="28"/>
+        </w:rPr>
+        <w:t xml:space="preserve"> </w:t>
+      </w:r>
+      <w:proofErr w:type="spellStart"/>
+      <w:r>
+        <w:rPr>
+          <w:sz w:val="28"/>
+          <w:szCs w:val="28"/>
+        </w:rPr>
+        <w:t>ngày</w:t>
+      </w:r>
+      <w:proofErr w:type="spellEnd"/>
+      <w:r>
+        <w:rPr>
+          <w:sz w:val="28"/>
+          <w:szCs w:val="28"/>
+        </w:rPr>
+        <w:t xml:space="preserve"> ban </w:t>
+      </w:r>
+      <w:proofErr w:type="spellStart"/>
+      <w:r>
+        <w:rPr>
+          <w:sz w:val="28"/>
+          <w:szCs w:val="28"/>
+        </w:rPr>
+        <w:t>hành</w:t>
+      </w:r>
+      <w:proofErr w:type="spellEnd"/>
+      <w:r>
+        <w:rPr>
+          <w:sz w:val="28"/>
+          <w:szCs w:val="28"/>
+        </w:rPr>
+        <w:t>.</w:t>
       </w:r>
     </w:p>
     <w:p>
@@ -1123,12 +1983,117 @@
           <w:szCs w:val="28"/>
         </w:rPr>
       </w:pPr>
-      <w:r>
-        <w:rPr>
-          <w:sz w:val="28"/>
-          <w:szCs w:val="28"/>
-        </w:rPr>
-        <w:t>Mọi chi tiết vui lòng xin liên hệ:</w:t>
+      <w:proofErr w:type="spellStart"/>
+      <w:r>
+        <w:rPr>
+          <w:sz w:val="28"/>
+          <w:szCs w:val="28"/>
+        </w:rPr>
+        <w:t>Mọi</w:t>
+      </w:r>
+      <w:proofErr w:type="spellEnd"/>
+      <w:r>
+        <w:rPr>
+          <w:sz w:val="28"/>
+          <w:szCs w:val="28"/>
+        </w:rPr>
+        <w:t xml:space="preserve"> chi </w:t>
+      </w:r>
+      <w:proofErr w:type="spellStart"/>
+      <w:r>
+        <w:rPr>
+          <w:sz w:val="28"/>
+          <w:szCs w:val="28"/>
+        </w:rPr>
+        <w:t>tiết</w:t>
+      </w:r>
+      <w:proofErr w:type="spellEnd"/>
+      <w:r>
+        <w:rPr>
+          <w:sz w:val="28"/>
+          <w:szCs w:val="28"/>
+        </w:rPr>
+        <w:t xml:space="preserve"> </w:t>
+      </w:r>
+      <w:proofErr w:type="spellStart"/>
+      <w:r>
+        <w:rPr>
+          <w:sz w:val="28"/>
+          <w:szCs w:val="28"/>
+        </w:rPr>
+        <w:t>vui</w:t>
+      </w:r>
+      <w:proofErr w:type="spellEnd"/>
+      <w:r>
+        <w:rPr>
+          <w:sz w:val="28"/>
+          <w:szCs w:val="28"/>
+        </w:rPr>
+        <w:t xml:space="preserve"> </w:t>
+      </w:r>
+      <w:proofErr w:type="spellStart"/>
+      <w:r>
+        <w:rPr>
+          <w:sz w:val="28"/>
+          <w:szCs w:val="28"/>
+        </w:rPr>
+        <w:t>lòng</w:t>
+      </w:r>
+      <w:proofErr w:type="spellEnd"/>
+      <w:r>
+        <w:rPr>
+          <w:sz w:val="28"/>
+          <w:szCs w:val="28"/>
+        </w:rPr>
+        <w:t xml:space="preserve"> </w:t>
+      </w:r>
+      <w:proofErr w:type="spellStart"/>
+      <w:r>
+        <w:rPr>
+          <w:sz w:val="28"/>
+          <w:szCs w:val="28"/>
+        </w:rPr>
+        <w:t>xin</w:t>
+      </w:r>
+      <w:proofErr w:type="spellEnd"/>
+      <w:r>
+        <w:rPr>
+          <w:sz w:val="28"/>
+          <w:szCs w:val="28"/>
+        </w:rPr>
+        <w:t xml:space="preserve"> </w:t>
+      </w:r>
+      <w:proofErr w:type="spellStart"/>
+      <w:r>
+        <w:rPr>
+          <w:sz w:val="28"/>
+          <w:szCs w:val="28"/>
+        </w:rPr>
+        <w:t>liên</w:t>
+      </w:r>
+      <w:proofErr w:type="spellEnd"/>
+      <w:r>
+        <w:rPr>
+          <w:sz w:val="28"/>
+          <w:szCs w:val="28"/>
+        </w:rPr>
+        <w:t xml:space="preserve"> </w:t>
+      </w:r>
+      <w:proofErr w:type="spellStart"/>
+      <w:r>
+        <w:rPr>
+          <w:sz w:val="28"/>
+          <w:szCs w:val="28"/>
+        </w:rPr>
+        <w:t>hệ</w:t>
+      </w:r>
+      <w:proofErr w:type="spellEnd"/>
+      <w:r>
+        <w:rPr>
+          <w:sz w:val="28"/>
+          <w:szCs w:val="28"/>
+        </w:rPr>
+        <w:t>:</w:t>
       </w:r>
     </w:p>
     <w:p>
@@ -1158,7 +2123,64 @@
               <w:color w:val="222222"/>
               <w:shd w:val="clear" w:color="auto" w:fill="FFFFFF"/>
             </w:rPr>
-            <w:t>&lt;Content Select=”./BaoGia/nguoiDung/HoVaDem” /&gt;</w:t>
+            <w:t>&lt;Content Select=</w:t>
+          </w:r>
+          <w:proofErr w:type="gramStart"/>
+          <w:r>
+            <w:rPr>
+              <w:color w:val="222222"/>
+              <w:shd w:val="clear" w:color="auto" w:fill="FFFFFF"/>
+            </w:rPr>
+            <w:t>”./</w:t>
+          </w:r>
+          <w:proofErr w:type="spellStart"/>
+          <w:proofErr w:type="gramEnd"/>
+          <w:r>
+            <w:rPr>
+              <w:color w:val="222222"/>
+              <w:shd w:val="clear" w:color="auto" w:fill="FFFFFF"/>
+            </w:rPr>
+            <w:t>BaoGia</w:t>
+          </w:r>
+          <w:proofErr w:type="spellEnd"/>
+          <w:r>
+            <w:rPr>
+              <w:color w:val="222222"/>
+              <w:shd w:val="clear" w:color="auto" w:fill="FFFFFF"/>
+            </w:rPr>
+            <w:t>/</w:t>
+          </w:r>
+          <w:proofErr w:type="spellStart"/>
+          <w:r>
+            <w:rPr>
+              <w:color w:val="222222"/>
+              <w:shd w:val="clear" w:color="auto" w:fill="FFFFFF"/>
+            </w:rPr>
+            <w:t>nguoiDung</w:t>
+          </w:r>
+          <w:proofErr w:type="spellEnd"/>
+          <w:r>
+            <w:rPr>
+              <w:color w:val="222222"/>
+              <w:shd w:val="clear" w:color="auto" w:fill="FFFFFF"/>
+            </w:rPr>
+            <w:t>/</w:t>
+          </w:r>
+          <w:proofErr w:type="spellStart"/>
+          <w:r>
+            <w:rPr>
+              <w:color w:val="222222"/>
+              <w:shd w:val="clear" w:color="auto" w:fill="FFFFFF"/>
+            </w:rPr>
+            <w:t>HoVaDem</w:t>
+          </w:r>
+          <w:proofErr w:type="spellEnd"/>
+          <w:r>
+            <w:rPr>
+              <w:color w:val="222222"/>
+              <w:shd w:val="clear" w:color="auto" w:fill="FFFFFF"/>
+            </w:rPr>
+            <w:t>” /&gt;</w:t>
           </w:r>
         </w:sdtContent>
       </w:sdt>
@@ -1201,34 +2223,59 @@
               <w:color w:val="222222"/>
               <w:shd w:val="clear" w:color="auto" w:fill="FFFFFF"/>
             </w:rPr>
-            <w:t>Select=”./BaoGia/</w:t>
-          </w:r>
+            <w:t>Select=”./</w:t>
+          </w:r>
+          <w:proofErr w:type="spellStart"/>
           <w:r>
             <w:rPr>
               <w:color w:val="222222"/>
               <w:shd w:val="clear" w:color="auto" w:fill="FFFFFF"/>
             </w:rPr>
-            <w:t>N</w:t>
-          </w:r>
+            <w:t>BaoGia</w:t>
+          </w:r>
+          <w:proofErr w:type="spellEnd"/>
           <w:r>
             <w:rPr>
               <w:color w:val="222222"/>
               <w:shd w:val="clear" w:color="auto" w:fill="FFFFFF"/>
             </w:rPr>
-            <w:t>guoiDung/</w:t>
-          </w:r>
+            <w:t>/</w:t>
+          </w:r>
+          <w:proofErr w:type="spellStart"/>
           <w:r>
             <w:rPr>
               <w:color w:val="222222"/>
               <w:shd w:val="clear" w:color="auto" w:fill="FFFFFF"/>
             </w:rPr>
-            <w:t>Ten</w:t>
+            <w:t>N</w:t>
           </w:r>
           <w:r>
             <w:rPr>
               <w:color w:val="222222"/>
               <w:shd w:val="clear" w:color="auto" w:fill="FFFFFF"/>
             </w:rPr>
+            <w:t>guoiDung</w:t>
+          </w:r>
+          <w:proofErr w:type="spellEnd"/>
+          <w:r>
+            <w:rPr>
+              <w:color w:val="222222"/>
+              <w:shd w:val="clear" w:color="auto" w:fill="FFFFFF"/>
+            </w:rPr>
+            <w:t>/</w:t>
+          </w:r>
+          <w:r>
+            <w:rPr>
+              <w:color w:val="222222"/>
+              <w:shd w:val="clear" w:color="auto" w:fill="FFFFFF"/>
+            </w:rPr>
+            <w:t>Ten</w:t>
+          </w:r>
+          <w:r>
+            <w:rPr>
+              <w:color w:val="222222"/>
+              <w:shd w:val="clear" w:color="auto" w:fill="FFFFFF"/>
+            </w:rPr>
             <w:t>” /&gt;</w:t>
           </w:r>
         </w:sdtContent>
@@ -1252,7 +2299,23 @@
           <w:sz w:val="28"/>
           <w:szCs w:val="28"/>
         </w:rPr>
-        <w:t xml:space="preserve">Di động </w:t>
+        <w:t xml:space="preserve">Di </w:t>
+      </w:r>
+      <w:proofErr w:type="spellStart"/>
+      <w:r>
+        <w:rPr>
+          <w:sz w:val="28"/>
+          <w:szCs w:val="28"/>
+        </w:rPr>
+        <w:t>động</w:t>
+      </w:r>
+      <w:proofErr w:type="spellEnd"/>
+      <w:r>
+        <w:rPr>
+          <w:sz w:val="28"/>
+          <w:szCs w:val="28"/>
+        </w:rPr>
+        <w:t xml:space="preserve"> </w:t>
       </w:r>
       <w:sdt>
         <w:sdtPr>
@@ -1272,21 +2335,62 @@
               <w:color w:val="222222"/>
               <w:shd w:val="clear" w:color="auto" w:fill="FFFFFF"/>
             </w:rPr>
-            <w:t>&lt;Content Select=”./BaoGia/</w:t>
-          </w:r>
+            <w:t>&lt;Content Select=”./</w:t>
+          </w:r>
+          <w:proofErr w:type="spellStart"/>
           <w:r>
             <w:rPr>
               <w:color w:val="222222"/>
               <w:shd w:val="clear" w:color="auto" w:fill="FFFFFF"/>
             </w:rPr>
-            <w:t>N</w:t>
-          </w:r>
+            <w:t>BaoGia</w:t>
+          </w:r>
+          <w:proofErr w:type="spellEnd"/>
           <w:r>
             <w:rPr>
               <w:color w:val="222222"/>
               <w:shd w:val="clear" w:color="auto" w:fill="FFFFFF"/>
             </w:rPr>
-            <w:t>guoiDung/SoDienThoai” /&gt;</w:t>
+            <w:t>/</w:t>
+          </w:r>
+          <w:proofErr w:type="spellStart"/>
+          <w:r>
+            <w:rPr>
+              <w:color w:val="222222"/>
+              <w:shd w:val="clear" w:color="auto" w:fill="FFFFFF"/>
+            </w:rPr>
+            <w:t>N</w:t>
+          </w:r>
+          <w:r>
+            <w:rPr>
+              <w:color w:val="222222"/>
+              <w:shd w:val="clear" w:color="auto" w:fill="FFFFFF"/>
+            </w:rPr>
+            <w:t>guoiDung</w:t>
+          </w:r>
+          <w:proofErr w:type="spellEnd"/>
+          <w:r>
+            <w:rPr>
+              <w:color w:val="222222"/>
+              <w:shd w:val="clear" w:color="auto" w:fill="FFFFFF"/>
+            </w:rPr>
+            <w:t>/</w:t>
+          </w:r>
+          <w:proofErr w:type="spellStart"/>
+          <w:r>
+            <w:rPr>
+              <w:color w:val="222222"/>
+              <w:shd w:val="clear" w:color="auto" w:fill="FFFFFF"/>
+            </w:rPr>
+            <w:t>SoDienThoai</w:t>
+          </w:r>
+          <w:proofErr w:type="spellEnd"/>
+          <w:r>
+            <w:rPr>
+              <w:color w:val="222222"/>
+              <w:shd w:val="clear" w:color="auto" w:fill="FFFFFF"/>
+            </w:rPr>
+            <w:t>” /&gt;</w:t>
           </w:r>
         </w:sdtContent>
       </w:sdt>
@@ -1315,21 +2419,46 @@
               <w:color w:val="222222"/>
               <w:shd w:val="clear" w:color="auto" w:fill="FFFFFF"/>
             </w:rPr>
-            <w:t>&lt;Content Select=”./BaoGia/</w:t>
-          </w:r>
+            <w:t>&lt;Content Select=”./</w:t>
+          </w:r>
+          <w:proofErr w:type="spellStart"/>
           <w:r>
             <w:rPr>
               <w:color w:val="222222"/>
               <w:shd w:val="clear" w:color="auto" w:fill="FFFFFF"/>
             </w:rPr>
-            <w:t>N</w:t>
-          </w:r>
+            <w:t>BaoGia</w:t>
+          </w:r>
+          <w:proofErr w:type="spellEnd"/>
           <w:r>
             <w:rPr>
               <w:color w:val="222222"/>
               <w:shd w:val="clear" w:color="auto" w:fill="FFFFFF"/>
             </w:rPr>
-            <w:t>guoiDung/Email” /&gt;</w:t>
+            <w:t>/</w:t>
+          </w:r>
+          <w:proofErr w:type="spellStart"/>
+          <w:r>
+            <w:rPr>
+              <w:color w:val="222222"/>
+              <w:shd w:val="clear" w:color="auto" w:fill="FFFFFF"/>
+            </w:rPr>
+            <w:t>N</w:t>
+          </w:r>
+          <w:r>
+            <w:rPr>
+              <w:color w:val="222222"/>
+              <w:shd w:val="clear" w:color="auto" w:fill="FFFFFF"/>
+            </w:rPr>
+            <w:t>guoiDung</w:t>
+          </w:r>
+          <w:proofErr w:type="spellEnd"/>
+          <w:r>
+            <w:rPr>
+              <w:color w:val="222222"/>
+              <w:shd w:val="clear" w:color="auto" w:fill="FFFFFF"/>
+            </w:rPr>
+            <w:t>/Email” /&gt;</w:t>
           </w:r>
         </w:sdtContent>
       </w:sdt>
@@ -1350,7 +2479,23 @@
           <w:szCs w:val="28"/>
         </w:rPr>
         <w:lastRenderedPageBreak/>
-        <w:t>Trân trọng kính chào!</w:t>
+        <w:t xml:space="preserve">Trân </w:t>
+      </w:r>
+      <w:proofErr w:type="spellStart"/>
+      <w:r>
+        <w:rPr>
+          <w:sz w:val="28"/>
+          <w:szCs w:val="28"/>
+        </w:rPr>
+        <w:t>trọng</w:t>
+      </w:r>
+      <w:proofErr w:type="spellEnd"/>
+      <w:r>
+        <w:rPr>
+          <w:sz w:val="28"/>
+          <w:szCs w:val="28"/>
+        </w:rPr>
+        <w:t xml:space="preserve"> kính chào!</w:t>
       </w:r>
     </w:p>
     <w:tbl>
@@ -1398,8 +2543,17 @@
                 <w:sz w:val="26"/>
                 <w:szCs w:val="26"/>
               </w:rPr>
-              <w:t>............, ngày</w:t>
+              <w:t xml:space="preserve">............, </w:t>
             </w:r>
+            <w:proofErr w:type="spellStart"/>
+            <w:r>
+              <w:rPr>
+                <w:sz w:val="26"/>
+                <w:szCs w:val="26"/>
+              </w:rPr>
+              <w:t>ngày</w:t>
+            </w:r>
+            <w:proofErr w:type="spellEnd"/>
             <w:r>
               <w:rPr>
                 <w:color w:val="222222"/>
@@ -1431,7 +2585,27 @@
                     <w:szCs w:val="26"/>
                     <w:shd w:val="clear" w:color="auto" w:fill="FFFFFF"/>
                   </w:rPr>
-                  <w:t>&lt;Content Select=”./Ngay” /&gt;</w:t>
+                  <w:t>&lt;Content Select=</w:t>
+                </w:r>
+                <w:proofErr w:type="gramStart"/>
+                <w:r>
+                  <w:rPr>
+                    <w:color w:val="222222"/>
+                    <w:sz w:val="26"/>
+                    <w:szCs w:val="26"/>
+                    <w:shd w:val="clear" w:color="auto" w:fill="FFFFFF"/>
+                  </w:rPr>
+                  <w:t>”./</w:t>
+                </w:r>
+                <w:proofErr w:type="gramEnd"/>
+                <w:r>
+                  <w:rPr>
+                    <w:color w:val="222222"/>
+                    <w:sz w:val="26"/>
+                    <w:szCs w:val="26"/>
+                    <w:shd w:val="clear" w:color="auto" w:fill="FFFFFF"/>
+                  </w:rPr>
+                  <w:t>Ngay” /&gt;</w:t>
                 </w:r>
               </w:sdtContent>
             </w:sdt>
@@ -1440,8 +2614,17 @@
                 <w:sz w:val="26"/>
                 <w:szCs w:val="26"/>
               </w:rPr>
-              <w:t xml:space="preserve"> tháng</w:t>
+              <w:t xml:space="preserve"> </w:t>
             </w:r>
+            <w:proofErr w:type="spellStart"/>
+            <w:r>
+              <w:rPr>
+                <w:sz w:val="26"/>
+                <w:szCs w:val="26"/>
+              </w:rPr>
+              <w:t>tháng</w:t>
+            </w:r>
+            <w:proofErr w:type="spellEnd"/>
             <w:r>
               <w:rPr>
                 <w:color w:val="222222"/>
@@ -1482,8 +2665,17 @@
                 <w:sz w:val="26"/>
                 <w:szCs w:val="26"/>
               </w:rPr>
-              <w:t xml:space="preserve"> năm</w:t>
+              <w:t xml:space="preserve"> </w:t>
             </w:r>
+            <w:proofErr w:type="spellStart"/>
+            <w:r>
+              <w:rPr>
+                <w:sz w:val="26"/>
+                <w:szCs w:val="26"/>
+              </w:rPr>
+              <w:t>năm</w:t>
+            </w:r>
+            <w:proofErr w:type="spellEnd"/>
             <w:r>
               <w:rPr>
                 <w:color w:val="222222"/>
@@ -3234,6 +4426,35 @@
         </w:p>
       </w:docPartBody>
     </w:docPart>
+    <w:docPart>
+      <w:docPartPr>
+        <w:name w:val="E73704CB43AC4119A990F763040F1538"/>
+        <w:category>
+          <w:name w:val="General"/>
+          <w:gallery w:val="placeholder"/>
+        </w:category>
+        <w:types>
+          <w:type w:val="bbPlcHdr"/>
+        </w:types>
+        <w:behaviors>
+          <w:behavior w:val="content"/>
+        </w:behaviors>
+        <w:guid w:val="{BF601A09-8908-4CC6-B3DB-DF6B915C6AFD}"/>
+      </w:docPartPr>
+      <w:docPartBody>
+        <w:p>
+          <w:pPr>
+            <w:pStyle w:val="E73704CB43AC4119A990F763040F1538"/>
+          </w:pPr>
+          <w:r>
+            <w:rPr>
+              <w:rStyle w:val="PlaceholderText"/>
+            </w:rPr>
+            <w:t>Click or tap here to enter text.</w:t>
+          </w:r>
+        </w:p>
+      </w:docPartBody>
+    </w:docPart>
   </w:docParts>
 </w:glossaryDocument>
 </file>
@@ -3301,10 +4522,12 @@
     <w:rsid w:val="0052446C"/>
     <w:rsid w:val="00547F6C"/>
     <w:rsid w:val="005873DB"/>
+    <w:rsid w:val="0059502B"/>
     <w:rsid w:val="005A74AC"/>
     <w:rsid w:val="005B05F8"/>
     <w:rsid w:val="005E13DB"/>
     <w:rsid w:val="00624C92"/>
+    <w:rsid w:val="00652135"/>
     <w:rsid w:val="00666E35"/>
     <w:rsid w:val="006871B0"/>
     <w:rsid w:val="00724539"/>
@@ -3317,10 +4540,14 @@
     <w:rsid w:val="008848F0"/>
     <w:rsid w:val="008C27F8"/>
     <w:rsid w:val="00947874"/>
+    <w:rsid w:val="00991286"/>
     <w:rsid w:val="009F27F0"/>
     <w:rsid w:val="00A06BFB"/>
+    <w:rsid w:val="00A24019"/>
     <w:rsid w:val="00A8209D"/>
+    <w:rsid w:val="00AB6CCC"/>
     <w:rsid w:val="00B953AB"/>
+    <w:rsid w:val="00BC1007"/>
     <w:rsid w:val="00C05DE9"/>
     <w:rsid w:val="00C15DAD"/>
     <w:rsid w:val="00C22EF0"/>
@@ -3795,7 +5022,7 @@
     <w:basedOn w:val="DefaultParagraphFont"/>
     <w:uiPriority w:val="99"/>
     <w:semiHidden/>
-    <w:rsid w:val="00947874"/>
+    <w:rsid w:val="00AB6CCC"/>
     <w:rPr>
       <w:color w:val="808080"/>
     </w:rPr>
@@ -3884,21 +5111,9 @@
     <w:name w:val="01F1ADCB713240B6801266E810ED7686"/>
     <w:rsid w:val="00786006"/>
   </w:style>
-  <w:style w:type="paragraph" w:customStyle="1" w:styleId="97CD3479F0AE4FD79230EBE9AABCA067">
-    <w:name w:val="97CD3479F0AE4FD79230EBE9AABCA067"/>
-    <w:rsid w:val="00947874"/>
-  </w:style>
-  <w:style w:type="paragraph" w:customStyle="1" w:styleId="A864B83AE6F4464193A8128F1453FBE8">
-    <w:name w:val="A864B83AE6F4464193A8128F1453FBE8"/>
-    <w:rsid w:val="00947874"/>
-  </w:style>
-  <w:style w:type="paragraph" w:customStyle="1" w:styleId="DDCAE928652F4CB894E45C53BD79B2C5">
-    <w:name w:val="DDCAE928652F4CB894E45C53BD79B2C5"/>
-    <w:rsid w:val="00947874"/>
-  </w:style>
-  <w:style w:type="paragraph" w:customStyle="1" w:styleId="7B64C1F566684A9BB2C1AD8FE8E5512C">
-    <w:name w:val="7B64C1F566684A9BB2C1AD8FE8E5512C"/>
-    <w:rsid w:val="00947874"/>
+  <w:style w:type="paragraph" w:customStyle="1" w:styleId="E73704CB43AC4119A990F763040F1538">
+    <w:name w:val="E73704CB43AC4119A990F763040F1538"/>
+    <w:rsid w:val="00AB6CCC"/>
   </w:style>
 </w:styles>
 </file>

--- a/server/CRM/CRM/wwwroot/Templates/baogiadonhang.docx
+++ b/server/CRM/CRM/wwwroot/Templates/baogiadonhang.docx
@@ -588,7 +588,8 @@
     </w:p>
     <w:tbl>
       <w:tblPr>
-        <w:tblW w:w="9090" w:type="dxa"/>
+        <w:tblW w:w="10980" w:type="dxa"/>
+        <w:tblInd w:w="-1175" w:type="dxa"/>
         <w:tblBorders>
           <w:top w:val="single" w:sz="4" w:space="0" w:color="auto"/>
           <w:left w:val="single" w:sz="4" w:space="0" w:color="auto"/>
@@ -601,17 +602,19 @@
         <w:tblLook w:val="04A0" w:firstRow="1" w:lastRow="0" w:firstColumn="1" w:lastColumn="0" w:noHBand="0" w:noVBand="1"/>
       </w:tblPr>
       <w:tblGrid>
-        <w:gridCol w:w="895"/>
+        <w:gridCol w:w="720"/>
         <w:gridCol w:w="2160"/>
-        <w:gridCol w:w="1800"/>
+        <w:gridCol w:w="1530"/>
         <w:gridCol w:w="1170"/>
+        <w:gridCol w:w="1080"/>
         <w:gridCol w:w="1440"/>
-        <w:gridCol w:w="1625"/>
+        <w:gridCol w:w="1440"/>
+        <w:gridCol w:w="1440"/>
       </w:tblGrid>
       <w:tr>
         <w:tc>
           <w:tcPr>
-            <w:tcW w:w="895" w:type="dxa"/>
+            <w:tcW w:w="720" w:type="dxa"/>
             <w:tcBorders>
               <w:top w:val="single" w:sz="4" w:space="0" w:color="auto"/>
               <w:left w:val="single" w:sz="4" w:space="0" w:color="auto"/>
@@ -667,7 +670,7 @@
         </w:tc>
         <w:tc>
           <w:tcPr>
-            <w:tcW w:w="1800" w:type="dxa"/>
+            <w:tcW w:w="1530" w:type="dxa"/>
             <w:tcBorders>
               <w:top w:val="single" w:sz="4" w:space="0" w:color="auto"/>
               <w:left w:val="single" w:sz="4" w:space="0" w:color="auto"/>
@@ -690,7 +693,7 @@
                 <w:b/>
                 <w:bCs/>
               </w:rPr>
-              <w:t>MÃ HÀNG HÓA</w:t>
+              <w:t>ĐƠN VỊ TÍNH</w:t>
             </w:r>
           </w:p>
         </w:tc>
@@ -725,7 +728,7 @@
         </w:tc>
         <w:tc>
           <w:tcPr>
-            <w:tcW w:w="1440" w:type="dxa"/>
+            <w:tcW w:w="1080" w:type="dxa"/>
             <w:tcBorders>
               <w:top w:val="single" w:sz="4" w:space="0" w:color="auto"/>
               <w:left w:val="single" w:sz="4" w:space="0" w:color="auto"/>
@@ -754,7 +757,7 @@
         </w:tc>
         <w:tc>
           <w:tcPr>
-            <w:tcW w:w="1625" w:type="dxa"/>
+            <w:tcW w:w="1440" w:type="dxa"/>
             <w:tcBorders>
               <w:top w:val="single" w:sz="4" w:space="0" w:color="auto"/>
               <w:left w:val="single" w:sz="4" w:space="0" w:color="auto"/>
@@ -776,7 +779,63 @@
                 <w:b/>
                 <w:bCs/>
               </w:rPr>
-              <w:t>GHI CHÚ</w:t>
+              <w:t>THÀNH TIỀN</w:t>
+            </w:r>
+          </w:p>
+        </w:tc>
+        <w:tc>
+          <w:tcPr>
+            <w:tcW w:w="1440" w:type="dxa"/>
+            <w:tcBorders>
+              <w:top w:val="single" w:sz="4" w:space="0" w:color="auto"/>
+              <w:left w:val="single" w:sz="4" w:space="0" w:color="auto"/>
+              <w:bottom w:val="single" w:sz="4" w:space="0" w:color="auto"/>
+              <w:right w:val="single" w:sz="4" w:space="0" w:color="auto"/>
+            </w:tcBorders>
+          </w:tcPr>
+          <w:p>
+            <w:pPr>
+              <w:spacing w:after="160" w:line="259" w:lineRule="auto"/>
+              <w:jc w:val="center"/>
+              <w:rPr>
+                <w:b/>
+                <w:bCs/>
+              </w:rPr>
+            </w:pPr>
+            <w:r>
+              <w:rPr>
+                <w:b/>
+                <w:bCs/>
+              </w:rPr>
+              <w:t>THUẾ VAT</w:t>
+            </w:r>
+          </w:p>
+        </w:tc>
+        <w:tc>
+          <w:tcPr>
+            <w:tcW w:w="1440" w:type="dxa"/>
+            <w:tcBorders>
+              <w:top w:val="single" w:sz="4" w:space="0" w:color="auto"/>
+              <w:left w:val="single" w:sz="4" w:space="0" w:color="auto"/>
+              <w:bottom w:val="single" w:sz="4" w:space="0" w:color="auto"/>
+              <w:right w:val="single" w:sz="4" w:space="0" w:color="auto"/>
+            </w:tcBorders>
+          </w:tcPr>
+          <w:p>
+            <w:pPr>
+              <w:spacing w:after="160" w:line="259" w:lineRule="auto"/>
+              <w:jc w:val="center"/>
+              <w:rPr>
+                <w:b/>
+                <w:bCs/>
+              </w:rPr>
+            </w:pPr>
+            <w:r>
+              <w:rPr>
+                <w:b/>
+                <w:bCs/>
+              </w:rPr>
+              <w:t>TỔNG TIỀN</w:t>
             </w:r>
           </w:p>
         </w:tc>
@@ -865,24 +924,19 @@
           </w:r>
           <w:proofErr w:type="spellStart"/>
           <w:r>
-            <w:t>HangHoaQuanTamDTO</w:t>
+            <w:t>ExportHangHoaQuanTamDTO</w:t>
           </w:r>
           <w:proofErr w:type="spellEnd"/>
           <w:r>
-            <w:t>"</w:t>
-          </w:r>
-          <w:r>
-            <w:t xml:space="preserve"> /</w:t>
-          </w:r>
-          <w:r>
-            <w:t xml:space="preserve">&gt; </w:t>
+            <w:t xml:space="preserve">" /&gt; </w:t>
           </w:r>
         </w:sdtContent>
       </w:sdt>
     </w:p>
     <w:tbl>
       <w:tblPr>
-        <w:tblW w:w="9090" w:type="dxa"/>
+        <w:tblW w:w="10980" w:type="dxa"/>
+        <w:tblInd w:w="-1175" w:type="dxa"/>
         <w:tblBorders>
           <w:top w:val="single" w:sz="4" w:space="0" w:color="auto"/>
           <w:left w:val="single" w:sz="4" w:space="0" w:color="auto"/>
@@ -895,26 +949,28 @@
         <w:tblLook w:val="04A0" w:firstRow="1" w:lastRow="0" w:firstColumn="1" w:lastColumn="0" w:noHBand="0" w:noVBand="1"/>
       </w:tblPr>
       <w:tblGrid>
-        <w:gridCol w:w="895"/>
+        <w:gridCol w:w="720"/>
         <w:gridCol w:w="2160"/>
-        <w:gridCol w:w="1800"/>
+        <w:gridCol w:w="1530"/>
         <w:gridCol w:w="1170"/>
+        <w:gridCol w:w="1080"/>
         <w:gridCol w:w="1440"/>
-        <w:gridCol w:w="1625"/>
+        <w:gridCol w:w="1440"/>
+        <w:gridCol w:w="1440"/>
       </w:tblGrid>
       <w:tr>
         <w:sdt>
           <w:sdtPr>
             <w:id w:val="1453127710"/>
             <w:placeholder>
-              <w:docPart w:val="5EDA16010E554EB68CDD5C738BBD55AD"/>
+              <w:docPart w:val="334D30EA942C47A48F5E1D310CE9B2E6"/>
             </w:placeholder>
             <w:text/>
           </w:sdtPr>
           <w:sdtContent>
             <w:tc>
               <w:tcPr>
-                <w:tcW w:w="895" w:type="dxa"/>
+                <w:tcW w:w="720" w:type="dxa"/>
                 <w:tcBorders>
                   <w:top w:val="single" w:sz="4" w:space="0" w:color="auto"/>
                   <w:left w:val="single" w:sz="4" w:space="0" w:color="auto"/>
@@ -938,10 +994,7 @@
                 </w:r>
                 <w:proofErr w:type="gramEnd"/>
                 <w:r>
-                  <w:t>(</w:t>
-                </w:r>
-                <w:r>
-                  <w:t>)”</w:t>
+                  <w:t>()”</w:t>
                 </w:r>
                 <w:r>
                   <w:t xml:space="preserve"> /&gt;</w:t>
@@ -954,7 +1007,7 @@
           <w:sdtPr>
             <w:id w:val="-1631477576"/>
             <w:placeholder>
-              <w:docPart w:val="E73704CB43AC4119A990F763040F1538"/>
+              <w:docPart w:val="7D5B40597CB742CEA8BADFE7CB3D7F05"/>
             </w:placeholder>
             <w:text/>
           </w:sdtPr>
@@ -1003,14 +1056,14 @@
           <w:sdtPr>
             <w:id w:val="1794163762"/>
             <w:placeholder>
-              <w:docPart w:val="6B4562B9DC1E4648AFC4B9CFD22370C5"/>
+              <w:docPart w:val="5AD23899D6E64FFE999ECCFE890E2DC8"/>
             </w:placeholder>
             <w:text/>
           </w:sdtPr>
           <w:sdtContent>
             <w:tc>
               <w:tcPr>
-                <w:tcW w:w="1800" w:type="dxa"/>
+                <w:tcW w:w="1530" w:type="dxa"/>
                 <w:tcBorders>
                   <w:top w:val="single" w:sz="4" w:space="0" w:color="auto"/>
                   <w:left w:val="single" w:sz="4" w:space="0" w:color="auto"/>
@@ -1028,22 +1081,16 @@
                 </w:r>
                 <w:proofErr w:type="gramStart"/>
                 <w:r>
-                  <w:t>”</w:t>
-                </w:r>
-                <w:r>
-                  <w:t>./</w:t>
+                  <w:t>”./</w:t>
                 </w:r>
                 <w:proofErr w:type="spellStart"/>
                 <w:proofErr w:type="gramEnd"/>
                 <w:r>
-                  <w:t>MaHangHoaId</w:t>
+                  <w:t>TenDonViTinh</w:t>
                 </w:r>
                 <w:proofErr w:type="spellEnd"/>
                 <w:r>
-                  <w:t>”</w:t>
-                </w:r>
-                <w:r>
-                  <w:t xml:space="preserve"> /&gt;</w:t>
+                  <w:t>” /&gt;</w:t>
                 </w:r>
               </w:p>
             </w:tc>
@@ -1053,7 +1100,7 @@
           <w:sdtPr>
             <w:id w:val="-1065257770"/>
             <w:placeholder>
-              <w:docPart w:val="5DC622CEAA994CD8873BA2C8C541D4A8"/>
+              <w:docPart w:val="F1B2967C188648F39B4E0E3DE4A9AA33"/>
             </w:placeholder>
             <w:text/>
           </w:sdtPr>
@@ -1103,7 +1150,51 @@
           <w:sdtPr>
             <w:id w:val="-1101715563"/>
             <w:placeholder>
-              <w:docPart w:val="A25047804CD543789A41FCCB19D799C3"/>
+              <w:docPart w:val="A6916E7061A94DDCBBC08CBD5EAA4975"/>
+            </w:placeholder>
+            <w:text/>
+          </w:sdtPr>
+          <w:sdtContent>
+            <w:tc>
+              <w:tcPr>
+                <w:tcW w:w="1080" w:type="dxa"/>
+                <w:tcBorders>
+                  <w:top w:val="single" w:sz="4" w:space="0" w:color="auto"/>
+                  <w:left w:val="single" w:sz="4" w:space="0" w:color="auto"/>
+                  <w:bottom w:val="single" w:sz="4" w:space="0" w:color="auto"/>
+                  <w:right w:val="single" w:sz="4" w:space="0" w:color="auto"/>
+                </w:tcBorders>
+                <w:hideMark/>
+              </w:tcPr>
+              <w:p>
+                <w:pPr>
+                  <w:spacing w:after="160" w:line="259" w:lineRule="auto"/>
+                </w:pPr>
+                <w:r>
+                  <w:t>&lt;Content Select=</w:t>
+                </w:r>
+                <w:proofErr w:type="gramStart"/>
+                <w:r>
+                  <w:t>”./</w:t>
+                </w:r>
+                <w:proofErr w:type="spellStart"/>
+                <w:proofErr w:type="gramEnd"/>
+                <w:r>
+                  <w:t>DonGia</w:t>
+                </w:r>
+                <w:proofErr w:type="spellEnd"/>
+                <w:r>
+                  <w:t>” /&gt;</w:t>
+                </w:r>
+              </w:p>
+            </w:tc>
+          </w:sdtContent>
+        </w:sdt>
+        <w:sdt>
+          <w:sdtPr>
+            <w:id w:val="-1447531437"/>
+            <w:placeholder>
+              <w:docPart w:val="0C47326AF03D434D9E9993AE243B9C5A"/>
             </w:placeholder>
             <w:text/>
           </w:sdtPr>
@@ -1117,7 +1208,6 @@
                   <w:bottom w:val="single" w:sz="4" w:space="0" w:color="auto"/>
                   <w:right w:val="single" w:sz="4" w:space="0" w:color="auto"/>
                 </w:tcBorders>
-                <w:hideMark/>
               </w:tcPr>
               <w:p>
                 <w:pPr>
@@ -1130,10 +1220,13 @@
                 <w:r>
                   <w:t>”./</w:t>
                 </w:r>
+                <w:proofErr w:type="gramEnd"/>
+                <w:r>
+                  <w:t xml:space="preserve"> </w:t>
+                </w:r>
                 <w:proofErr w:type="spellStart"/>
-                <w:proofErr w:type="gramEnd"/>
-                <w:r>
-                  <w:t>DonGia</w:t>
+                <w:r>
+                  <w:t>ThanhTienFormat</w:t>
                 </w:r>
                 <w:proofErr w:type="spellEnd"/>
                 <w:r>
@@ -1143,22 +1236,92 @@
             </w:tc>
           </w:sdtContent>
         </w:sdt>
-        <w:tc>
-          <w:tcPr>
-            <w:tcW w:w="1625" w:type="dxa"/>
-            <w:tcBorders>
-              <w:top w:val="single" w:sz="4" w:space="0" w:color="auto"/>
-              <w:left w:val="single" w:sz="4" w:space="0" w:color="auto"/>
-              <w:bottom w:val="single" w:sz="4" w:space="0" w:color="auto"/>
-              <w:right w:val="single" w:sz="4" w:space="0" w:color="auto"/>
-            </w:tcBorders>
-          </w:tcPr>
-          <w:p>
-            <w:pPr>
-              <w:spacing w:after="160" w:line="259" w:lineRule="auto"/>
-            </w:pPr>
-          </w:p>
-        </w:tc>
+        <w:sdt>
+          <w:sdtPr>
+            <w:id w:val="907114937"/>
+            <w:placeholder>
+              <w:docPart w:val="4287B73BEC9E427584A7CEB6BD72E94C"/>
+            </w:placeholder>
+            <w:text/>
+          </w:sdtPr>
+          <w:sdtContent>
+            <w:tc>
+              <w:tcPr>
+                <w:tcW w:w="1440" w:type="dxa"/>
+                <w:tcBorders>
+                  <w:top w:val="single" w:sz="4" w:space="0" w:color="auto"/>
+                  <w:left w:val="single" w:sz="4" w:space="0" w:color="auto"/>
+                  <w:bottom w:val="single" w:sz="4" w:space="0" w:color="auto"/>
+                  <w:right w:val="single" w:sz="4" w:space="0" w:color="auto"/>
+                </w:tcBorders>
+              </w:tcPr>
+              <w:p>
+                <w:pPr>
+                  <w:spacing w:after="160" w:line="259" w:lineRule="auto"/>
+                </w:pPr>
+                <w:r>
+                  <w:t>&lt;Content Select=</w:t>
+                </w:r>
+                <w:proofErr w:type="gramStart"/>
+                <w:r>
+                  <w:t>”./</w:t>
+                </w:r>
+                <w:proofErr w:type="spellStart"/>
+                <w:proofErr w:type="gramEnd"/>
+                <w:r>
+                  <w:t>ThueSuat</w:t>
+                </w:r>
+                <w:proofErr w:type="spellEnd"/>
+                <w:r>
+                  <w:t>” /&gt;</w:t>
+                </w:r>
+              </w:p>
+            </w:tc>
+          </w:sdtContent>
+        </w:sdt>
+        <w:sdt>
+          <w:sdtPr>
+            <w:id w:val="74944521"/>
+            <w:placeholder>
+              <w:docPart w:val="10A448BC8728441CAE145E449B81D5CB"/>
+            </w:placeholder>
+            <w:text/>
+          </w:sdtPr>
+          <w:sdtContent>
+            <w:tc>
+              <w:tcPr>
+                <w:tcW w:w="1440" w:type="dxa"/>
+                <w:tcBorders>
+                  <w:top w:val="single" w:sz="4" w:space="0" w:color="auto"/>
+                  <w:left w:val="single" w:sz="4" w:space="0" w:color="auto"/>
+                  <w:bottom w:val="single" w:sz="4" w:space="0" w:color="auto"/>
+                  <w:right w:val="single" w:sz="4" w:space="0" w:color="auto"/>
+                </w:tcBorders>
+              </w:tcPr>
+              <w:p>
+                <w:pPr>
+                  <w:spacing w:after="160" w:line="259" w:lineRule="auto"/>
+                </w:pPr>
+                <w:r>
+                  <w:t>&lt;Content Select=</w:t>
+                </w:r>
+                <w:proofErr w:type="gramStart"/>
+                <w:r>
+                  <w:t>”./</w:t>
+                </w:r>
+                <w:proofErr w:type="spellStart"/>
+                <w:proofErr w:type="gramEnd"/>
+                <w:r>
+                  <w:t>TongTienFormat</w:t>
+                </w:r>
+                <w:proofErr w:type="spellEnd"/>
+                <w:r>
+                  <w:t>” /&gt;</w:t>
+                </w:r>
+              </w:p>
+            </w:tc>
+          </w:sdtContent>
+        </w:sdt>
       </w:tr>
     </w:tbl>
     <w:sdt>
@@ -1228,7 +1391,8 @@
     </w:sdt>
     <w:tbl>
       <w:tblPr>
-        <w:tblW w:w="5000" w:type="pct"/>
+        <w:tblW w:w="6058" w:type="pct"/>
+        <w:tblInd w:w="-1175" w:type="dxa"/>
         <w:tblBorders>
           <w:top w:val="single" w:sz="4" w:space="0" w:color="auto"/>
           <w:left w:val="single" w:sz="4" w:space="0" w:color="auto"/>
@@ -1240,13 +1404,13 @@
         <w:tblLook w:val="04A0" w:firstRow="1" w:lastRow="0" w:firstColumn="1" w:lastColumn="0" w:noHBand="0" w:noVBand="1"/>
       </w:tblPr>
       <w:tblGrid>
-        <w:gridCol w:w="6024"/>
-        <w:gridCol w:w="3038"/>
+        <w:gridCol w:w="6660"/>
+        <w:gridCol w:w="4320"/>
       </w:tblGrid>
       <w:tr>
         <w:tc>
           <w:tcPr>
-            <w:tcW w:w="3324" w:type="pct"/>
+            <w:tcW w:w="3033" w:type="pct"/>
             <w:tcBorders>
               <w:top w:val="single" w:sz="4" w:space="0" w:color="auto"/>
               <w:left w:val="single" w:sz="4" w:space="0" w:color="auto"/>
@@ -1311,7 +1475,7 @@
           <w:sdtContent>
             <w:tc>
               <w:tcPr>
-                <w:tcW w:w="1676" w:type="pct"/>
+                <w:tcW w:w="1967" w:type="pct"/>
                 <w:tcBorders>
                   <w:top w:val="single" w:sz="4" w:space="0" w:color="auto"/>
                   <w:left w:val="single" w:sz="4" w:space="0" w:color="auto"/>
@@ -1557,7 +1721,23 @@
           <w:sz w:val="28"/>
           <w:szCs w:val="28"/>
         </w:rPr>
-        <w:t xml:space="preserve"> chữ: .............................................. </w:t>
+        <w:t xml:space="preserve"> </w:t>
+      </w:r>
+      <w:proofErr w:type="spellStart"/>
+      <w:r>
+        <w:rPr>
+          <w:sz w:val="28"/>
+          <w:szCs w:val="28"/>
+        </w:rPr>
+        <w:t>chữ</w:t>
+      </w:r>
+      <w:proofErr w:type="spellEnd"/>
+      <w:r>
+        <w:rPr>
+          <w:sz w:val="28"/>
+          <w:szCs w:val="28"/>
+        </w:rPr>
+        <w:t xml:space="preserve">: .............................................. </w:t>
       </w:r>
       <w:proofErr w:type="spellStart"/>
       <w:r>
@@ -1628,154 +1808,6 @@
         </w:rPr>
         <w:t xml:space="preserve">: </w:t>
       </w:r>
-    </w:p>
-    <w:p>
-      <w:pPr>
-        <w:widowControl w:val="0"/>
-        <w:spacing w:after="120" w:line="312" w:lineRule="auto"/>
-        <w:jc w:val="both"/>
-        <w:rPr>
-          <w:sz w:val="28"/>
-          <w:szCs w:val="28"/>
-        </w:rPr>
-      </w:pPr>
-      <w:r>
-        <w:rPr>
-          <w:b/>
-          <w:bCs/>
-          <w:sz w:val="28"/>
-          <w:szCs w:val="28"/>
-        </w:rPr>
-        <w:t xml:space="preserve">- </w:t>
-      </w:r>
-      <w:r>
-        <w:rPr>
-          <w:sz w:val="28"/>
-          <w:szCs w:val="28"/>
-        </w:rPr>
-        <w:t xml:space="preserve">Báo </w:t>
-      </w:r>
-      <w:proofErr w:type="spellStart"/>
-      <w:r>
-        <w:rPr>
-          <w:sz w:val="28"/>
-          <w:szCs w:val="28"/>
-        </w:rPr>
-        <w:t>giá</w:t>
-      </w:r>
-      <w:proofErr w:type="spellEnd"/>
-      <w:r>
-        <w:rPr>
-          <w:sz w:val="28"/>
-          <w:szCs w:val="28"/>
-        </w:rPr>
-        <w:t xml:space="preserve"> </w:t>
-      </w:r>
-      <w:proofErr w:type="spellStart"/>
-      <w:r>
-        <w:rPr>
-          <w:sz w:val="28"/>
-          <w:szCs w:val="28"/>
-        </w:rPr>
-        <w:t>chưa</w:t>
-      </w:r>
-      <w:proofErr w:type="spellEnd"/>
-      <w:r>
-        <w:rPr>
-          <w:sz w:val="28"/>
-          <w:szCs w:val="28"/>
-        </w:rPr>
-        <w:t xml:space="preserve"> bao </w:t>
-      </w:r>
-      <w:proofErr w:type="spellStart"/>
-      <w:r>
-        <w:rPr>
-          <w:sz w:val="28"/>
-          <w:szCs w:val="28"/>
-        </w:rPr>
-        <w:t>gồm</w:t>
-      </w:r>
-      <w:proofErr w:type="spellEnd"/>
-      <w:r>
-        <w:rPr>
-          <w:sz w:val="28"/>
-          <w:szCs w:val="28"/>
-        </w:rPr>
-        <w:t xml:space="preserve"> </w:t>
-      </w:r>
-      <w:proofErr w:type="spellStart"/>
-      <w:r>
-        <w:rPr>
-          <w:sz w:val="28"/>
-          <w:szCs w:val="28"/>
-        </w:rPr>
-        <w:t>thêm</w:t>
-      </w:r>
-      <w:proofErr w:type="spellEnd"/>
-      <w:r>
-        <w:rPr>
-          <w:sz w:val="28"/>
-          <w:szCs w:val="28"/>
-        </w:rPr>
-        <w:t xml:space="preserve"> </w:t>
-      </w:r>
-      <w:proofErr w:type="spellStart"/>
-      <w:r>
-        <w:rPr>
-          <w:sz w:val="28"/>
-          <w:szCs w:val="28"/>
-        </w:rPr>
-        <w:t>thuế</w:t>
-      </w:r>
-      <w:proofErr w:type="spellEnd"/>
-      <w:r>
-        <w:rPr>
-          <w:sz w:val="28"/>
-          <w:szCs w:val="28"/>
-        </w:rPr>
-        <w:t xml:space="preserve"> </w:t>
-      </w:r>
-      <w:proofErr w:type="spellStart"/>
-      <w:r>
-        <w:rPr>
-          <w:sz w:val="28"/>
-          <w:szCs w:val="28"/>
-        </w:rPr>
-        <w:t>và</w:t>
-      </w:r>
-      <w:proofErr w:type="spellEnd"/>
-      <w:r>
-        <w:rPr>
-          <w:sz w:val="28"/>
-          <w:szCs w:val="28"/>
-        </w:rPr>
-        <w:t xml:space="preserve"> </w:t>
-      </w:r>
-      <w:proofErr w:type="spellStart"/>
-      <w:r>
-        <w:rPr>
-          <w:sz w:val="28"/>
-          <w:szCs w:val="28"/>
-        </w:rPr>
-        <w:t>chiết</w:t>
-      </w:r>
-      <w:proofErr w:type="spellEnd"/>
-      <w:r>
-        <w:rPr>
-          <w:sz w:val="28"/>
-          <w:szCs w:val="28"/>
-        </w:rPr>
-        <w:t xml:space="preserve"> </w:t>
-      </w:r>
-      <w:proofErr w:type="spellStart"/>
-      <w:r>
-        <w:rPr>
-          <w:sz w:val="28"/>
-          <w:szCs w:val="28"/>
-        </w:rPr>
-        <w:t>khấu</w:t>
-      </w:r>
-      <w:proofErr w:type="spellEnd"/>
     </w:p>
     <w:p>
       <w:pPr>
@@ -2223,9 +2255,18 @@
               <w:color w:val="222222"/>
               <w:shd w:val="clear" w:color="auto" w:fill="FFFFFF"/>
             </w:rPr>
-            <w:t>Select=”./</w:t>
+            <w:t>Select=</w:t>
+          </w:r>
+          <w:proofErr w:type="gramStart"/>
+          <w:r>
+            <w:rPr>
+              <w:color w:val="222222"/>
+              <w:shd w:val="clear" w:color="auto" w:fill="FFFFFF"/>
+            </w:rPr>
+            <w:t>”./</w:t>
           </w:r>
           <w:proofErr w:type="spellStart"/>
+          <w:proofErr w:type="gramEnd"/>
           <w:r>
             <w:rPr>
               <w:color w:val="222222"/>
@@ -2335,9 +2376,18 @@
               <w:color w:val="222222"/>
               <w:shd w:val="clear" w:color="auto" w:fill="FFFFFF"/>
             </w:rPr>
-            <w:t>&lt;Content Select=”./</w:t>
+            <w:t>&lt;Content Select=</w:t>
+          </w:r>
+          <w:proofErr w:type="gramStart"/>
+          <w:r>
+            <w:rPr>
+              <w:color w:val="222222"/>
+              <w:shd w:val="clear" w:color="auto" w:fill="FFFFFF"/>
+            </w:rPr>
+            <w:t>”./</w:t>
           </w:r>
           <w:proofErr w:type="spellStart"/>
+          <w:proofErr w:type="gramEnd"/>
           <w:r>
             <w:rPr>
               <w:color w:val="222222"/>
@@ -2419,9 +2469,18 @@
               <w:color w:val="222222"/>
               <w:shd w:val="clear" w:color="auto" w:fill="FFFFFF"/>
             </w:rPr>
-            <w:t>&lt;Content Select=”./</w:t>
+            <w:t>&lt;Content Select=</w:t>
+          </w:r>
+          <w:proofErr w:type="gramStart"/>
+          <w:r>
+            <w:rPr>
+              <w:color w:val="222222"/>
+              <w:shd w:val="clear" w:color="auto" w:fill="FFFFFF"/>
+            </w:rPr>
+            <w:t>”./</w:t>
           </w:r>
           <w:proofErr w:type="spellStart"/>
+          <w:proofErr w:type="gramEnd"/>
           <w:r>
             <w:rPr>
               <w:color w:val="222222"/>
@@ -2478,7 +2537,6 @@
           <w:sz w:val="28"/>
           <w:szCs w:val="28"/>
         </w:rPr>
-        <w:lastRenderedPageBreak/>
         <w:t xml:space="preserve">Trân </w:t>
       </w:r>
       <w:proofErr w:type="spellStart"/>
@@ -2495,7 +2553,39 @@
           <w:sz w:val="28"/>
           <w:szCs w:val="28"/>
         </w:rPr>
-        <w:t xml:space="preserve"> kính chào!</w:t>
+        <w:t xml:space="preserve"> </w:t>
+      </w:r>
+      <w:proofErr w:type="spellStart"/>
+      <w:r>
+        <w:rPr>
+          <w:sz w:val="28"/>
+          <w:szCs w:val="28"/>
+        </w:rPr>
+        <w:t>kính</w:t>
+      </w:r>
+      <w:proofErr w:type="spellEnd"/>
+      <w:r>
+        <w:rPr>
+          <w:sz w:val="28"/>
+          <w:szCs w:val="28"/>
+        </w:rPr>
+        <w:t xml:space="preserve"> </w:t>
+      </w:r>
+      <w:proofErr w:type="spellStart"/>
+      <w:r>
+        <w:rPr>
+          <w:sz w:val="28"/>
+          <w:szCs w:val="28"/>
+        </w:rPr>
+        <w:t>chào</w:t>
+      </w:r>
+      <w:proofErr w:type="spellEnd"/>
+      <w:r>
+        <w:rPr>
+          <w:sz w:val="28"/>
+          <w:szCs w:val="28"/>
+        </w:rPr>
+        <w:t>!</w:t>
       </w:r>
     </w:p>
     <w:tbl>
@@ -2656,7 +2746,27 @@
                     <w:szCs w:val="26"/>
                     <w:shd w:val="clear" w:color="auto" w:fill="FFFFFF"/>
                   </w:rPr>
-                  <w:t>&lt;Content Select=”./Thang” /&gt;</w:t>
+                  <w:t>&lt;Content Select=</w:t>
+                </w:r>
+                <w:proofErr w:type="gramStart"/>
+                <w:r>
+                  <w:rPr>
+                    <w:color w:val="222222"/>
+                    <w:sz w:val="26"/>
+                    <w:szCs w:val="26"/>
+                    <w:shd w:val="clear" w:color="auto" w:fill="FFFFFF"/>
+                  </w:rPr>
+                  <w:t>”./</w:t>
+                </w:r>
+                <w:proofErr w:type="gramEnd"/>
+                <w:r>
+                  <w:rPr>
+                    <w:color w:val="222222"/>
+                    <w:sz w:val="26"/>
+                    <w:szCs w:val="26"/>
+                    <w:shd w:val="clear" w:color="auto" w:fill="FFFFFF"/>
+                  </w:rPr>
+                  <w:t>Thang” /&gt;</w:t>
                 </w:r>
               </w:sdtContent>
             </w:sdt>
@@ -2707,7 +2817,27 @@
                     <w:szCs w:val="26"/>
                     <w:shd w:val="clear" w:color="auto" w:fill="FFFFFF"/>
                   </w:rPr>
-                  <w:t>&lt;Content Select=”./Nam” /&gt;</w:t>
+                  <w:t>&lt;Content Select=</w:t>
+                </w:r>
+                <w:proofErr w:type="gramStart"/>
+                <w:r>
+                  <w:rPr>
+                    <w:color w:val="222222"/>
+                    <w:sz w:val="26"/>
+                    <w:szCs w:val="26"/>
+                    <w:shd w:val="clear" w:color="auto" w:fill="FFFFFF"/>
+                  </w:rPr>
+                  <w:t>”./</w:t>
+                </w:r>
+                <w:proofErr w:type="gramEnd"/>
+                <w:r>
+                  <w:rPr>
+                    <w:color w:val="222222"/>
+                    <w:sz w:val="26"/>
+                    <w:szCs w:val="26"/>
+                    <w:shd w:val="clear" w:color="auto" w:fill="FFFFFF"/>
+                  </w:rPr>
+                  <w:t>Nam” /&gt;</w:t>
                 </w:r>
               </w:sdtContent>
             </w:sdt>
@@ -4022,93 +4152,6 @@
     </w:docPart>
     <w:docPart>
       <w:docPartPr>
-        <w:name w:val="6B4562B9DC1E4648AFC4B9CFD22370C5"/>
-        <w:category>
-          <w:name w:val="General"/>
-          <w:gallery w:val="placeholder"/>
-        </w:category>
-        <w:types>
-          <w:type w:val="bbPlcHdr"/>
-        </w:types>
-        <w:behaviors>
-          <w:behavior w:val="content"/>
-        </w:behaviors>
-        <w:guid w:val="{FF8D77A8-D49C-4825-9C3B-4D224246C766}"/>
-      </w:docPartPr>
-      <w:docPartBody>
-        <w:p>
-          <w:pPr>
-            <w:pStyle w:val="6B4562B9DC1E4648AFC4B9CFD22370C5"/>
-          </w:pPr>
-          <w:r>
-            <w:rPr>
-              <w:rStyle w:val="PlaceholderText"/>
-            </w:rPr>
-            <w:t>Click or tap here to enter text.</w:t>
-          </w:r>
-        </w:p>
-      </w:docPartBody>
-    </w:docPart>
-    <w:docPart>
-      <w:docPartPr>
-        <w:name w:val="5DC622CEAA994CD8873BA2C8C541D4A8"/>
-        <w:category>
-          <w:name w:val="General"/>
-          <w:gallery w:val="placeholder"/>
-        </w:category>
-        <w:types>
-          <w:type w:val="bbPlcHdr"/>
-        </w:types>
-        <w:behaviors>
-          <w:behavior w:val="content"/>
-        </w:behaviors>
-        <w:guid w:val="{6880C247-D13D-4347-A3EB-C449CE00032C}"/>
-      </w:docPartPr>
-      <w:docPartBody>
-        <w:p>
-          <w:pPr>
-            <w:pStyle w:val="5DC622CEAA994CD8873BA2C8C541D4A8"/>
-          </w:pPr>
-          <w:r>
-            <w:rPr>
-              <w:rStyle w:val="PlaceholderText"/>
-            </w:rPr>
-            <w:t>Click or tap here to enter text.</w:t>
-          </w:r>
-        </w:p>
-      </w:docPartBody>
-    </w:docPart>
-    <w:docPart>
-      <w:docPartPr>
-        <w:name w:val="A25047804CD543789A41FCCB19D799C3"/>
-        <w:category>
-          <w:name w:val="General"/>
-          <w:gallery w:val="placeholder"/>
-        </w:category>
-        <w:types>
-          <w:type w:val="bbPlcHdr"/>
-        </w:types>
-        <w:behaviors>
-          <w:behavior w:val="content"/>
-        </w:behaviors>
-        <w:guid w:val="{136DC108-0873-4158-89BA-7910701BB363}"/>
-      </w:docPartPr>
-      <w:docPartBody>
-        <w:p>
-          <w:pPr>
-            <w:pStyle w:val="A25047804CD543789A41FCCB19D799C3"/>
-          </w:pPr>
-          <w:r>
-            <w:rPr>
-              <w:rStyle w:val="PlaceholderText"/>
-            </w:rPr>
-            <w:t>Click or tap here to enter text.</w:t>
-          </w:r>
-        </w:p>
-      </w:docPartBody>
-    </w:docPart>
-    <w:docPart>
-      <w:docPartPr>
         <w:name w:val="49D25FCCD3E74450894FCAF8136600C1"/>
         <w:category>
           <w:name w:val="General"/>
@@ -4225,35 +4268,6 @@
     </w:docPart>
     <w:docPart>
       <w:docPartPr>
-        <w:name w:val="5EDA16010E554EB68CDD5C738BBD55AD"/>
-        <w:category>
-          <w:name w:val="General"/>
-          <w:gallery w:val="placeholder"/>
-        </w:category>
-        <w:types>
-          <w:type w:val="bbPlcHdr"/>
-        </w:types>
-        <w:behaviors>
-          <w:behavior w:val="content"/>
-        </w:behaviors>
-        <w:guid w:val="{8401BCED-1F6C-42A3-8258-C27DBF5FC839}"/>
-      </w:docPartPr>
-      <w:docPartBody>
-        <w:p>
-          <w:pPr>
-            <w:pStyle w:val="5EDA16010E554EB68CDD5C738BBD55AD"/>
-          </w:pPr>
-          <w:r>
-            <w:rPr>
-              <w:rStyle w:val="PlaceholderText"/>
-            </w:rPr>
-            <w:t>Click or tap here to enter text.</w:t>
-          </w:r>
-        </w:p>
-      </w:docPartBody>
-    </w:docPart>
-    <w:docPart>
-      <w:docPartPr>
         <w:name w:val="9612914C06754A4C9C70139740AA426A"/>
         <w:category>
           <w:name w:val="General"/>
@@ -4428,7 +4442,7 @@
     </w:docPart>
     <w:docPart>
       <w:docPartPr>
-        <w:name w:val="E73704CB43AC4119A990F763040F1538"/>
+        <w:name w:val="334D30EA942C47A48F5E1D310CE9B2E6"/>
         <w:category>
           <w:name w:val="General"/>
           <w:gallery w:val="placeholder"/>
@@ -4439,12 +4453,215 @@
         <w:behaviors>
           <w:behavior w:val="content"/>
         </w:behaviors>
-        <w:guid w:val="{BF601A09-8908-4CC6-B3DB-DF6B915C6AFD}"/>
+        <w:guid w:val="{62F7DAAD-324B-4DFD-BF29-4185FEBCB368}"/>
       </w:docPartPr>
       <w:docPartBody>
         <w:p>
           <w:pPr>
-            <w:pStyle w:val="E73704CB43AC4119A990F763040F1538"/>
+            <w:pStyle w:val="334D30EA942C47A48F5E1D310CE9B2E6"/>
+          </w:pPr>
+          <w:r>
+            <w:rPr>
+              <w:rStyle w:val="PlaceholderText"/>
+            </w:rPr>
+            <w:t>Click or tap here to enter text.</w:t>
+          </w:r>
+        </w:p>
+      </w:docPartBody>
+    </w:docPart>
+    <w:docPart>
+      <w:docPartPr>
+        <w:name w:val="7D5B40597CB742CEA8BADFE7CB3D7F05"/>
+        <w:category>
+          <w:name w:val="General"/>
+          <w:gallery w:val="placeholder"/>
+        </w:category>
+        <w:types>
+          <w:type w:val="bbPlcHdr"/>
+        </w:types>
+        <w:behaviors>
+          <w:behavior w:val="content"/>
+        </w:behaviors>
+        <w:guid w:val="{C3431109-B67C-4A1B-9A1C-1BE086A69644}"/>
+      </w:docPartPr>
+      <w:docPartBody>
+        <w:p>
+          <w:pPr>
+            <w:pStyle w:val="7D5B40597CB742CEA8BADFE7CB3D7F05"/>
+          </w:pPr>
+          <w:r>
+            <w:rPr>
+              <w:rStyle w:val="PlaceholderText"/>
+            </w:rPr>
+            <w:t>Click or tap here to enter text.</w:t>
+          </w:r>
+        </w:p>
+      </w:docPartBody>
+    </w:docPart>
+    <w:docPart>
+      <w:docPartPr>
+        <w:name w:val="5AD23899D6E64FFE999ECCFE890E2DC8"/>
+        <w:category>
+          <w:name w:val="General"/>
+          <w:gallery w:val="placeholder"/>
+        </w:category>
+        <w:types>
+          <w:type w:val="bbPlcHdr"/>
+        </w:types>
+        <w:behaviors>
+          <w:behavior w:val="content"/>
+        </w:behaviors>
+        <w:guid w:val="{85FBB34F-571F-4259-A93D-5BB95812AE07}"/>
+      </w:docPartPr>
+      <w:docPartBody>
+        <w:p>
+          <w:pPr>
+            <w:pStyle w:val="5AD23899D6E64FFE999ECCFE890E2DC8"/>
+          </w:pPr>
+          <w:r>
+            <w:rPr>
+              <w:rStyle w:val="PlaceholderText"/>
+            </w:rPr>
+            <w:t>Click or tap here to enter text.</w:t>
+          </w:r>
+        </w:p>
+      </w:docPartBody>
+    </w:docPart>
+    <w:docPart>
+      <w:docPartPr>
+        <w:name w:val="F1B2967C188648F39B4E0E3DE4A9AA33"/>
+        <w:category>
+          <w:name w:val="General"/>
+          <w:gallery w:val="placeholder"/>
+        </w:category>
+        <w:types>
+          <w:type w:val="bbPlcHdr"/>
+        </w:types>
+        <w:behaviors>
+          <w:behavior w:val="content"/>
+        </w:behaviors>
+        <w:guid w:val="{F890685A-DC1B-4D64-AF4C-5726F2EE7756}"/>
+      </w:docPartPr>
+      <w:docPartBody>
+        <w:p>
+          <w:pPr>
+            <w:pStyle w:val="F1B2967C188648F39B4E0E3DE4A9AA33"/>
+          </w:pPr>
+          <w:r>
+            <w:rPr>
+              <w:rStyle w:val="PlaceholderText"/>
+            </w:rPr>
+            <w:t>Click or tap here to enter text.</w:t>
+          </w:r>
+        </w:p>
+      </w:docPartBody>
+    </w:docPart>
+    <w:docPart>
+      <w:docPartPr>
+        <w:name w:val="A6916E7061A94DDCBBC08CBD5EAA4975"/>
+        <w:category>
+          <w:name w:val="General"/>
+          <w:gallery w:val="placeholder"/>
+        </w:category>
+        <w:types>
+          <w:type w:val="bbPlcHdr"/>
+        </w:types>
+        <w:behaviors>
+          <w:behavior w:val="content"/>
+        </w:behaviors>
+        <w:guid w:val="{6E52BD34-68A0-4F53-AC63-4C2A17187A46}"/>
+      </w:docPartPr>
+      <w:docPartBody>
+        <w:p>
+          <w:pPr>
+            <w:pStyle w:val="A6916E7061A94DDCBBC08CBD5EAA4975"/>
+          </w:pPr>
+          <w:r>
+            <w:rPr>
+              <w:rStyle w:val="PlaceholderText"/>
+            </w:rPr>
+            <w:t>Click or tap here to enter text.</w:t>
+          </w:r>
+        </w:p>
+      </w:docPartBody>
+    </w:docPart>
+    <w:docPart>
+      <w:docPartPr>
+        <w:name w:val="0C47326AF03D434D9E9993AE243B9C5A"/>
+        <w:category>
+          <w:name w:val="General"/>
+          <w:gallery w:val="placeholder"/>
+        </w:category>
+        <w:types>
+          <w:type w:val="bbPlcHdr"/>
+        </w:types>
+        <w:behaviors>
+          <w:behavior w:val="content"/>
+        </w:behaviors>
+        <w:guid w:val="{E1A1D193-396F-4646-A38A-21FF76534A6D}"/>
+      </w:docPartPr>
+      <w:docPartBody>
+        <w:p>
+          <w:pPr>
+            <w:pStyle w:val="0C47326AF03D434D9E9993AE243B9C5A"/>
+          </w:pPr>
+          <w:r>
+            <w:rPr>
+              <w:rStyle w:val="PlaceholderText"/>
+            </w:rPr>
+            <w:t>Click or tap here to enter text.</w:t>
+          </w:r>
+        </w:p>
+      </w:docPartBody>
+    </w:docPart>
+    <w:docPart>
+      <w:docPartPr>
+        <w:name w:val="4287B73BEC9E427584A7CEB6BD72E94C"/>
+        <w:category>
+          <w:name w:val="General"/>
+          <w:gallery w:val="placeholder"/>
+        </w:category>
+        <w:types>
+          <w:type w:val="bbPlcHdr"/>
+        </w:types>
+        <w:behaviors>
+          <w:behavior w:val="content"/>
+        </w:behaviors>
+        <w:guid w:val="{A581B2F9-2808-49DF-8CDF-715829B98047}"/>
+      </w:docPartPr>
+      <w:docPartBody>
+        <w:p>
+          <w:pPr>
+            <w:pStyle w:val="4287B73BEC9E427584A7CEB6BD72E94C"/>
+          </w:pPr>
+          <w:r>
+            <w:rPr>
+              <w:rStyle w:val="PlaceholderText"/>
+            </w:rPr>
+            <w:t>Click or tap here to enter text.</w:t>
+          </w:r>
+        </w:p>
+      </w:docPartBody>
+    </w:docPart>
+    <w:docPart>
+      <w:docPartPr>
+        <w:name w:val="10A448BC8728441CAE145E449B81D5CB"/>
+        <w:category>
+          <w:name w:val="General"/>
+          <w:gallery w:val="placeholder"/>
+        </w:category>
+        <w:types>
+          <w:type w:val="bbPlcHdr"/>
+        </w:types>
+        <w:behaviors>
+          <w:behavior w:val="content"/>
+        </w:behaviors>
+        <w:guid w:val="{2B5A15EF-8601-4D60-BEB2-09808D96FBC1}"/>
+      </w:docPartPr>
+      <w:docPartBody>
+        <w:p>
+          <w:pPr>
+            <w:pStyle w:val="10A448BC8728441CAE145E449B81D5CB"/>
           </w:pPr>
           <w:r>
             <w:rPr>
@@ -4508,9 +4725,11 @@
     <w:rsid w:val="00131D28"/>
     <w:rsid w:val="001C6746"/>
     <w:rsid w:val="001F475A"/>
+    <w:rsid w:val="001F5619"/>
     <w:rsid w:val="00221CA6"/>
     <w:rsid w:val="00284412"/>
     <w:rsid w:val="002C4F42"/>
+    <w:rsid w:val="002D6FEC"/>
     <w:rsid w:val="002E4D52"/>
     <w:rsid w:val="00315EEC"/>
     <w:rsid w:val="00356812"/>
@@ -4518,6 +4737,7 @@
     <w:rsid w:val="00371237"/>
     <w:rsid w:val="003877AF"/>
     <w:rsid w:val="00423D9E"/>
+    <w:rsid w:val="004C00F0"/>
     <w:rsid w:val="005111D1"/>
     <w:rsid w:val="0052446C"/>
     <w:rsid w:val="00547F6C"/>
@@ -4525,6 +4745,8 @@
     <w:rsid w:val="0059502B"/>
     <w:rsid w:val="005A74AC"/>
     <w:rsid w:val="005B05F8"/>
+    <w:rsid w:val="005B63ED"/>
+    <w:rsid w:val="005D31E6"/>
     <w:rsid w:val="005E13DB"/>
     <w:rsid w:val="00624C92"/>
     <w:rsid w:val="00652135"/>
@@ -4537,12 +4759,14 @@
     <w:rsid w:val="00816BB4"/>
     <w:rsid w:val="008327D5"/>
     <w:rsid w:val="0086163E"/>
+    <w:rsid w:val="00862F63"/>
     <w:rsid w:val="008848F0"/>
     <w:rsid w:val="008C27F8"/>
     <w:rsid w:val="00947874"/>
     <w:rsid w:val="00991286"/>
     <w:rsid w:val="009F27F0"/>
     <w:rsid w:val="00A06BFB"/>
+    <w:rsid w:val="00A2215A"/>
     <w:rsid w:val="00A24019"/>
     <w:rsid w:val="00A8209D"/>
     <w:rsid w:val="00AB6CCC"/>
@@ -4551,6 +4775,7 @@
     <w:rsid w:val="00C05DE9"/>
     <w:rsid w:val="00C15DAD"/>
     <w:rsid w:val="00C22EF0"/>
+    <w:rsid w:val="00C3694E"/>
     <w:rsid w:val="00CC320F"/>
     <w:rsid w:val="00CE67FD"/>
     <w:rsid w:val="00CF5AB4"/>
@@ -4563,6 +4788,8 @@
     <w:rsid w:val="00E222A8"/>
     <w:rsid w:val="00E578C7"/>
     <w:rsid w:val="00ED24B3"/>
+    <w:rsid w:val="00EE73DD"/>
+    <w:rsid w:val="00F41962"/>
     <w:rsid w:val="00F76615"/>
     <w:rsid w:val="00F81C91"/>
     <w:rsid w:val="00FB7568"/>
@@ -5022,7 +5249,7 @@
     <w:basedOn w:val="DefaultParagraphFont"/>
     <w:uiPriority w:val="99"/>
     <w:semiHidden/>
-    <w:rsid w:val="00AB6CCC"/>
+    <w:rsid w:val="00F41962"/>
     <w:rPr>
       <w:color w:val="808080"/>
     </w:rPr>
@@ -5055,18 +5282,6 @@
     <w:name w:val="E302F83D4977441EA736B76D40C78CF0"/>
     <w:rsid w:val="008C27F8"/>
   </w:style>
-  <w:style w:type="paragraph" w:customStyle="1" w:styleId="6B4562B9DC1E4648AFC4B9CFD22370C5">
-    <w:name w:val="6B4562B9DC1E4648AFC4B9CFD22370C5"/>
-    <w:rsid w:val="008C27F8"/>
-  </w:style>
-  <w:style w:type="paragraph" w:customStyle="1" w:styleId="5DC622CEAA994CD8873BA2C8C541D4A8">
-    <w:name w:val="5DC622CEAA994CD8873BA2C8C541D4A8"/>
-    <w:rsid w:val="008C27F8"/>
-  </w:style>
-  <w:style w:type="paragraph" w:customStyle="1" w:styleId="A25047804CD543789A41FCCB19D799C3">
-    <w:name w:val="A25047804CD543789A41FCCB19D799C3"/>
-    <w:rsid w:val="008C27F8"/>
-  </w:style>
   <w:style w:type="paragraph" w:customStyle="1" w:styleId="49D25FCCD3E74450894FCAF8136600C1">
     <w:name w:val="49D25FCCD3E74450894FCAF8136600C1"/>
     <w:rsid w:val="008C27F8"/>
@@ -5083,10 +5298,6 @@
     <w:name w:val="19F41D0D634742C9B8C321561D4519EE"/>
     <w:rsid w:val="008C27F8"/>
   </w:style>
-  <w:style w:type="paragraph" w:customStyle="1" w:styleId="5EDA16010E554EB68CDD5C738BBD55AD">
-    <w:name w:val="5EDA16010E554EB68CDD5C738BBD55AD"/>
-    <w:rsid w:val="000F1237"/>
-  </w:style>
   <w:style w:type="paragraph" w:customStyle="1" w:styleId="9612914C06754A4C9C70139740AA426A">
     <w:name w:val="9612914C06754A4C9C70139740AA426A"/>
     <w:rsid w:val="001F475A"/>
@@ -5111,9 +5322,37 @@
     <w:name w:val="01F1ADCB713240B6801266E810ED7686"/>
     <w:rsid w:val="00786006"/>
   </w:style>
-  <w:style w:type="paragraph" w:customStyle="1" w:styleId="E73704CB43AC4119A990F763040F1538">
-    <w:name w:val="E73704CB43AC4119A990F763040F1538"/>
-    <w:rsid w:val="00AB6CCC"/>
+  <w:style w:type="paragraph" w:customStyle="1" w:styleId="334D30EA942C47A48F5E1D310CE9B2E6">
+    <w:name w:val="334D30EA942C47A48F5E1D310CE9B2E6"/>
+    <w:rsid w:val="00F41962"/>
+  </w:style>
+  <w:style w:type="paragraph" w:customStyle="1" w:styleId="7D5B40597CB742CEA8BADFE7CB3D7F05">
+    <w:name w:val="7D5B40597CB742CEA8BADFE7CB3D7F05"/>
+    <w:rsid w:val="00F41962"/>
+  </w:style>
+  <w:style w:type="paragraph" w:customStyle="1" w:styleId="5AD23899D6E64FFE999ECCFE890E2DC8">
+    <w:name w:val="5AD23899D6E64FFE999ECCFE890E2DC8"/>
+    <w:rsid w:val="00F41962"/>
+  </w:style>
+  <w:style w:type="paragraph" w:customStyle="1" w:styleId="F1B2967C188648F39B4E0E3DE4A9AA33">
+    <w:name w:val="F1B2967C188648F39B4E0E3DE4A9AA33"/>
+    <w:rsid w:val="00F41962"/>
+  </w:style>
+  <w:style w:type="paragraph" w:customStyle="1" w:styleId="A6916E7061A94DDCBBC08CBD5EAA4975">
+    <w:name w:val="A6916E7061A94DDCBBC08CBD5EAA4975"/>
+    <w:rsid w:val="00F41962"/>
+  </w:style>
+  <w:style w:type="paragraph" w:customStyle="1" w:styleId="0C47326AF03D434D9E9993AE243B9C5A">
+    <w:name w:val="0C47326AF03D434D9E9993AE243B9C5A"/>
+    <w:rsid w:val="00F41962"/>
+  </w:style>
+  <w:style w:type="paragraph" w:customStyle="1" w:styleId="4287B73BEC9E427584A7CEB6BD72E94C">
+    <w:name w:val="4287B73BEC9E427584A7CEB6BD72E94C"/>
+    <w:rsid w:val="00F41962"/>
+  </w:style>
+  <w:style w:type="paragraph" w:customStyle="1" w:styleId="10A448BC8728441CAE145E449B81D5CB">
+    <w:name w:val="10A448BC8728441CAE145E449B81D5CB"/>
+    <w:rsid w:val="00F41962"/>
   </w:style>
 </w:styles>
 </file>

--- a/server/CRM/CRM/wwwroot/Templates/baogiadonhang.docx
+++ b/server/CRM/CRM/wwwroot/Templates/baogiadonhang.docx
@@ -16,6 +16,12 @@
         <w:tc>
           <w:tcPr>
             <w:tcW w:w="3572" w:type="dxa"/>
+            <w:tcBorders>
+              <w:top w:val="single" w:sz="12" w:space="0" w:color="FFFFFF" w:themeColor="background1"/>
+              <w:left w:val="single" w:sz="12" w:space="0" w:color="FFFFFF" w:themeColor="background1"/>
+              <w:bottom w:val="single" w:sz="12" w:space="0" w:color="FFFFFF" w:themeColor="background1"/>
+              <w:right w:val="single" w:sz="12" w:space="0" w:color="FFFFFF" w:themeColor="background1"/>
+            </w:tcBorders>
           </w:tcPr>
           <w:p>
             <w:pPr>
@@ -25,16 +31,16 @@
               <w:rPr>
                 <w:b/>
                 <w:bCs/>
-                <w:sz w:val="28"/>
-                <w:szCs w:val="28"/>
+                <w:sz w:val="26"/>
+                <w:szCs w:val="26"/>
               </w:rPr>
             </w:pPr>
             <w:r>
               <w:rPr>
                 <w:b/>
                 <w:bCs/>
-                <w:sz w:val="28"/>
-                <w:szCs w:val="28"/>
+                <w:sz w:val="26"/>
+                <w:szCs w:val="26"/>
               </w:rPr>
               <w:t>LOGO CÔNG TY</w:t>
             </w:r>
@@ -43,20 +49,26 @@
         <w:tc>
           <w:tcPr>
             <w:tcW w:w="5297" w:type="dxa"/>
+            <w:tcBorders>
+              <w:top w:val="single" w:sz="12" w:space="0" w:color="FFFFFF" w:themeColor="background1"/>
+              <w:left w:val="single" w:sz="12" w:space="0" w:color="FFFFFF" w:themeColor="background1"/>
+              <w:bottom w:val="single" w:sz="12" w:space="0" w:color="FFFFFF" w:themeColor="background1"/>
+              <w:right w:val="single" w:sz="12" w:space="0" w:color="FFFFFF" w:themeColor="background1"/>
+            </w:tcBorders>
           </w:tcPr>
           <w:p>
             <w:pPr>
               <w:widowControl w:val="0"/>
               <w:spacing w:after="120"/>
               <w:rPr>
-                <w:sz w:val="28"/>
-                <w:szCs w:val="28"/>
+                <w:sz w:val="26"/>
+                <w:szCs w:val="26"/>
               </w:rPr>
             </w:pPr>
             <w:r>
               <w:rPr>
-                <w:sz w:val="28"/>
-                <w:szCs w:val="28"/>
+                <w:sz w:val="26"/>
+                <w:szCs w:val="26"/>
               </w:rPr>
               <w:t xml:space="preserve">  </w:t>
             </w:r>
@@ -64,15 +76,15 @@
               <w:rPr>
                 <w:b/>
                 <w:bCs/>
-                <w:sz w:val="28"/>
-                <w:szCs w:val="28"/>
+                <w:sz w:val="26"/>
+                <w:szCs w:val="26"/>
               </w:rPr>
               <w:t>CÔNG TY</w:t>
             </w:r>
             <w:r>
               <w:rPr>
-                <w:sz w:val="28"/>
-                <w:szCs w:val="28"/>
+                <w:sz w:val="26"/>
+                <w:szCs w:val="26"/>
               </w:rPr>
               <w:t xml:space="preserve"> </w:t>
             </w:r>
@@ -80,6 +92,8 @@
               <w:sdtPr>
                 <w:rPr>
                   <w:color w:val="222222"/>
+                  <w:sz w:val="26"/>
+                  <w:szCs w:val="26"/>
                   <w:shd w:val="clear" w:color="auto" w:fill="FFFFFF"/>
                 </w:rPr>
                 <w:id w:val="268907889"/>
@@ -92,6 +106,8 @@
                 <w:r>
                   <w:rPr>
                     <w:color w:val="222222"/>
+                    <w:sz w:val="26"/>
+                    <w:szCs w:val="26"/>
                     <w:shd w:val="clear" w:color="auto" w:fill="FFFFFF"/>
                   </w:rPr>
                   <w:t>&lt;Content Select=</w:t>
@@ -100,6 +116,8 @@
                 <w:r>
                   <w:rPr>
                     <w:color w:val="222222"/>
+                    <w:sz w:val="26"/>
+                    <w:szCs w:val="26"/>
                     <w:shd w:val="clear" w:color="auto" w:fill="FFFFFF"/>
                   </w:rPr>
                   <w:t>”./</w:t>
@@ -109,6 +127,8 @@
                 <w:r>
                   <w:rPr>
                     <w:color w:val="222222"/>
+                    <w:sz w:val="26"/>
+                    <w:szCs w:val="26"/>
                     <w:shd w:val="clear" w:color="auto" w:fill="FFFFFF"/>
                   </w:rPr>
                   <w:t>BaoGia</w:t>
@@ -117,6 +137,8 @@
                 <w:r>
                   <w:rPr>
                     <w:color w:val="222222"/>
+                    <w:sz w:val="26"/>
+                    <w:szCs w:val="26"/>
                     <w:shd w:val="clear" w:color="auto" w:fill="FFFFFF"/>
                   </w:rPr>
                   <w:t>/</w:t>
@@ -125,6 +147,8 @@
                 <w:r>
                   <w:rPr>
                     <w:color w:val="222222"/>
+                    <w:sz w:val="26"/>
+                    <w:szCs w:val="26"/>
                     <w:shd w:val="clear" w:color="auto" w:fill="FFFFFF"/>
                   </w:rPr>
                   <w:t>KhachHangMucTieu</w:t>
@@ -133,6 +157,8 @@
                 <w:r>
                   <w:rPr>
                     <w:color w:val="222222"/>
+                    <w:sz w:val="26"/>
+                    <w:szCs w:val="26"/>
                     <w:shd w:val="clear" w:color="auto" w:fill="FFFFFF"/>
                   </w:rPr>
                   <w:t>/</w:t>
@@ -141,6 +167,8 @@
                 <w:r>
                   <w:rPr>
                     <w:color w:val="222222"/>
+                    <w:sz w:val="26"/>
+                    <w:szCs w:val="26"/>
                     <w:shd w:val="clear" w:color="auto" w:fill="FFFFFF"/>
                   </w:rPr>
                   <w:t>TenKhachHang</w:t>
@@ -149,6 +177,8 @@
                 <w:r>
                   <w:rPr>
                     <w:color w:val="222222"/>
+                    <w:sz w:val="26"/>
+                    <w:szCs w:val="26"/>
                     <w:shd w:val="clear" w:color="auto" w:fill="FFFFFF"/>
                   </w:rPr>
                   <w:t>” /&gt;</w:t>
@@ -162,6 +192,12 @@
         <w:tc>
           <w:tcPr>
             <w:tcW w:w="3572" w:type="dxa"/>
+            <w:tcBorders>
+              <w:top w:val="single" w:sz="12" w:space="0" w:color="FFFFFF" w:themeColor="background1"/>
+              <w:left w:val="single" w:sz="12" w:space="0" w:color="FFFFFF" w:themeColor="background1"/>
+              <w:bottom w:val="single" w:sz="12" w:space="0" w:color="FFFFFF" w:themeColor="background1"/>
+              <w:right w:val="single" w:sz="12" w:space="0" w:color="FFFFFF" w:themeColor="background1"/>
+            </w:tcBorders>
           </w:tcPr>
           <w:p>
             <w:pPr>
@@ -169,23 +205,23 @@
               <w:spacing w:after="120"/>
               <w:jc w:val="center"/>
               <w:rPr>
-                <w:sz w:val="28"/>
-                <w:szCs w:val="28"/>
+                <w:sz w:val="26"/>
+                <w:szCs w:val="26"/>
               </w:rPr>
             </w:pPr>
             <w:proofErr w:type="spellStart"/>
             <w:r>
               <w:rPr>
-                <w:sz w:val="28"/>
-                <w:szCs w:val="28"/>
+                <w:sz w:val="26"/>
+                <w:szCs w:val="26"/>
               </w:rPr>
               <w:t>Số</w:t>
             </w:r>
             <w:proofErr w:type="spellEnd"/>
             <w:r>
               <w:rPr>
-                <w:sz w:val="28"/>
-                <w:szCs w:val="28"/>
+                <w:sz w:val="26"/>
+                <w:szCs w:val="26"/>
               </w:rPr>
               <w:t>: ...........................</w:t>
             </w:r>
@@ -194,6 +230,12 @@
         <w:tc>
           <w:tcPr>
             <w:tcW w:w="5297" w:type="dxa"/>
+            <w:tcBorders>
+              <w:top w:val="single" w:sz="12" w:space="0" w:color="FFFFFF" w:themeColor="background1"/>
+              <w:left w:val="single" w:sz="12" w:space="0" w:color="FFFFFF" w:themeColor="background1"/>
+              <w:bottom w:val="single" w:sz="12" w:space="0" w:color="FFFFFF" w:themeColor="background1"/>
+              <w:right w:val="single" w:sz="12" w:space="0" w:color="FFFFFF" w:themeColor="background1"/>
+            </w:tcBorders>
           </w:tcPr>
           <w:p>
             <w:pPr>
@@ -201,39 +243,39 @@
               <w:spacing w:after="120"/>
               <w:jc w:val="center"/>
               <w:rPr>
-                <w:sz w:val="28"/>
-                <w:szCs w:val="28"/>
+                <w:sz w:val="26"/>
+                <w:szCs w:val="26"/>
               </w:rPr>
             </w:pPr>
             <w:proofErr w:type="spellStart"/>
             <w:r>
               <w:rPr>
-                <w:sz w:val="28"/>
-                <w:szCs w:val="28"/>
+                <w:sz w:val="26"/>
+                <w:szCs w:val="26"/>
               </w:rPr>
               <w:t>Địa</w:t>
             </w:r>
             <w:proofErr w:type="spellEnd"/>
             <w:r>
               <w:rPr>
-                <w:sz w:val="28"/>
-                <w:szCs w:val="28"/>
+                <w:sz w:val="26"/>
+                <w:szCs w:val="26"/>
               </w:rPr>
               <w:t xml:space="preserve"> </w:t>
             </w:r>
             <w:proofErr w:type="spellStart"/>
             <w:r>
               <w:rPr>
-                <w:sz w:val="28"/>
-                <w:szCs w:val="28"/>
+                <w:sz w:val="26"/>
+                <w:szCs w:val="26"/>
               </w:rPr>
               <w:t>chỉ</w:t>
             </w:r>
             <w:proofErr w:type="spellEnd"/>
             <w:r>
               <w:rPr>
-                <w:sz w:val="28"/>
-                <w:szCs w:val="28"/>
+                <w:sz w:val="26"/>
+                <w:szCs w:val="26"/>
               </w:rPr>
               <w:t xml:space="preserve">: </w:t>
             </w:r>
@@ -241,6 +283,8 @@
               <w:sdtPr>
                 <w:rPr>
                   <w:color w:val="222222"/>
+                  <w:sz w:val="26"/>
+                  <w:szCs w:val="26"/>
                   <w:shd w:val="clear" w:color="auto" w:fill="FFFFFF"/>
                 </w:rPr>
                 <w:id w:val="-751898317"/>
@@ -253,6 +297,8 @@
                 <w:r>
                   <w:rPr>
                     <w:color w:val="222222"/>
+                    <w:sz w:val="26"/>
+                    <w:szCs w:val="26"/>
                     <w:shd w:val="clear" w:color="auto" w:fill="FFFFFF"/>
                   </w:rPr>
                   <w:t>&lt;Content Select=</w:t>
@@ -261,6 +307,8 @@
                 <w:r>
                   <w:rPr>
                     <w:color w:val="222222"/>
+                    <w:sz w:val="26"/>
+                    <w:szCs w:val="26"/>
                     <w:shd w:val="clear" w:color="auto" w:fill="FFFFFF"/>
                   </w:rPr>
                   <w:t>”./</w:t>
@@ -270,6 +318,8 @@
                 <w:r>
                   <w:rPr>
                     <w:color w:val="222222"/>
+                    <w:sz w:val="26"/>
+                    <w:szCs w:val="26"/>
                     <w:shd w:val="clear" w:color="auto" w:fill="FFFFFF"/>
                   </w:rPr>
                   <w:t>BaoGia</w:t>
@@ -278,6 +328,8 @@
                 <w:r>
                   <w:rPr>
                     <w:color w:val="222222"/>
+                    <w:sz w:val="26"/>
+                    <w:szCs w:val="26"/>
                     <w:shd w:val="clear" w:color="auto" w:fill="FFFFFF"/>
                   </w:rPr>
                   <w:t>/</w:t>
@@ -286,6 +338,8 @@
                 <w:r>
                   <w:rPr>
                     <w:color w:val="222222"/>
+                    <w:sz w:val="26"/>
+                    <w:szCs w:val="26"/>
                     <w:shd w:val="clear" w:color="auto" w:fill="FFFFFF"/>
                   </w:rPr>
                   <w:t>DiaChi</w:t>
@@ -294,6 +348,8 @@
                 <w:r>
                   <w:rPr>
                     <w:color w:val="222222"/>
+                    <w:sz w:val="26"/>
+                    <w:szCs w:val="26"/>
                     <w:shd w:val="clear" w:color="auto" w:fill="FFFFFF"/>
                   </w:rPr>
                   <w:t>” /&gt;</w:t>
@@ -312,16 +368,16 @@
         <w:rPr>
           <w:b/>
           <w:bCs/>
-          <w:sz w:val="28"/>
-          <w:szCs w:val="28"/>
+          <w:sz w:val="26"/>
+          <w:szCs w:val="26"/>
         </w:rPr>
       </w:pPr>
       <w:r>
         <w:rPr>
           <w:b/>
           <w:bCs/>
-          <w:sz w:val="28"/>
-          <w:szCs w:val="28"/>
+          <w:sz w:val="26"/>
+          <w:szCs w:val="26"/>
         </w:rPr>
         <w:t>BẢNG BÁO GIÁ</w:t>
       </w:r>
@@ -332,8 +388,8 @@
         <w:spacing w:after="120" w:line="312" w:lineRule="auto"/>
         <w:jc w:val="center"/>
         <w:rPr>
-          <w:sz w:val="28"/>
-          <w:szCs w:val="28"/>
+          <w:sz w:val="26"/>
+          <w:szCs w:val="26"/>
         </w:rPr>
       </w:pPr>
       <w:proofErr w:type="spellStart"/>
@@ -341,8 +397,8 @@
         <w:rPr>
           <w:b/>
           <w:bCs/>
-          <w:sz w:val="28"/>
-          <w:szCs w:val="28"/>
+          <w:sz w:val="26"/>
+          <w:szCs w:val="26"/>
         </w:rPr>
         <w:t>Kính</w:t>
       </w:r>
@@ -351,8 +407,8 @@
         <w:rPr>
           <w:b/>
           <w:bCs/>
-          <w:sz w:val="28"/>
-          <w:szCs w:val="28"/>
+          <w:sz w:val="26"/>
+          <w:szCs w:val="26"/>
         </w:rPr>
         <w:t xml:space="preserve"> </w:t>
       </w:r>
@@ -361,8 +417,8 @@
         <w:rPr>
           <w:b/>
           <w:bCs/>
-          <w:sz w:val="28"/>
-          <w:szCs w:val="28"/>
+          <w:sz w:val="26"/>
+          <w:szCs w:val="26"/>
         </w:rPr>
         <w:t>gửi</w:t>
       </w:r>
@@ -371,8 +427,8 @@
         <w:rPr>
           <w:b/>
           <w:bCs/>
-          <w:sz w:val="28"/>
-          <w:szCs w:val="28"/>
+          <w:sz w:val="26"/>
+          <w:szCs w:val="26"/>
         </w:rPr>
         <w:t xml:space="preserve">: </w:t>
       </w:r>
@@ -380,6 +436,8 @@
         <w:sdtPr>
           <w:rPr>
             <w:color w:val="222222"/>
+            <w:sz w:val="26"/>
+            <w:szCs w:val="26"/>
             <w:shd w:val="clear" w:color="auto" w:fill="FFFFFF"/>
           </w:rPr>
           <w:id w:val="759726511"/>
@@ -392,6 +450,8 @@
           <w:r>
             <w:rPr>
               <w:color w:val="222222"/>
+              <w:sz w:val="26"/>
+              <w:szCs w:val="26"/>
               <w:shd w:val="clear" w:color="auto" w:fill="FFFFFF"/>
             </w:rPr>
             <w:t>&lt;Content Select=</w:t>
@@ -400,6 +460,8 @@
           <w:r>
             <w:rPr>
               <w:color w:val="222222"/>
+              <w:sz w:val="26"/>
+              <w:szCs w:val="26"/>
               <w:shd w:val="clear" w:color="auto" w:fill="FFFFFF"/>
             </w:rPr>
             <w:t>”./</w:t>
@@ -409,6 +471,8 @@
           <w:r>
             <w:rPr>
               <w:color w:val="222222"/>
+              <w:sz w:val="26"/>
+              <w:szCs w:val="26"/>
               <w:shd w:val="clear" w:color="auto" w:fill="FFFFFF"/>
             </w:rPr>
             <w:t>BaoGia</w:t>
@@ -417,6 +481,8 @@
           <w:r>
             <w:rPr>
               <w:color w:val="222222"/>
+              <w:sz w:val="26"/>
+              <w:szCs w:val="26"/>
               <w:shd w:val="clear" w:color="auto" w:fill="FFFFFF"/>
             </w:rPr>
             <w:t>/</w:t>
@@ -425,6 +491,8 @@
           <w:r>
             <w:rPr>
               <w:color w:val="222222"/>
+              <w:sz w:val="26"/>
+              <w:szCs w:val="26"/>
               <w:shd w:val="clear" w:color="auto" w:fill="FFFFFF"/>
             </w:rPr>
             <w:t>KhachHangMucTieu</w:t>
@@ -433,6 +501,8 @@
           <w:r>
             <w:rPr>
               <w:color w:val="222222"/>
+              <w:sz w:val="26"/>
+              <w:szCs w:val="26"/>
               <w:shd w:val="clear" w:color="auto" w:fill="FFFFFF"/>
             </w:rPr>
             <w:t>/</w:t>
@@ -441,6 +511,8 @@
           <w:r>
             <w:rPr>
               <w:color w:val="222222"/>
+              <w:sz w:val="26"/>
+              <w:szCs w:val="26"/>
               <w:shd w:val="clear" w:color="auto" w:fill="FFFFFF"/>
             </w:rPr>
             <w:t>TenKhachHang</w:t>
@@ -449,6 +521,8 @@
           <w:r>
             <w:rPr>
               <w:color w:val="222222"/>
+              <w:sz w:val="26"/>
+              <w:szCs w:val="26"/>
               <w:shd w:val="clear" w:color="auto" w:fill="FFFFFF"/>
             </w:rPr>
             <w:t>” /&gt;</w:t>
@@ -462,126 +536,128 @@
         <w:spacing w:after="120" w:line="312" w:lineRule="auto"/>
         <w:jc w:val="both"/>
         <w:rPr>
-          <w:sz w:val="28"/>
-          <w:szCs w:val="28"/>
+          <w:sz w:val="26"/>
+          <w:szCs w:val="26"/>
         </w:rPr>
       </w:pPr>
       <w:r>
         <w:rPr>
-          <w:sz w:val="28"/>
-          <w:szCs w:val="28"/>
+          <w:sz w:val="26"/>
+          <w:szCs w:val="26"/>
         </w:rPr>
         <w:t xml:space="preserve">Công ty ......................................... </w:t>
       </w:r>
       <w:proofErr w:type="spellStart"/>
       <w:r>
         <w:rPr>
-          <w:sz w:val="28"/>
-          <w:szCs w:val="28"/>
+          <w:sz w:val="26"/>
+          <w:szCs w:val="26"/>
         </w:rPr>
         <w:t>xin</w:t>
       </w:r>
       <w:proofErr w:type="spellEnd"/>
       <w:r>
         <w:rPr>
-          <w:sz w:val="28"/>
-          <w:szCs w:val="28"/>
+          <w:sz w:val="26"/>
+          <w:szCs w:val="26"/>
         </w:rPr>
         <w:t xml:space="preserve"> </w:t>
       </w:r>
       <w:proofErr w:type="spellStart"/>
       <w:r>
         <w:rPr>
-          <w:sz w:val="28"/>
-          <w:szCs w:val="28"/>
+          <w:sz w:val="26"/>
+          <w:szCs w:val="26"/>
         </w:rPr>
         <w:t>trân</w:t>
       </w:r>
       <w:proofErr w:type="spellEnd"/>
       <w:r>
         <w:rPr>
-          <w:sz w:val="28"/>
-          <w:szCs w:val="28"/>
+          <w:sz w:val="26"/>
+          <w:szCs w:val="26"/>
         </w:rPr>
         <w:t xml:space="preserve"> </w:t>
       </w:r>
       <w:proofErr w:type="spellStart"/>
       <w:r>
         <w:rPr>
-          <w:sz w:val="28"/>
-          <w:szCs w:val="28"/>
+          <w:sz w:val="26"/>
+          <w:szCs w:val="26"/>
         </w:rPr>
         <w:t>trọng</w:t>
       </w:r>
       <w:proofErr w:type="spellEnd"/>
       <w:r>
         <w:rPr>
-          <w:sz w:val="28"/>
-          <w:szCs w:val="28"/>
+          <w:sz w:val="26"/>
+          <w:szCs w:val="26"/>
         </w:rPr>
         <w:t xml:space="preserve"> </w:t>
       </w:r>
       <w:proofErr w:type="spellStart"/>
       <w:r>
         <w:rPr>
-          <w:sz w:val="28"/>
-          <w:szCs w:val="28"/>
+          <w:sz w:val="26"/>
+          <w:szCs w:val="26"/>
         </w:rPr>
         <w:t>báo</w:t>
       </w:r>
       <w:proofErr w:type="spellEnd"/>
       <w:r>
         <w:rPr>
-          <w:sz w:val="28"/>
-          <w:szCs w:val="28"/>
+          <w:sz w:val="26"/>
+          <w:szCs w:val="26"/>
         </w:rPr>
         <w:t xml:space="preserve"> </w:t>
       </w:r>
       <w:proofErr w:type="spellStart"/>
-      <w:r>
-        <w:rPr>
-          <w:sz w:val="28"/>
-          <w:szCs w:val="28"/>
+      <w:proofErr w:type="gramStart"/>
+      <w:r>
+        <w:rPr>
+          <w:sz w:val="26"/>
+          <w:szCs w:val="26"/>
         </w:rPr>
         <w:t>giá</w:t>
       </w:r>
       <w:proofErr w:type="spellEnd"/>
       <w:r>
         <w:rPr>
-          <w:sz w:val="28"/>
-          <w:szCs w:val="28"/>
-        </w:rPr>
-        <w:t xml:space="preserve"> ......................... </w:t>
+          <w:sz w:val="26"/>
+          <w:szCs w:val="26"/>
+        </w:rPr>
+        <w:t xml:space="preserve">  </w:t>
       </w:r>
       <w:proofErr w:type="spellStart"/>
       <w:r>
         <w:rPr>
-          <w:sz w:val="28"/>
-          <w:szCs w:val="28"/>
+          <w:sz w:val="26"/>
+          <w:szCs w:val="26"/>
         </w:rPr>
         <w:t>như</w:t>
       </w:r>
       <w:proofErr w:type="spellEnd"/>
-      <w:r>
-        <w:rPr>
-          <w:sz w:val="28"/>
-          <w:szCs w:val="28"/>
+      <w:proofErr w:type="gramEnd"/>
+      <w:r>
+        <w:rPr>
+          <w:sz w:val="26"/>
+          <w:szCs w:val="26"/>
         </w:rPr>
         <w:t xml:space="preserve"> </w:t>
       </w:r>
       <w:proofErr w:type="spellStart"/>
       <w:r>
         <w:rPr>
-          <w:sz w:val="28"/>
-          <w:szCs w:val="28"/>
+          <w:sz w:val="26"/>
+          <w:szCs w:val="26"/>
         </w:rPr>
         <w:t>sau</w:t>
       </w:r>
       <w:proofErr w:type="spellEnd"/>
       <w:r>
         <w:rPr>
-          <w:sz w:val="28"/>
-          <w:szCs w:val="28"/>
+          <w:sz w:val="26"/>
+          <w:szCs w:val="26"/>
         </w:rPr>
         <w:t xml:space="preserve">: </w:t>
       </w:r>
@@ -629,12 +705,16 @@
               <w:rPr>
                 <w:b/>
                 <w:bCs/>
+                <w:sz w:val="26"/>
+                <w:szCs w:val="26"/>
               </w:rPr>
             </w:pPr>
             <w:r>
               <w:rPr>
                 <w:b/>
                 <w:bCs/>
+                <w:sz w:val="26"/>
+                <w:szCs w:val="26"/>
               </w:rPr>
               <w:t>STT</w:t>
             </w:r>
@@ -657,12 +737,16 @@
               <w:rPr>
                 <w:b/>
                 <w:bCs/>
+                <w:sz w:val="26"/>
+                <w:szCs w:val="26"/>
               </w:rPr>
             </w:pPr>
             <w:r>
               <w:rPr>
                 <w:b/>
                 <w:bCs/>
+                <w:sz w:val="26"/>
+                <w:szCs w:val="26"/>
               </w:rPr>
               <w:t>TÊN HÀNG HÓA</w:t>
             </w:r>
@@ -686,12 +770,16 @@
               <w:rPr>
                 <w:b/>
                 <w:bCs/>
+                <w:sz w:val="26"/>
+                <w:szCs w:val="26"/>
               </w:rPr>
             </w:pPr>
             <w:r>
               <w:rPr>
                 <w:b/>
                 <w:bCs/>
+                <w:sz w:val="26"/>
+                <w:szCs w:val="26"/>
               </w:rPr>
               <w:t>ĐƠN VỊ TÍNH</w:t>
             </w:r>
@@ -715,12 +803,16 @@
               <w:rPr>
                 <w:b/>
                 <w:bCs/>
+                <w:sz w:val="26"/>
+                <w:szCs w:val="26"/>
               </w:rPr>
             </w:pPr>
             <w:r>
               <w:rPr>
                 <w:b/>
                 <w:bCs/>
+                <w:sz w:val="26"/>
+                <w:szCs w:val="26"/>
               </w:rPr>
               <w:t>SỐ LƯỢNG</w:t>
             </w:r>
@@ -744,12 +836,16 @@
               <w:rPr>
                 <w:b/>
                 <w:bCs/>
+                <w:sz w:val="26"/>
+                <w:szCs w:val="26"/>
               </w:rPr>
             </w:pPr>
             <w:r>
               <w:rPr>
                 <w:b/>
                 <w:bCs/>
+                <w:sz w:val="26"/>
+                <w:szCs w:val="26"/>
               </w:rPr>
               <w:t>ĐƠN GIÁ</w:t>
             </w:r>
@@ -772,12 +868,16 @@
               <w:rPr>
                 <w:b/>
                 <w:bCs/>
+                <w:sz w:val="26"/>
+                <w:szCs w:val="26"/>
               </w:rPr>
             </w:pPr>
             <w:r>
               <w:rPr>
                 <w:b/>
                 <w:bCs/>
+                <w:sz w:val="26"/>
+                <w:szCs w:val="26"/>
               </w:rPr>
               <w:t>THÀNH TIỀN</w:t>
             </w:r>
@@ -800,12 +900,16 @@
               <w:rPr>
                 <w:b/>
                 <w:bCs/>
+                <w:sz w:val="26"/>
+                <w:szCs w:val="26"/>
               </w:rPr>
             </w:pPr>
             <w:r>
               <w:rPr>
                 <w:b/>
                 <w:bCs/>
+                <w:sz w:val="26"/>
+                <w:szCs w:val="26"/>
               </w:rPr>
               <w:t>THUẾ VAT</w:t>
             </w:r>
@@ -828,12 +932,16 @@
               <w:rPr>
                 <w:b/>
                 <w:bCs/>
+                <w:sz w:val="26"/>
+                <w:szCs w:val="26"/>
               </w:rPr>
             </w:pPr>
             <w:r>
               <w:rPr>
                 <w:b/>
                 <w:bCs/>
+                <w:sz w:val="26"/>
+                <w:szCs w:val="26"/>
               </w:rPr>
               <w:t>TỔNG TIỀN</w:t>
             </w:r>
@@ -843,6 +951,10 @@
     </w:tbl>
     <w:sdt>
       <w:sdtPr>
+        <w:rPr>
+          <w:sz w:val="26"/>
+          <w:szCs w:val="26"/>
+        </w:rPr>
         <w:id w:val="-1686510411"/>
         <w:placeholder>
           <w:docPart w:val="3CF3B98653D5465DB116EDB16DE49FD6"/>
@@ -853,42 +965,58 @@
         <w:p>
           <w:pPr>
             <w:spacing w:after="160" w:line="259" w:lineRule="auto"/>
+            <w:rPr>
+              <w:sz w:val="26"/>
+              <w:szCs w:val="26"/>
+            </w:rPr>
           </w:pPr>
           <w:r>
+            <w:rPr>
+              <w:sz w:val="26"/>
+              <w:szCs w:val="26"/>
+            </w:rPr>
             <w:t>&lt;Conditional Select=</w:t>
           </w:r>
           <w:proofErr w:type="gramStart"/>
           <w:r>
-            <w:t>”</w:t>
-          </w:r>
-          <w:r>
-            <w:t>./</w:t>
+            <w:rPr>
+              <w:sz w:val="26"/>
+              <w:szCs w:val="26"/>
+            </w:rPr>
+            <w:t>”./</w:t>
           </w:r>
           <w:proofErr w:type="spellStart"/>
           <w:proofErr w:type="gramEnd"/>
           <w:r>
+            <w:rPr>
+              <w:sz w:val="26"/>
+              <w:szCs w:val="26"/>
+            </w:rPr>
             <w:t>HangHoaQuanTam</w:t>
           </w:r>
           <w:proofErr w:type="spellEnd"/>
           <w:r>
-            <w:t>”</w:t>
-          </w:r>
-          <w:r>
-            <w:t xml:space="preserve"> </w:t>
+            <w:rPr>
+              <w:sz w:val="26"/>
+              <w:szCs w:val="26"/>
+            </w:rPr>
+            <w:t xml:space="preserve">” </w:t>
           </w:r>
           <w:proofErr w:type="spellStart"/>
           <w:r>
+            <w:rPr>
+              <w:sz w:val="26"/>
+              <w:szCs w:val="26"/>
+            </w:rPr>
             <w:t>NotMatch</w:t>
           </w:r>
           <w:proofErr w:type="spellEnd"/>
           <w:r>
-            <w:t>=</w:t>
-          </w:r>
-          <w:r>
-            <w:t>””</w:t>
-          </w:r>
-          <w:r>
-            <w:t xml:space="preserve"> /&gt;</w:t>
+            <w:rPr>
+              <w:sz w:val="26"/>
+              <w:szCs w:val="26"/>
+            </w:rPr>
+            <w:t>=”” /&gt;</w:t>
           </w:r>
         </w:p>
       </w:sdtContent>
@@ -896,9 +1024,17 @@
     <w:p>
       <w:pPr>
         <w:spacing w:after="160" w:line="259" w:lineRule="auto"/>
+        <w:rPr>
+          <w:sz w:val="26"/>
+          <w:szCs w:val="26"/>
+        </w:rPr>
       </w:pPr>
       <w:sdt>
         <w:sdtPr>
+          <w:rPr>
+            <w:sz w:val="26"/>
+            <w:szCs w:val="26"/>
+          </w:rPr>
           <w:id w:val="1619029695"/>
           <w:placeholder>
             <w:docPart w:val="E302F83D4977441EA736B76D40C78CF0"/>
@@ -907,27 +1043,51 @@
         </w:sdtPr>
         <w:sdtContent>
           <w:r>
+            <w:rPr>
+              <w:sz w:val="26"/>
+              <w:szCs w:val="26"/>
+            </w:rPr>
             <w:t>&lt;Repeat Select=</w:t>
           </w:r>
           <w:proofErr w:type="gramStart"/>
           <w:r>
+            <w:rPr>
+              <w:sz w:val="26"/>
+              <w:szCs w:val="26"/>
+            </w:rPr>
             <w:t>"./</w:t>
           </w:r>
           <w:proofErr w:type="spellStart"/>
           <w:proofErr w:type="gramEnd"/>
           <w:r>
+            <w:rPr>
+              <w:sz w:val="26"/>
+              <w:szCs w:val="26"/>
+            </w:rPr>
             <w:t>HangHoaQuanTam</w:t>
           </w:r>
           <w:proofErr w:type="spellEnd"/>
           <w:r>
+            <w:rPr>
+              <w:sz w:val="26"/>
+              <w:szCs w:val="26"/>
+            </w:rPr>
             <w:t>/</w:t>
           </w:r>
           <w:proofErr w:type="spellStart"/>
           <w:r>
+            <w:rPr>
+              <w:sz w:val="26"/>
+              <w:szCs w:val="26"/>
+            </w:rPr>
             <w:t>ExportHangHoaQuanTamDTO</w:t>
           </w:r>
           <w:proofErr w:type="spellEnd"/>
           <w:r>
+            <w:rPr>
+              <w:sz w:val="26"/>
+              <w:szCs w:val="26"/>
+            </w:rPr>
             <w:t xml:space="preserve">" /&gt; </w:t>
           </w:r>
         </w:sdtContent>
@@ -961,6 +1121,10 @@
       <w:tr>
         <w:sdt>
           <w:sdtPr>
+            <w:rPr>
+              <w:sz w:val="26"/>
+              <w:szCs w:val="26"/>
+            </w:rPr>
             <w:id w:val="1453127710"/>
             <w:placeholder>
               <w:docPart w:val="334D30EA942C47A48F5E1D310CE9B2E6"/>
@@ -981,23 +1145,33 @@
               <w:p>
                 <w:pPr>
                   <w:spacing w:after="160" w:line="259" w:lineRule="auto"/>
+                  <w:rPr>
+                    <w:sz w:val="26"/>
+                    <w:szCs w:val="26"/>
+                  </w:rPr>
                 </w:pPr>
                 <w:r>
+                  <w:rPr>
+                    <w:sz w:val="26"/>
+                    <w:szCs w:val="26"/>
+                  </w:rPr>
                   <w:t>&lt;Content Select</w:t>
                 </w:r>
                 <w:proofErr w:type="gramStart"/>
                 <w:r>
-                  <w:t>=</w:t>
-                </w:r>
-                <w:r>
-                  <w:t>”position</w:t>
+                  <w:rPr>
+                    <w:sz w:val="26"/>
+                    <w:szCs w:val="26"/>
+                  </w:rPr>
+                  <w:t>=”position</w:t>
                 </w:r>
                 <w:proofErr w:type="gramEnd"/>
                 <w:r>
-                  <w:t>()”</w:t>
-                </w:r>
-                <w:r>
-                  <w:t xml:space="preserve"> /&gt;</w:t>
+                  <w:rPr>
+                    <w:sz w:val="26"/>
+                    <w:szCs w:val="26"/>
+                  </w:rPr>
+                  <w:t>()” /&gt;</w:t>
                 </w:r>
               </w:p>
             </w:tc>
@@ -1005,6 +1179,10 @@
         </w:sdt>
         <w:sdt>
           <w:sdtPr>
+            <w:rPr>
+              <w:sz w:val="26"/>
+              <w:szCs w:val="26"/>
+            </w:rPr>
             <w:id w:val="-1631477576"/>
             <w:placeholder>
               <w:docPart w:val="7D5B40597CB742CEA8BADFE7CB3D7F05"/>
@@ -1025,307 +1203,528 @@
               <w:p>
                 <w:pPr>
                   <w:spacing w:after="160" w:line="259" w:lineRule="auto"/>
+                  <w:rPr>
+                    <w:sz w:val="26"/>
+                    <w:szCs w:val="26"/>
+                  </w:rPr>
                 </w:pPr>
                 <w:r>
+                  <w:rPr>
+                    <w:sz w:val="26"/>
+                    <w:szCs w:val="26"/>
+                  </w:rPr>
                   <w:t>&lt;Content Select=</w:t>
                 </w:r>
                 <w:proofErr w:type="gramStart"/>
                 <w:r>
-                  <w:t>”</w:t>
-                </w:r>
-                <w:r>
-                  <w:t>./</w:t>
-                </w:r>
-                <w:proofErr w:type="spellStart"/>
-                <w:proofErr w:type="gramEnd"/>
-                <w:r>
-                  <w:t>TenHangHoa</w:t>
-                </w:r>
-                <w:proofErr w:type="spellEnd"/>
-                <w:r>
-                  <w:t>”</w:t>
-                </w:r>
-                <w:r>
-                  <w:t xml:space="preserve"> /&gt;</w:t>
-                </w:r>
-              </w:p>
-            </w:tc>
-          </w:sdtContent>
-        </w:sdt>
-        <w:sdt>
-          <w:sdtPr>
-            <w:id w:val="1794163762"/>
-            <w:placeholder>
-              <w:docPart w:val="5AD23899D6E64FFE999ECCFE890E2DC8"/>
-            </w:placeholder>
-            <w:text/>
-          </w:sdtPr>
-          <w:sdtContent>
-            <w:tc>
-              <w:tcPr>
-                <w:tcW w:w="1530" w:type="dxa"/>
-                <w:tcBorders>
-                  <w:top w:val="single" w:sz="4" w:space="0" w:color="auto"/>
-                  <w:left w:val="single" w:sz="4" w:space="0" w:color="auto"/>
-                  <w:bottom w:val="single" w:sz="4" w:space="0" w:color="auto"/>
-                  <w:right w:val="single" w:sz="4" w:space="0" w:color="auto"/>
-                </w:tcBorders>
-                <w:hideMark/>
-              </w:tcPr>
-              <w:p>
-                <w:pPr>
-                  <w:spacing w:after="160" w:line="259" w:lineRule="auto"/>
-                </w:pPr>
-                <w:r>
-                  <w:t>&lt;Content Select=</w:t>
-                </w:r>
-                <w:proofErr w:type="gramStart"/>
-                <w:r>
+                  <w:rPr>
+                    <w:sz w:val="26"/>
+                    <w:szCs w:val="26"/>
+                  </w:rPr>
                   <w:t>”./</w:t>
                 </w:r>
                 <w:proofErr w:type="spellStart"/>
                 <w:proofErr w:type="gramEnd"/>
                 <w:r>
-                  <w:t>TenDonViTinh</w:t>
+                  <w:rPr>
+                    <w:sz w:val="26"/>
+                    <w:szCs w:val="26"/>
+                  </w:rPr>
+                  <w:t>TenHangHoa</w:t>
                 </w:r>
                 <w:proofErr w:type="spellEnd"/>
                 <w:r>
+                  <w:rPr>
+                    <w:sz w:val="26"/>
+                    <w:szCs w:val="26"/>
+                  </w:rPr>
                   <w:t>” /&gt;</w:t>
                 </w:r>
               </w:p>
             </w:tc>
           </w:sdtContent>
         </w:sdt>
-        <w:sdt>
-          <w:sdtPr>
-            <w:id w:val="-1065257770"/>
-            <w:placeholder>
-              <w:docPart w:val="F1B2967C188648F39B4E0E3DE4A9AA33"/>
-            </w:placeholder>
-            <w:text/>
-          </w:sdtPr>
-          <w:sdtContent>
-            <w:tc>
-              <w:tcPr>
-                <w:tcW w:w="1170" w:type="dxa"/>
-                <w:tcBorders>
-                  <w:top w:val="single" w:sz="4" w:space="0" w:color="auto"/>
-                  <w:left w:val="single" w:sz="4" w:space="0" w:color="auto"/>
-                  <w:bottom w:val="single" w:sz="4" w:space="0" w:color="auto"/>
-                  <w:right w:val="single" w:sz="4" w:space="0" w:color="auto"/>
-                </w:tcBorders>
-                <w:hideMark/>
-              </w:tcPr>
+        <w:tc>
+          <w:tcPr>
+            <w:tcW w:w="1530" w:type="dxa"/>
+            <w:tcBorders>
+              <w:top w:val="single" w:sz="4" w:space="0" w:color="auto"/>
+              <w:left w:val="single" w:sz="4" w:space="0" w:color="auto"/>
+              <w:bottom w:val="single" w:sz="4" w:space="0" w:color="auto"/>
+              <w:right w:val="single" w:sz="4" w:space="0" w:color="auto"/>
+            </w:tcBorders>
+            <w:hideMark/>
+          </w:tcPr>
+          <w:sdt>
+            <w:sdtPr>
+              <w:rPr>
+                <w:sz w:val="26"/>
+                <w:szCs w:val="26"/>
+              </w:rPr>
+              <w:id w:val="1794163762"/>
+              <w:placeholder>
+                <w:docPart w:val="5AD23899D6E64FFE999ECCFE890E2DC8"/>
+              </w:placeholder>
+              <w:text/>
+            </w:sdtPr>
+            <w:sdtContent>
               <w:p>
                 <w:pPr>
                   <w:spacing w:after="160" w:line="259" w:lineRule="auto"/>
+                  <w:rPr>
+                    <w:sz w:val="26"/>
+                    <w:szCs w:val="26"/>
+                  </w:rPr>
                 </w:pPr>
                 <w:r>
-                  <w:t>&lt;Content Select=</w:t>
+                  <w:rPr>
+                    <w:sz w:val="26"/>
+                    <w:szCs w:val="26"/>
+                  </w:rPr>
+                  <w:t>&lt;Content Select="normalize-space</w:t>
                 </w:r>
                 <w:proofErr w:type="gramStart"/>
                 <w:r>
-                  <w:t>”</w:t>
-                </w:r>
-                <w:r>
-                  <w:t>./</w:t>
+                  <w:rPr>
+                    <w:sz w:val="26"/>
+                    <w:szCs w:val="26"/>
+                  </w:rPr>
+                  <w:t>(./</w:t>
                 </w:r>
                 <w:proofErr w:type="spellStart"/>
                 <w:proofErr w:type="gramEnd"/>
                 <w:r>
+                  <w:rPr>
+                    <w:sz w:val="26"/>
+                    <w:szCs w:val="26"/>
+                  </w:rPr>
+                  <w:t>TenDonViTinh</w:t>
+                </w:r>
+                <w:proofErr w:type="spellEnd"/>
+                <w:r>
+                  <w:rPr>
+                    <w:sz w:val="26"/>
+                    <w:szCs w:val="26"/>
+                  </w:rPr>
+                  <w:t>)" /&gt;</w:t>
+                </w:r>
+              </w:p>
+            </w:sdtContent>
+          </w:sdt>
+        </w:tc>
+        <w:tc>
+          <w:tcPr>
+            <w:tcW w:w="1170" w:type="dxa"/>
+            <w:tcBorders>
+              <w:top w:val="single" w:sz="4" w:space="0" w:color="auto"/>
+              <w:left w:val="single" w:sz="4" w:space="0" w:color="auto"/>
+              <w:bottom w:val="single" w:sz="4" w:space="0" w:color="auto"/>
+              <w:right w:val="single" w:sz="4" w:space="0" w:color="auto"/>
+            </w:tcBorders>
+            <w:hideMark/>
+          </w:tcPr>
+          <w:sdt>
+            <w:sdtPr>
+              <w:rPr>
+                <w:sz w:val="26"/>
+                <w:szCs w:val="26"/>
+              </w:rPr>
+              <w:id w:val="-2021912491"/>
+              <w:placeholder>
+                <w:docPart w:val="60F91B76637F4C9BB7A8B224D7C48EEE"/>
+              </w:placeholder>
+              <w:text/>
+            </w:sdtPr>
+            <w:sdtContent>
+              <w:p>
+                <w:pPr>
+                  <w:spacing w:after="160" w:line="259" w:lineRule="auto"/>
+                  <w:rPr>
+                    <w:sz w:val="26"/>
+                    <w:szCs w:val="26"/>
+                  </w:rPr>
+                </w:pPr>
+                <w:r>
+                  <w:rPr>
+                    <w:sz w:val="26"/>
+                    <w:szCs w:val="26"/>
+                  </w:rPr>
+                  <w:t>&lt;Content Select="normalize-space</w:t>
+                </w:r>
+                <w:proofErr w:type="gramStart"/>
+                <w:r>
+                  <w:rPr>
+                    <w:sz w:val="26"/>
+                    <w:szCs w:val="26"/>
+                  </w:rPr>
+                  <w:t>(./</w:t>
+                </w:r>
+                <w:proofErr w:type="spellStart"/>
+                <w:proofErr w:type="gramEnd"/>
+                <w:r>
+                  <w:rPr>
+                    <w:sz w:val="26"/>
+                    <w:szCs w:val="26"/>
+                  </w:rPr>
                   <w:t>SoLuong</w:t>
                 </w:r>
                 <w:proofErr w:type="spellEnd"/>
                 <w:r>
-                  <w:t>”</w:t>
-                </w:r>
-                <w:r>
-                  <w:t xml:space="preserve"> /&gt;</w:t>
+                  <w:rPr>
+                    <w:sz w:val="26"/>
+                    <w:szCs w:val="26"/>
+                  </w:rPr>
+                  <w:t>)" /&gt;</w:t>
                 </w:r>
               </w:p>
-            </w:tc>
-          </w:sdtContent>
-        </w:sdt>
-        <w:sdt>
-          <w:sdtPr>
-            <w:id w:val="-1101715563"/>
-            <w:placeholder>
-              <w:docPart w:val="A6916E7061A94DDCBBC08CBD5EAA4975"/>
-            </w:placeholder>
-            <w:text/>
-          </w:sdtPr>
-          <w:sdtContent>
-            <w:tc>
-              <w:tcPr>
-                <w:tcW w:w="1080" w:type="dxa"/>
-                <w:tcBorders>
-                  <w:top w:val="single" w:sz="4" w:space="0" w:color="auto"/>
-                  <w:left w:val="single" w:sz="4" w:space="0" w:color="auto"/>
-                  <w:bottom w:val="single" w:sz="4" w:space="0" w:color="auto"/>
-                  <w:right w:val="single" w:sz="4" w:space="0" w:color="auto"/>
-                </w:tcBorders>
-                <w:hideMark/>
-              </w:tcPr>
+            </w:sdtContent>
+          </w:sdt>
+          <w:p>
+            <w:pPr>
+              <w:spacing w:after="160" w:line="259" w:lineRule="auto"/>
+              <w:rPr>
+                <w:sz w:val="26"/>
+                <w:szCs w:val="26"/>
+              </w:rPr>
+            </w:pPr>
+          </w:p>
+        </w:tc>
+        <w:tc>
+          <w:tcPr>
+            <w:tcW w:w="1080" w:type="dxa"/>
+            <w:tcBorders>
+              <w:top w:val="single" w:sz="4" w:space="0" w:color="auto"/>
+              <w:left w:val="single" w:sz="4" w:space="0" w:color="auto"/>
+              <w:bottom w:val="single" w:sz="4" w:space="0" w:color="auto"/>
+              <w:right w:val="single" w:sz="4" w:space="0" w:color="auto"/>
+            </w:tcBorders>
+            <w:hideMark/>
+          </w:tcPr>
+          <w:sdt>
+            <w:sdtPr>
+              <w:rPr>
+                <w:sz w:val="26"/>
+                <w:szCs w:val="26"/>
+              </w:rPr>
+              <w:id w:val="730277131"/>
+              <w:placeholder>
+                <w:docPart w:val="F23DB38F3DEE4EFEAEE888A4D0652770"/>
+              </w:placeholder>
+              <w:text/>
+            </w:sdtPr>
+            <w:sdtContent>
               <w:p>
                 <w:pPr>
                   <w:spacing w:after="160" w:line="259" w:lineRule="auto"/>
+                  <w:rPr>
+                    <w:sz w:val="26"/>
+                    <w:szCs w:val="26"/>
+                  </w:rPr>
                 </w:pPr>
                 <w:r>
-                  <w:t>&lt;Content Select=</w:t>
+                  <w:rPr>
+                    <w:sz w:val="26"/>
+                    <w:szCs w:val="26"/>
+                  </w:rPr>
+                  <w:t>&lt;Content Select="normalize-space</w:t>
                 </w:r>
                 <w:proofErr w:type="gramStart"/>
                 <w:r>
-                  <w:t>”./</w:t>
+                  <w:rPr>
+                    <w:sz w:val="26"/>
+                    <w:szCs w:val="26"/>
+                  </w:rPr>
+                  <w:t>(./</w:t>
                 </w:r>
                 <w:proofErr w:type="spellStart"/>
                 <w:proofErr w:type="gramEnd"/>
                 <w:r>
+                  <w:rPr>
+                    <w:sz w:val="26"/>
+                    <w:szCs w:val="26"/>
+                  </w:rPr>
                   <w:t>DonGia</w:t>
                 </w:r>
                 <w:proofErr w:type="spellEnd"/>
                 <w:r>
-                  <w:t>” /&gt;</w:t>
+                  <w:rPr>
+                    <w:sz w:val="26"/>
+                    <w:szCs w:val="26"/>
+                  </w:rPr>
+                  <w:t>)" /&gt;</w:t>
                 </w:r>
               </w:p>
-            </w:tc>
-          </w:sdtContent>
-        </w:sdt>
-        <w:sdt>
-          <w:sdtPr>
-            <w:id w:val="-1447531437"/>
-            <w:placeholder>
-              <w:docPart w:val="0C47326AF03D434D9E9993AE243B9C5A"/>
-            </w:placeholder>
-            <w:text/>
-          </w:sdtPr>
-          <w:sdtContent>
-            <w:tc>
-              <w:tcPr>
-                <w:tcW w:w="1440" w:type="dxa"/>
-                <w:tcBorders>
-                  <w:top w:val="single" w:sz="4" w:space="0" w:color="auto"/>
-                  <w:left w:val="single" w:sz="4" w:space="0" w:color="auto"/>
-                  <w:bottom w:val="single" w:sz="4" w:space="0" w:color="auto"/>
-                  <w:right w:val="single" w:sz="4" w:space="0" w:color="auto"/>
-                </w:tcBorders>
-              </w:tcPr>
+            </w:sdtContent>
+          </w:sdt>
+          <w:p>
+            <w:pPr>
+              <w:spacing w:after="160" w:line="259" w:lineRule="auto"/>
+              <w:rPr>
+                <w:sz w:val="26"/>
+                <w:szCs w:val="26"/>
+              </w:rPr>
+            </w:pPr>
+          </w:p>
+          <w:p>
+            <w:pPr>
+              <w:spacing w:after="160" w:line="259" w:lineRule="auto"/>
+              <w:rPr>
+                <w:sz w:val="26"/>
+                <w:szCs w:val="26"/>
+              </w:rPr>
+            </w:pPr>
+          </w:p>
+        </w:tc>
+        <w:tc>
+          <w:tcPr>
+            <w:tcW w:w="1440" w:type="dxa"/>
+            <w:tcBorders>
+              <w:top w:val="single" w:sz="4" w:space="0" w:color="auto"/>
+              <w:left w:val="single" w:sz="4" w:space="0" w:color="auto"/>
+              <w:bottom w:val="single" w:sz="4" w:space="0" w:color="auto"/>
+              <w:right w:val="single" w:sz="4" w:space="0" w:color="auto"/>
+            </w:tcBorders>
+          </w:tcPr>
+          <w:sdt>
+            <w:sdtPr>
+              <w:rPr>
+                <w:sz w:val="26"/>
+                <w:szCs w:val="26"/>
+              </w:rPr>
+              <w:id w:val="-537432209"/>
+              <w:placeholder>
+                <w:docPart w:val="0EA49E104D2A43FDB022551EB7E00C22"/>
+              </w:placeholder>
+              <w:text/>
+            </w:sdtPr>
+            <w:sdtContent>
               <w:p>
                 <w:pPr>
                   <w:spacing w:after="160" w:line="259" w:lineRule="auto"/>
+                  <w:rPr>
+                    <w:sz w:val="26"/>
+                    <w:szCs w:val="26"/>
+                  </w:rPr>
                 </w:pPr>
                 <w:r>
-                  <w:t>&lt;Content Select=</w:t>
+                  <w:rPr>
+                    <w:sz w:val="26"/>
+                    <w:szCs w:val="26"/>
+                  </w:rPr>
+                  <w:t>&lt;Content Select="normalize-space</w:t>
                 </w:r>
                 <w:proofErr w:type="gramStart"/>
                 <w:r>
-                  <w:t>”./</w:t>
+                  <w:rPr>
+                    <w:sz w:val="26"/>
+                    <w:szCs w:val="26"/>
+                  </w:rPr>
+                  <w:t>(./</w:t>
                 </w:r>
+                <w:proofErr w:type="spellStart"/>
                 <w:proofErr w:type="gramEnd"/>
                 <w:r>
-                  <w:t xml:space="preserve"> </w:t>
-                </w:r>
-                <w:proofErr w:type="spellStart"/>
-                <w:r>
+                  <w:rPr>
+                    <w:sz w:val="26"/>
+                    <w:szCs w:val="26"/>
+                  </w:rPr>
                   <w:t>ThanhTienFormat</w:t>
                 </w:r>
                 <w:proofErr w:type="spellEnd"/>
                 <w:r>
-                  <w:t>” /&gt;</w:t>
+                  <w:rPr>
+                    <w:sz w:val="26"/>
+                    <w:szCs w:val="26"/>
+                  </w:rPr>
+                  <w:t>)" /&gt;</w:t>
                 </w:r>
               </w:p>
-            </w:tc>
-          </w:sdtContent>
-        </w:sdt>
-        <w:sdt>
-          <w:sdtPr>
-            <w:id w:val="907114937"/>
-            <w:placeholder>
-              <w:docPart w:val="4287B73BEC9E427584A7CEB6BD72E94C"/>
-            </w:placeholder>
-            <w:text/>
-          </w:sdtPr>
-          <w:sdtContent>
-            <w:tc>
-              <w:tcPr>
-                <w:tcW w:w="1440" w:type="dxa"/>
-                <w:tcBorders>
-                  <w:top w:val="single" w:sz="4" w:space="0" w:color="auto"/>
-                  <w:left w:val="single" w:sz="4" w:space="0" w:color="auto"/>
-                  <w:bottom w:val="single" w:sz="4" w:space="0" w:color="auto"/>
-                  <w:right w:val="single" w:sz="4" w:space="0" w:color="auto"/>
-                </w:tcBorders>
-              </w:tcPr>
+            </w:sdtContent>
+          </w:sdt>
+          <w:p>
+            <w:pPr>
+              <w:spacing w:after="160" w:line="259" w:lineRule="auto"/>
+              <w:rPr>
+                <w:sz w:val="26"/>
+                <w:szCs w:val="26"/>
+              </w:rPr>
+            </w:pPr>
+          </w:p>
+        </w:tc>
+        <w:tc>
+          <w:tcPr>
+            <w:tcW w:w="1440" w:type="dxa"/>
+            <w:tcBorders>
+              <w:top w:val="single" w:sz="4" w:space="0" w:color="auto"/>
+              <w:left w:val="single" w:sz="4" w:space="0" w:color="auto"/>
+              <w:bottom w:val="single" w:sz="4" w:space="0" w:color="auto"/>
+              <w:right w:val="single" w:sz="4" w:space="0" w:color="auto"/>
+            </w:tcBorders>
+          </w:tcPr>
+          <w:sdt>
+            <w:sdtPr>
+              <w:rPr>
+                <w:sz w:val="26"/>
+                <w:szCs w:val="26"/>
+              </w:rPr>
+              <w:id w:val="-2007052650"/>
+              <w:placeholder>
+                <w:docPart w:val="13BB385DE12C4A6884C08F1C514177A0"/>
+              </w:placeholder>
+              <w:text/>
+            </w:sdtPr>
+            <w:sdtContent>
               <w:p>
                 <w:pPr>
                   <w:spacing w:after="160" w:line="259" w:lineRule="auto"/>
+                  <w:rPr>
+                    <w:sz w:val="26"/>
+                    <w:szCs w:val="26"/>
+                  </w:rPr>
                 </w:pPr>
                 <w:r>
-                  <w:t>&lt;Content Select=</w:t>
+                  <w:rPr>
+                    <w:sz w:val="26"/>
+                    <w:szCs w:val="26"/>
+                  </w:rPr>
+                  <w:t>&lt;Content Select="normalize-space</w:t>
                 </w:r>
                 <w:proofErr w:type="gramStart"/>
                 <w:r>
-                  <w:t>”./</w:t>
+                  <w:rPr>
+                    <w:sz w:val="26"/>
+                    <w:szCs w:val="26"/>
+                  </w:rPr>
+                  <w:t>(./</w:t>
                 </w:r>
                 <w:proofErr w:type="spellStart"/>
                 <w:proofErr w:type="gramEnd"/>
                 <w:r>
-                  <w:t>ThueSuat</w:t>
+                  <w:rPr>
+                    <w:sz w:val="26"/>
+                    <w:szCs w:val="26"/>
+                  </w:rPr>
+                  <w:t>T</w:t>
+                </w:r>
+                <w:r>
+                  <w:rPr>
+                    <w:sz w:val="26"/>
+                    <w:szCs w:val="26"/>
+                  </w:rPr>
+                  <w:t>ueSuat</w:t>
                 </w:r>
                 <w:proofErr w:type="spellEnd"/>
                 <w:r>
-                  <w:t>” /&gt;</w:t>
+                  <w:rPr>
+                    <w:sz w:val="26"/>
+                    <w:szCs w:val="26"/>
+                  </w:rPr>
+                  <w:t>)" /&gt;</w:t>
                 </w:r>
               </w:p>
-            </w:tc>
-          </w:sdtContent>
-        </w:sdt>
-        <w:sdt>
-          <w:sdtPr>
-            <w:id w:val="74944521"/>
-            <w:placeholder>
-              <w:docPart w:val="10A448BC8728441CAE145E449B81D5CB"/>
-            </w:placeholder>
-            <w:text/>
-          </w:sdtPr>
-          <w:sdtContent>
-            <w:tc>
-              <w:tcPr>
-                <w:tcW w:w="1440" w:type="dxa"/>
-                <w:tcBorders>
-                  <w:top w:val="single" w:sz="4" w:space="0" w:color="auto"/>
-                  <w:left w:val="single" w:sz="4" w:space="0" w:color="auto"/>
-                  <w:bottom w:val="single" w:sz="4" w:space="0" w:color="auto"/>
-                  <w:right w:val="single" w:sz="4" w:space="0" w:color="auto"/>
-                </w:tcBorders>
-              </w:tcPr>
+            </w:sdtContent>
+          </w:sdt>
+          <w:p>
+            <w:pPr>
+              <w:spacing w:after="160" w:line="259" w:lineRule="auto"/>
+              <w:rPr>
+                <w:sz w:val="26"/>
+                <w:szCs w:val="26"/>
+              </w:rPr>
+            </w:pPr>
+          </w:p>
+        </w:tc>
+        <w:tc>
+          <w:tcPr>
+            <w:tcW w:w="1440" w:type="dxa"/>
+            <w:tcBorders>
+              <w:top w:val="single" w:sz="4" w:space="0" w:color="auto"/>
+              <w:left w:val="single" w:sz="4" w:space="0" w:color="auto"/>
+              <w:bottom w:val="single" w:sz="4" w:space="0" w:color="auto"/>
+              <w:right w:val="single" w:sz="4" w:space="0" w:color="auto"/>
+            </w:tcBorders>
+          </w:tcPr>
+          <w:sdt>
+            <w:sdtPr>
+              <w:rPr>
+                <w:sz w:val="26"/>
+                <w:szCs w:val="26"/>
+              </w:rPr>
+              <w:id w:val="-1440520892"/>
+              <w:placeholder>
+                <w:docPart w:val="2F43A0DC49DF4F219A222CF300B4172C"/>
+              </w:placeholder>
+              <w:text/>
+            </w:sdtPr>
+            <w:sdtContent>
               <w:p>
                 <w:pPr>
                   <w:spacing w:after="160" w:line="259" w:lineRule="auto"/>
+                  <w:rPr>
+                    <w:sz w:val="26"/>
+                    <w:szCs w:val="26"/>
+                  </w:rPr>
                 </w:pPr>
                 <w:r>
-                  <w:t>&lt;Content Select=</w:t>
+                  <w:rPr>
+                    <w:sz w:val="26"/>
+                    <w:szCs w:val="26"/>
+                  </w:rPr>
+                  <w:t>&lt;Content Select="normalize-space</w:t>
                 </w:r>
                 <w:proofErr w:type="gramStart"/>
                 <w:r>
-                  <w:t>”./</w:t>
+                  <w:rPr>
+                    <w:sz w:val="26"/>
+                    <w:szCs w:val="26"/>
+                  </w:rPr>
+                  <w:t>(./</w:t>
                 </w:r>
                 <w:proofErr w:type="spellStart"/>
                 <w:proofErr w:type="gramEnd"/>
                 <w:r>
-                  <w:t>TongTienFormat</w:t>
+                  <w:rPr>
+                    <w:sz w:val="26"/>
+                    <w:szCs w:val="26"/>
+                  </w:rPr>
+                  <w:t>T</w:t>
+                </w:r>
+                <w:r>
+                  <w:rPr>
+                    <w:sz w:val="26"/>
+                    <w:szCs w:val="26"/>
+                  </w:rPr>
+                  <w:t>ongTienFormat</w:t>
                 </w:r>
                 <w:proofErr w:type="spellEnd"/>
                 <w:r>
-                  <w:t>” /&gt;</w:t>
+                  <w:rPr>
+                    <w:sz w:val="26"/>
+                    <w:szCs w:val="26"/>
+                  </w:rPr>
+                  <w:t>)" /&gt;</w:t>
                 </w:r>
               </w:p>
-            </w:tc>
-          </w:sdtContent>
-        </w:sdt>
+            </w:sdtContent>
+          </w:sdt>
+          <w:p>
+            <w:pPr>
+              <w:spacing w:after="160" w:line="259" w:lineRule="auto"/>
+              <w:rPr>
+                <w:sz w:val="26"/>
+                <w:szCs w:val="26"/>
+              </w:rPr>
+            </w:pPr>
+          </w:p>
+        </w:tc>
       </w:tr>
     </w:tbl>
     <w:sdt>
       <w:sdtPr>
+        <w:rPr>
+          <w:sz w:val="26"/>
+          <w:szCs w:val="26"/>
+        </w:rPr>
         <w:id w:val="-73196441"/>
         <w:placeholder>
           <w:docPart w:val="49D25FCCD3E74450894FCAF8136600C1"/>
@@ -1336,24 +1735,48 @@
         <w:p>
           <w:pPr>
             <w:spacing w:after="160" w:line="259" w:lineRule="auto"/>
+            <w:rPr>
+              <w:sz w:val="26"/>
+              <w:szCs w:val="26"/>
+            </w:rPr>
           </w:pPr>
           <w:r>
+            <w:rPr>
+              <w:sz w:val="26"/>
+              <w:szCs w:val="26"/>
+            </w:rPr>
             <w:t>&lt;</w:t>
           </w:r>
           <w:proofErr w:type="spellStart"/>
           <w:proofErr w:type="gramStart"/>
           <w:r>
+            <w:rPr>
+              <w:sz w:val="26"/>
+              <w:szCs w:val="26"/>
+            </w:rPr>
             <w:t>EndRepeat</w:t>
           </w:r>
           <w:proofErr w:type="spellEnd"/>
           <w:r>
+            <w:rPr>
+              <w:sz w:val="26"/>
+              <w:szCs w:val="26"/>
+            </w:rPr>
             <w:t xml:space="preserve">  </w:t>
           </w:r>
           <w:r>
+            <w:rPr>
+              <w:sz w:val="26"/>
+              <w:szCs w:val="26"/>
+            </w:rPr>
             <w:t>/</w:t>
           </w:r>
           <w:proofErr w:type="gramEnd"/>
           <w:r>
+            <w:rPr>
+              <w:sz w:val="26"/>
+              <w:szCs w:val="26"/>
+            </w:rPr>
             <w:t>&gt;</w:t>
           </w:r>
         </w:p>
@@ -1361,6 +1784,10 @@
     </w:sdt>
     <w:sdt>
       <w:sdtPr>
+        <w:rPr>
+          <w:sz w:val="26"/>
+          <w:szCs w:val="26"/>
+        </w:rPr>
         <w:id w:val="-936437675"/>
         <w:placeholder>
           <w:docPart w:val="036748545A334D1AB42B82814D2E23CF"/>
@@ -1371,20 +1798,33 @@
         <w:p>
           <w:pPr>
             <w:spacing w:after="160" w:line="259" w:lineRule="auto"/>
+            <w:rPr>
+              <w:sz w:val="26"/>
+              <w:szCs w:val="26"/>
+            </w:rPr>
           </w:pPr>
           <w:r>
+            <w:rPr>
+              <w:sz w:val="26"/>
+              <w:szCs w:val="26"/>
+            </w:rPr>
             <w:t>&lt;</w:t>
           </w:r>
           <w:proofErr w:type="spellStart"/>
           <w:r>
+            <w:rPr>
+              <w:sz w:val="26"/>
+              <w:szCs w:val="26"/>
+            </w:rPr>
             <w:t>EndConditional</w:t>
           </w:r>
           <w:proofErr w:type="spellEnd"/>
           <w:r>
-            <w:t xml:space="preserve"> </w:t>
-          </w:r>
-          <w:r>
-            <w:t>/&gt;</w:t>
+            <w:rPr>
+              <w:sz w:val="26"/>
+              <w:szCs w:val="26"/>
+            </w:rPr>
+            <w:t xml:space="preserve"> /&gt;</w:t>
           </w:r>
         </w:p>
       </w:sdtContent>
@@ -1426,6 +1866,8 @@
               <w:rPr>
                 <w:b/>
                 <w:bCs/>
+                <w:sz w:val="26"/>
+                <w:szCs w:val="26"/>
               </w:rPr>
             </w:pPr>
             <w:proofErr w:type="spellStart"/>
@@ -1433,6 +1875,8 @@
               <w:rPr>
                 <w:b/>
                 <w:bCs/>
+                <w:sz w:val="26"/>
+                <w:szCs w:val="26"/>
               </w:rPr>
               <w:t>Tổng</w:t>
             </w:r>
@@ -1441,6 +1885,8 @@
               <w:rPr>
                 <w:b/>
                 <w:bCs/>
+                <w:sz w:val="26"/>
+                <w:szCs w:val="26"/>
               </w:rPr>
               <w:t xml:space="preserve"> </w:t>
             </w:r>
@@ -1450,6 +1896,8 @@
               <w:rPr>
                 <w:b/>
                 <w:bCs/>
+                <w:sz w:val="26"/>
+                <w:szCs w:val="26"/>
               </w:rPr>
               <w:t>cộng</w:t>
             </w:r>
@@ -1458,6 +1906,8 @@
               <w:rPr>
                 <w:b/>
                 <w:bCs/>
+                <w:sz w:val="26"/>
+                <w:szCs w:val="26"/>
               </w:rPr>
               <w:t xml:space="preserve"> :</w:t>
             </w:r>
@@ -1466,6 +1916,10 @@
         </w:tc>
         <w:sdt>
           <w:sdtPr>
+            <w:rPr>
+              <w:sz w:val="26"/>
+              <w:szCs w:val="26"/>
+            </w:rPr>
             <w:id w:val="-859355783"/>
             <w:placeholder>
               <w:docPart w:val="9612914C06754A4C9C70139740AA426A"/>
@@ -1487,21 +1941,41 @@
               <w:p>
                 <w:pPr>
                   <w:spacing w:after="160" w:line="259" w:lineRule="auto"/>
+                  <w:rPr>
+                    <w:sz w:val="26"/>
+                    <w:szCs w:val="26"/>
+                  </w:rPr>
                 </w:pPr>
                 <w:r>
+                  <w:rPr>
+                    <w:sz w:val="26"/>
+                    <w:szCs w:val="26"/>
+                  </w:rPr>
                   <w:t>&lt;Content Select=</w:t>
                 </w:r>
                 <w:proofErr w:type="gramStart"/>
                 <w:r>
+                  <w:rPr>
+                    <w:sz w:val="26"/>
+                    <w:szCs w:val="26"/>
+                  </w:rPr>
                   <w:t>”./</w:t>
                 </w:r>
                 <w:proofErr w:type="spellStart"/>
                 <w:proofErr w:type="gramEnd"/>
                 <w:r>
+                  <w:rPr>
+                    <w:sz w:val="26"/>
+                    <w:szCs w:val="26"/>
+                  </w:rPr>
                   <w:t>TongTien</w:t>
                 </w:r>
                 <w:proofErr w:type="spellEnd"/>
                 <w:r>
+                  <w:rPr>
+                    <w:sz w:val="26"/>
+                    <w:szCs w:val="26"/>
+                  </w:rPr>
                   <w:t>” /&gt;</w:t>
                 </w:r>
               </w:p>
@@ -1512,6 +1986,10 @@
     </w:tbl>
     <w:sdt>
       <w:sdtPr>
+        <w:rPr>
+          <w:sz w:val="26"/>
+          <w:szCs w:val="26"/>
+        </w:rPr>
         <w:id w:val="1330262159"/>
         <w:placeholder>
           <w:docPart w:val="4FD2CA7369CE460C8ED051AF2EFE34B6"/>
@@ -1522,21 +2000,41 @@
         <w:p>
           <w:pPr>
             <w:spacing w:after="160" w:line="259" w:lineRule="auto"/>
+            <w:rPr>
+              <w:sz w:val="26"/>
+              <w:szCs w:val="26"/>
+            </w:rPr>
           </w:pPr>
           <w:r>
+            <w:rPr>
+              <w:sz w:val="26"/>
+              <w:szCs w:val="26"/>
+            </w:rPr>
             <w:t>&lt;Conditional Select=</w:t>
           </w:r>
           <w:proofErr w:type="gramStart"/>
           <w:r>
+            <w:rPr>
+              <w:sz w:val="26"/>
+              <w:szCs w:val="26"/>
+            </w:rPr>
             <w:t>”./</w:t>
           </w:r>
           <w:proofErr w:type="spellStart"/>
           <w:proofErr w:type="gramEnd"/>
           <w:r>
+            <w:rPr>
+              <w:sz w:val="26"/>
+              <w:szCs w:val="26"/>
+            </w:rPr>
             <w:t>HangHoaQuanTam</w:t>
           </w:r>
           <w:proofErr w:type="spellEnd"/>
           <w:r>
+            <w:rPr>
+              <w:sz w:val="26"/>
+              <w:szCs w:val="26"/>
+            </w:rPr>
             <w:t>” Match=”” /&gt;</w:t>
           </w:r>
         </w:p>
@@ -1578,6 +2076,10 @@
           <w:p>
             <w:pPr>
               <w:spacing w:after="160" w:line="259" w:lineRule="auto"/>
+              <w:rPr>
+                <w:sz w:val="26"/>
+                <w:szCs w:val="26"/>
+              </w:rPr>
             </w:pPr>
           </w:p>
         </w:tc>
@@ -1594,6 +2096,10 @@
           <w:p>
             <w:pPr>
               <w:spacing w:after="160" w:line="259" w:lineRule="auto"/>
+              <w:rPr>
+                <w:sz w:val="26"/>
+                <w:szCs w:val="26"/>
+              </w:rPr>
             </w:pPr>
           </w:p>
         </w:tc>
@@ -1610,6 +2116,10 @@
           <w:p>
             <w:pPr>
               <w:spacing w:after="160" w:line="259" w:lineRule="auto"/>
+              <w:rPr>
+                <w:sz w:val="26"/>
+                <w:szCs w:val="26"/>
+              </w:rPr>
             </w:pPr>
           </w:p>
         </w:tc>
@@ -1626,6 +2136,10 @@
           <w:p>
             <w:pPr>
               <w:spacing w:after="160" w:line="259" w:lineRule="auto"/>
+              <w:rPr>
+                <w:sz w:val="26"/>
+                <w:szCs w:val="26"/>
+              </w:rPr>
             </w:pPr>
           </w:p>
         </w:tc>
@@ -1642,6 +2156,10 @@
           <w:p>
             <w:pPr>
               <w:spacing w:after="160" w:line="259" w:lineRule="auto"/>
+              <w:rPr>
+                <w:sz w:val="26"/>
+                <w:szCs w:val="26"/>
+              </w:rPr>
             </w:pPr>
           </w:p>
         </w:tc>
@@ -1658,6 +2176,10 @@
           <w:p>
             <w:pPr>
               <w:spacing w:after="160" w:line="259" w:lineRule="auto"/>
+              <w:rPr>
+                <w:sz w:val="26"/>
+                <w:szCs w:val="26"/>
+              </w:rPr>
             </w:pPr>
           </w:p>
         </w:tc>
@@ -1665,6 +2187,10 @@
     </w:tbl>
     <w:sdt>
       <w:sdtPr>
+        <w:rPr>
+          <w:sz w:val="26"/>
+          <w:szCs w:val="26"/>
+        </w:rPr>
         <w:id w:val="770047680"/>
         <w:placeholder>
           <w:docPart w:val="19F41D0D634742C9B8C321561D4519EE"/>
@@ -1675,16 +2201,32 @@
         <w:p>
           <w:pPr>
             <w:spacing w:after="160" w:line="259" w:lineRule="auto"/>
+            <w:rPr>
+              <w:sz w:val="26"/>
+              <w:szCs w:val="26"/>
+            </w:rPr>
           </w:pPr>
           <w:r>
+            <w:rPr>
+              <w:sz w:val="26"/>
+              <w:szCs w:val="26"/>
+            </w:rPr>
             <w:t>&lt;</w:t>
           </w:r>
           <w:proofErr w:type="spellStart"/>
           <w:r>
+            <w:rPr>
+              <w:sz w:val="26"/>
+              <w:szCs w:val="26"/>
+            </w:rPr>
             <w:t>EndConditional</w:t>
           </w:r>
           <w:proofErr w:type="spellEnd"/>
           <w:r>
+            <w:rPr>
+              <w:sz w:val="26"/>
+              <w:szCs w:val="26"/>
+            </w:rPr>
             <w:t xml:space="preserve"> /&gt;</w:t>
           </w:r>
         </w:p>
@@ -1696,62 +2238,46 @@
         <w:spacing w:after="120" w:line="312" w:lineRule="auto"/>
         <w:jc w:val="both"/>
         <w:rPr>
-          <w:sz w:val="28"/>
-          <w:szCs w:val="28"/>
+          <w:sz w:val="26"/>
+          <w:szCs w:val="26"/>
         </w:rPr>
       </w:pPr>
       <w:r>
         <w:rPr>
-          <w:sz w:val="28"/>
-          <w:szCs w:val="28"/>
+          <w:sz w:val="26"/>
+          <w:szCs w:val="26"/>
         </w:rPr>
         <w:t>(</w:t>
       </w:r>
       <w:proofErr w:type="spellStart"/>
       <w:r>
         <w:rPr>
-          <w:sz w:val="28"/>
-          <w:szCs w:val="28"/>
+          <w:sz w:val="26"/>
+          <w:szCs w:val="26"/>
         </w:rPr>
         <w:t>Bằng</w:t>
       </w:r>
       <w:proofErr w:type="spellEnd"/>
       <w:r>
         <w:rPr>
-          <w:sz w:val="28"/>
-          <w:szCs w:val="28"/>
-        </w:rPr>
-        <w:t xml:space="preserve"> </w:t>
+          <w:sz w:val="26"/>
+          <w:szCs w:val="26"/>
+        </w:rPr>
+        <w:t xml:space="preserve"> chữ: .............................................. </w:t>
       </w:r>
       <w:proofErr w:type="spellStart"/>
       <w:r>
         <w:rPr>
-          <w:sz w:val="28"/>
-          <w:szCs w:val="28"/>
-        </w:rPr>
-        <w:t>chữ</w:t>
+          <w:sz w:val="26"/>
+          <w:szCs w:val="26"/>
+        </w:rPr>
+        <w:t>đồng</w:t>
       </w:r>
       <w:proofErr w:type="spellEnd"/>
       <w:r>
         <w:rPr>
-          <w:sz w:val="28"/>
-          <w:szCs w:val="28"/>
-        </w:rPr>
-        <w:t xml:space="preserve">: .............................................. </w:t>
-      </w:r>
-      <w:proofErr w:type="spellStart"/>
-      <w:r>
-        <w:rPr>
-          <w:sz w:val="28"/>
-          <w:szCs w:val="28"/>
-        </w:rPr>
-        <w:t>đồng</w:t>
-      </w:r>
-      <w:proofErr w:type="spellEnd"/>
-      <w:r>
-        <w:rPr>
-          <w:sz w:val="28"/>
-          <w:szCs w:val="28"/>
+          <w:sz w:val="26"/>
+          <w:szCs w:val="26"/>
         </w:rPr>
         <w:t>)</w:t>
       </w:r>
@@ -1764,8 +2290,8 @@
         <w:rPr>
           <w:b/>
           <w:bCs/>
-          <w:sz w:val="28"/>
-          <w:szCs w:val="28"/>
+          <w:sz w:val="26"/>
+          <w:szCs w:val="26"/>
         </w:rPr>
       </w:pPr>
       <w:proofErr w:type="spellStart"/>
@@ -1773,8 +2299,8 @@
         <w:rPr>
           <w:b/>
           <w:bCs/>
-          <w:sz w:val="28"/>
-          <w:szCs w:val="28"/>
+          <w:sz w:val="26"/>
+          <w:szCs w:val="26"/>
         </w:rPr>
         <w:t>Ghi</w:t>
       </w:r>
@@ -1783,8 +2309,8 @@
         <w:rPr>
           <w:b/>
           <w:bCs/>
-          <w:sz w:val="28"/>
-          <w:szCs w:val="28"/>
+          <w:sz w:val="26"/>
+          <w:szCs w:val="26"/>
         </w:rPr>
         <w:t xml:space="preserve"> </w:t>
       </w:r>
@@ -1793,8 +2319,8 @@
         <w:rPr>
           <w:b/>
           <w:bCs/>
-          <w:sz w:val="28"/>
-          <w:szCs w:val="28"/>
+          <w:sz w:val="26"/>
+          <w:szCs w:val="26"/>
         </w:rPr>
         <w:t>chú</w:t>
       </w:r>
@@ -1803,8 +2329,8 @@
         <w:rPr>
           <w:b/>
           <w:bCs/>
-          <w:sz w:val="28"/>
-          <w:szCs w:val="28"/>
+          <w:sz w:val="26"/>
+          <w:szCs w:val="26"/>
         </w:rPr>
         <w:t xml:space="preserve">: </w:t>
       </w:r>
@@ -1817,190 +2343,190 @@
         <w:rPr>
           <w:b/>
           <w:bCs/>
-          <w:sz w:val="28"/>
-          <w:szCs w:val="28"/>
+          <w:sz w:val="26"/>
+          <w:szCs w:val="26"/>
         </w:rPr>
       </w:pPr>
       <w:r>
         <w:rPr>
-          <w:sz w:val="28"/>
-          <w:szCs w:val="28"/>
+          <w:sz w:val="26"/>
+          <w:szCs w:val="26"/>
         </w:rPr>
         <w:t xml:space="preserve">- Báo </w:t>
       </w:r>
       <w:proofErr w:type="spellStart"/>
       <w:r>
         <w:rPr>
-          <w:sz w:val="28"/>
-          <w:szCs w:val="28"/>
+          <w:sz w:val="26"/>
+          <w:szCs w:val="26"/>
         </w:rPr>
         <w:t>giá</w:t>
       </w:r>
       <w:proofErr w:type="spellEnd"/>
       <w:r>
         <w:rPr>
-          <w:sz w:val="28"/>
-          <w:szCs w:val="28"/>
+          <w:sz w:val="26"/>
+          <w:szCs w:val="26"/>
         </w:rPr>
         <w:t xml:space="preserve"> </w:t>
       </w:r>
       <w:proofErr w:type="spellStart"/>
       <w:r>
         <w:rPr>
-          <w:sz w:val="28"/>
-          <w:szCs w:val="28"/>
+          <w:sz w:val="26"/>
+          <w:szCs w:val="26"/>
         </w:rPr>
         <w:t>có</w:t>
       </w:r>
       <w:proofErr w:type="spellEnd"/>
       <w:r>
         <w:rPr>
-          <w:sz w:val="28"/>
-          <w:szCs w:val="28"/>
+          <w:sz w:val="26"/>
+          <w:szCs w:val="26"/>
         </w:rPr>
         <w:t xml:space="preserve"> </w:t>
       </w:r>
       <w:proofErr w:type="spellStart"/>
       <w:r>
         <w:rPr>
-          <w:sz w:val="28"/>
-          <w:szCs w:val="28"/>
+          <w:sz w:val="26"/>
+          <w:szCs w:val="26"/>
         </w:rPr>
         <w:t>hiệu</w:t>
       </w:r>
       <w:proofErr w:type="spellEnd"/>
       <w:r>
         <w:rPr>
-          <w:sz w:val="28"/>
-          <w:szCs w:val="28"/>
+          <w:sz w:val="26"/>
+          <w:szCs w:val="26"/>
         </w:rPr>
         <w:t xml:space="preserve"> </w:t>
       </w:r>
       <w:proofErr w:type="spellStart"/>
       <w:r>
         <w:rPr>
-          <w:sz w:val="28"/>
-          <w:szCs w:val="28"/>
+          <w:sz w:val="26"/>
+          <w:szCs w:val="26"/>
         </w:rPr>
         <w:t>lực</w:t>
       </w:r>
       <w:proofErr w:type="spellEnd"/>
       <w:r>
         <w:rPr>
-          <w:sz w:val="28"/>
-          <w:szCs w:val="28"/>
+          <w:sz w:val="26"/>
+          <w:szCs w:val="26"/>
         </w:rPr>
         <w:t xml:space="preserve"> </w:t>
       </w:r>
       <w:proofErr w:type="spellStart"/>
       <w:r>
         <w:rPr>
-          <w:sz w:val="28"/>
-          <w:szCs w:val="28"/>
+          <w:sz w:val="26"/>
+          <w:szCs w:val="26"/>
         </w:rPr>
         <w:t>trong</w:t>
       </w:r>
       <w:proofErr w:type="spellEnd"/>
       <w:r>
         <w:rPr>
-          <w:sz w:val="28"/>
-          <w:szCs w:val="28"/>
+          <w:sz w:val="26"/>
+          <w:szCs w:val="26"/>
         </w:rPr>
         <w:t xml:space="preserve"> </w:t>
       </w:r>
       <w:proofErr w:type="spellStart"/>
       <w:r>
         <w:rPr>
-          <w:sz w:val="28"/>
-          <w:szCs w:val="28"/>
+          <w:sz w:val="26"/>
+          <w:szCs w:val="26"/>
         </w:rPr>
         <w:t>vòng</w:t>
       </w:r>
       <w:proofErr w:type="spellEnd"/>
       <w:r>
         <w:rPr>
-          <w:sz w:val="28"/>
-          <w:szCs w:val="28"/>
+          <w:sz w:val="26"/>
+          <w:szCs w:val="26"/>
         </w:rPr>
         <w:t xml:space="preserve"> 14 </w:t>
       </w:r>
       <w:proofErr w:type="spellStart"/>
       <w:r>
         <w:rPr>
-          <w:sz w:val="28"/>
-          <w:szCs w:val="28"/>
+          <w:sz w:val="26"/>
+          <w:szCs w:val="26"/>
         </w:rPr>
         <w:t>ngày</w:t>
       </w:r>
       <w:proofErr w:type="spellEnd"/>
       <w:r>
         <w:rPr>
-          <w:sz w:val="28"/>
-          <w:szCs w:val="28"/>
+          <w:sz w:val="26"/>
+          <w:szCs w:val="26"/>
         </w:rPr>
         <w:t xml:space="preserve"> </w:t>
       </w:r>
       <w:proofErr w:type="spellStart"/>
       <w:r>
         <w:rPr>
-          <w:sz w:val="28"/>
-          <w:szCs w:val="28"/>
+          <w:sz w:val="26"/>
+          <w:szCs w:val="26"/>
         </w:rPr>
         <w:t>kể</w:t>
       </w:r>
       <w:proofErr w:type="spellEnd"/>
       <w:r>
         <w:rPr>
-          <w:sz w:val="28"/>
-          <w:szCs w:val="28"/>
+          <w:sz w:val="26"/>
+          <w:szCs w:val="26"/>
         </w:rPr>
         <w:t xml:space="preserve"> </w:t>
       </w:r>
       <w:proofErr w:type="spellStart"/>
       <w:r>
         <w:rPr>
-          <w:sz w:val="28"/>
-          <w:szCs w:val="28"/>
+          <w:sz w:val="26"/>
+          <w:szCs w:val="26"/>
         </w:rPr>
         <w:t>từ</w:t>
       </w:r>
       <w:proofErr w:type="spellEnd"/>
       <w:r>
         <w:rPr>
-          <w:sz w:val="28"/>
-          <w:szCs w:val="28"/>
+          <w:sz w:val="26"/>
+          <w:szCs w:val="26"/>
         </w:rPr>
         <w:t xml:space="preserve"> </w:t>
       </w:r>
       <w:proofErr w:type="spellStart"/>
       <w:r>
         <w:rPr>
-          <w:sz w:val="28"/>
-          <w:szCs w:val="28"/>
+          <w:sz w:val="26"/>
+          <w:szCs w:val="26"/>
         </w:rPr>
         <w:t>ngày</w:t>
       </w:r>
       <w:proofErr w:type="spellEnd"/>
       <w:r>
         <w:rPr>
-          <w:sz w:val="28"/>
-          <w:szCs w:val="28"/>
+          <w:sz w:val="26"/>
+          <w:szCs w:val="26"/>
         </w:rPr>
         <w:t xml:space="preserve"> ban </w:t>
       </w:r>
       <w:proofErr w:type="spellStart"/>
       <w:r>
         <w:rPr>
-          <w:sz w:val="28"/>
-          <w:szCs w:val="28"/>
+          <w:sz w:val="26"/>
+          <w:szCs w:val="26"/>
         </w:rPr>
         <w:t>hành</w:t>
       </w:r>
       <w:proofErr w:type="spellEnd"/>
       <w:r>
         <w:rPr>
-          <w:sz w:val="28"/>
-          <w:szCs w:val="28"/>
+          <w:sz w:val="26"/>
+          <w:szCs w:val="26"/>
         </w:rPr>
         <w:t>.</w:t>
       </w:r>
@@ -2011,222 +2537,255 @@
         <w:spacing w:after="120" w:line="312" w:lineRule="auto"/>
         <w:jc w:val="both"/>
         <w:rPr>
-          <w:sz w:val="28"/>
-          <w:szCs w:val="28"/>
+          <w:sz w:val="26"/>
+          <w:szCs w:val="26"/>
         </w:rPr>
       </w:pPr>
       <w:proofErr w:type="spellStart"/>
       <w:r>
         <w:rPr>
-          <w:sz w:val="28"/>
-          <w:szCs w:val="28"/>
+          <w:sz w:val="26"/>
+          <w:szCs w:val="26"/>
         </w:rPr>
         <w:t>Mọi</w:t>
       </w:r>
       <w:proofErr w:type="spellEnd"/>
       <w:r>
         <w:rPr>
-          <w:sz w:val="28"/>
-          <w:szCs w:val="28"/>
+          <w:sz w:val="26"/>
+          <w:szCs w:val="26"/>
         </w:rPr>
         <w:t xml:space="preserve"> chi </w:t>
       </w:r>
       <w:proofErr w:type="spellStart"/>
       <w:r>
         <w:rPr>
-          <w:sz w:val="28"/>
-          <w:szCs w:val="28"/>
+          <w:sz w:val="26"/>
+          <w:szCs w:val="26"/>
         </w:rPr>
         <w:t>tiết</w:t>
       </w:r>
       <w:proofErr w:type="spellEnd"/>
       <w:r>
         <w:rPr>
-          <w:sz w:val="28"/>
-          <w:szCs w:val="28"/>
+          <w:sz w:val="26"/>
+          <w:szCs w:val="26"/>
         </w:rPr>
         <w:t xml:space="preserve"> </w:t>
       </w:r>
       <w:proofErr w:type="spellStart"/>
       <w:r>
         <w:rPr>
-          <w:sz w:val="28"/>
-          <w:szCs w:val="28"/>
+          <w:sz w:val="26"/>
+          <w:szCs w:val="26"/>
         </w:rPr>
         <w:t>vui</w:t>
       </w:r>
       <w:proofErr w:type="spellEnd"/>
       <w:r>
         <w:rPr>
-          <w:sz w:val="28"/>
-          <w:szCs w:val="28"/>
+          <w:sz w:val="26"/>
+          <w:szCs w:val="26"/>
         </w:rPr>
         <w:t xml:space="preserve"> </w:t>
       </w:r>
       <w:proofErr w:type="spellStart"/>
       <w:r>
         <w:rPr>
-          <w:sz w:val="28"/>
-          <w:szCs w:val="28"/>
+          <w:sz w:val="26"/>
+          <w:szCs w:val="26"/>
         </w:rPr>
         <w:t>lòng</w:t>
       </w:r>
       <w:proofErr w:type="spellEnd"/>
       <w:r>
         <w:rPr>
-          <w:sz w:val="28"/>
-          <w:szCs w:val="28"/>
+          <w:sz w:val="26"/>
+          <w:szCs w:val="26"/>
         </w:rPr>
         <w:t xml:space="preserve"> </w:t>
       </w:r>
       <w:proofErr w:type="spellStart"/>
       <w:r>
         <w:rPr>
-          <w:sz w:val="28"/>
-          <w:szCs w:val="28"/>
+          <w:sz w:val="26"/>
+          <w:szCs w:val="26"/>
         </w:rPr>
         <w:t>xin</w:t>
       </w:r>
       <w:proofErr w:type="spellEnd"/>
       <w:r>
         <w:rPr>
-          <w:sz w:val="28"/>
-          <w:szCs w:val="28"/>
+          <w:sz w:val="26"/>
+          <w:szCs w:val="26"/>
         </w:rPr>
         <w:t xml:space="preserve"> </w:t>
       </w:r>
       <w:proofErr w:type="spellStart"/>
       <w:r>
         <w:rPr>
-          <w:sz w:val="28"/>
-          <w:szCs w:val="28"/>
+          <w:sz w:val="26"/>
+          <w:szCs w:val="26"/>
         </w:rPr>
         <w:t>liên</w:t>
       </w:r>
       <w:proofErr w:type="spellEnd"/>
       <w:r>
         <w:rPr>
-          <w:sz w:val="28"/>
-          <w:szCs w:val="28"/>
+          <w:sz w:val="26"/>
+          <w:szCs w:val="26"/>
         </w:rPr>
         <w:t xml:space="preserve"> </w:t>
       </w:r>
       <w:proofErr w:type="spellStart"/>
       <w:r>
         <w:rPr>
-          <w:sz w:val="28"/>
-          <w:szCs w:val="28"/>
+          <w:sz w:val="26"/>
+          <w:szCs w:val="26"/>
         </w:rPr>
         <w:t>hệ</w:t>
       </w:r>
       <w:proofErr w:type="spellEnd"/>
       <w:r>
         <w:rPr>
-          <w:sz w:val="28"/>
-          <w:szCs w:val="28"/>
+          <w:sz w:val="26"/>
+          <w:szCs w:val="26"/>
         </w:rPr>
         <w:t>:</w:t>
       </w:r>
+    </w:p>
+    <w:sdt>
+      <w:sdtPr>
+        <w:rPr>
+          <w:color w:val="222222"/>
+          <w:sz w:val="26"/>
+          <w:szCs w:val="26"/>
+          <w:shd w:val="clear" w:color="auto" w:fill="FFFFFF"/>
+        </w:rPr>
+        <w:id w:val="-1797210781"/>
+        <w:placeholder>
+          <w:docPart w:val="3CA7B053E4314F8DAE386E57178BFBCD"/>
+        </w:placeholder>
+        <w:text/>
+      </w:sdtPr>
+      <w:sdtContent>
+        <w:p>
+          <w:pPr>
+            <w:spacing w:after="160" w:line="259" w:lineRule="auto"/>
+            <w:rPr>
+              <w:sz w:val="26"/>
+              <w:szCs w:val="26"/>
+            </w:rPr>
+          </w:pPr>
+          <w:r>
+            <w:rPr>
+              <w:color w:val="222222"/>
+              <w:sz w:val="26"/>
+              <w:szCs w:val="26"/>
+              <w:shd w:val="clear" w:color="auto" w:fill="FFFFFF"/>
+            </w:rPr>
+            <w:t>&lt;Content Select="normalize-space</w:t>
+          </w:r>
+          <w:proofErr w:type="gramStart"/>
+          <w:r>
+            <w:rPr>
+              <w:color w:val="222222"/>
+              <w:sz w:val="26"/>
+              <w:szCs w:val="26"/>
+              <w:shd w:val="clear" w:color="auto" w:fill="FFFFFF"/>
+            </w:rPr>
+            <w:t>(./</w:t>
+          </w:r>
+          <w:proofErr w:type="spellStart"/>
+          <w:proofErr w:type="gramEnd"/>
+          <w:r>
+            <w:rPr>
+              <w:color w:val="222222"/>
+              <w:sz w:val="26"/>
+              <w:szCs w:val="26"/>
+              <w:shd w:val="clear" w:color="auto" w:fill="FFFFFF"/>
+            </w:rPr>
+            <w:t>BaoGia</w:t>
+          </w:r>
+          <w:proofErr w:type="spellEnd"/>
+          <w:r>
+            <w:rPr>
+              <w:color w:val="222222"/>
+              <w:sz w:val="26"/>
+              <w:szCs w:val="26"/>
+              <w:shd w:val="clear" w:color="auto" w:fill="FFFFFF"/>
+            </w:rPr>
+            <w:t>/</w:t>
+          </w:r>
+          <w:proofErr w:type="spellStart"/>
+          <w:r>
+            <w:rPr>
+              <w:color w:val="222222"/>
+              <w:sz w:val="26"/>
+              <w:szCs w:val="26"/>
+              <w:shd w:val="clear" w:color="auto" w:fill="FFFFFF"/>
+            </w:rPr>
+            <w:t>nguoiDung</w:t>
+          </w:r>
+          <w:proofErr w:type="spellEnd"/>
+          <w:r>
+            <w:rPr>
+              <w:color w:val="222222"/>
+              <w:sz w:val="26"/>
+              <w:szCs w:val="26"/>
+              <w:shd w:val="clear" w:color="auto" w:fill="FFFFFF"/>
+            </w:rPr>
+            <w:t>/</w:t>
+          </w:r>
+          <w:proofErr w:type="spellStart"/>
+          <w:r>
+            <w:rPr>
+              <w:color w:val="222222"/>
+              <w:sz w:val="26"/>
+              <w:szCs w:val="26"/>
+              <w:shd w:val="clear" w:color="auto" w:fill="FFFFFF"/>
+            </w:rPr>
+            <w:t>HoVaDem</w:t>
+          </w:r>
+          <w:proofErr w:type="spellEnd"/>
+          <w:r>
+            <w:rPr>
+              <w:color w:val="222222"/>
+              <w:sz w:val="26"/>
+              <w:szCs w:val="26"/>
+              <w:shd w:val="clear" w:color="auto" w:fill="FFFFFF"/>
+            </w:rPr>
+            <w:t>)" /&gt;</w:t>
+          </w:r>
+        </w:p>
+      </w:sdtContent>
+    </w:sdt>
+    <w:p>
+      <w:pPr>
+        <w:widowControl w:val="0"/>
+        <w:spacing w:after="120" w:line="312" w:lineRule="auto"/>
+        <w:jc w:val="both"/>
+        <w:rPr>
+          <w:sz w:val="26"/>
+          <w:szCs w:val="26"/>
+        </w:rPr>
+      </w:pPr>
     </w:p>
     <w:p>
       <w:pPr>
         <w:widowControl w:val="0"/>
         <w:spacing w:after="120" w:line="312" w:lineRule="auto"/>
         <w:rPr>
-          <w:sz w:val="28"/>
-          <w:szCs w:val="28"/>
+          <w:sz w:val="26"/>
+          <w:szCs w:val="26"/>
         </w:rPr>
       </w:pPr>
       <w:sdt>
         <w:sdtPr>
           <w:rPr>
             <w:color w:val="222222"/>
-            <w:shd w:val="clear" w:color="auto" w:fill="FFFFFF"/>
-          </w:rPr>
-          <w:id w:val="-1493326313"/>
-          <w:placeholder>
-            <w:docPart w:val="679A52627E664445A77327607BC37597"/>
-          </w:placeholder>
-          <w:text/>
-        </w:sdtPr>
-        <w:sdtContent>
-          <w:r>
-            <w:rPr>
-              <w:color w:val="222222"/>
-              <w:shd w:val="clear" w:color="auto" w:fill="FFFFFF"/>
-            </w:rPr>
-            <w:t>&lt;Content Select=</w:t>
-          </w:r>
-          <w:proofErr w:type="gramStart"/>
-          <w:r>
-            <w:rPr>
-              <w:color w:val="222222"/>
-              <w:shd w:val="clear" w:color="auto" w:fill="FFFFFF"/>
-            </w:rPr>
-            <w:t>”./</w:t>
-          </w:r>
-          <w:proofErr w:type="spellStart"/>
-          <w:proofErr w:type="gramEnd"/>
-          <w:r>
-            <w:rPr>
-              <w:color w:val="222222"/>
-              <w:shd w:val="clear" w:color="auto" w:fill="FFFFFF"/>
-            </w:rPr>
-            <w:t>BaoGia</w:t>
-          </w:r>
-          <w:proofErr w:type="spellEnd"/>
-          <w:r>
-            <w:rPr>
-              <w:color w:val="222222"/>
-              <w:shd w:val="clear" w:color="auto" w:fill="FFFFFF"/>
-            </w:rPr>
-            <w:t>/</w:t>
-          </w:r>
-          <w:proofErr w:type="spellStart"/>
-          <w:r>
-            <w:rPr>
-              <w:color w:val="222222"/>
-              <w:shd w:val="clear" w:color="auto" w:fill="FFFFFF"/>
-            </w:rPr>
-            <w:t>nguoiDung</w:t>
-          </w:r>
-          <w:proofErr w:type="spellEnd"/>
-          <w:r>
-            <w:rPr>
-              <w:color w:val="222222"/>
-              <w:shd w:val="clear" w:color="auto" w:fill="FFFFFF"/>
-            </w:rPr>
-            <w:t>/</w:t>
-          </w:r>
-          <w:proofErr w:type="spellStart"/>
-          <w:r>
-            <w:rPr>
-              <w:color w:val="222222"/>
-              <w:shd w:val="clear" w:color="auto" w:fill="FFFFFF"/>
-            </w:rPr>
-            <w:t>HoVaDem</w:t>
-          </w:r>
-          <w:proofErr w:type="spellEnd"/>
-          <w:r>
-            <w:rPr>
-              <w:color w:val="222222"/>
-              <w:shd w:val="clear" w:color="auto" w:fill="FFFFFF"/>
-            </w:rPr>
-            <w:t>” /&gt;</w:t>
-          </w:r>
-        </w:sdtContent>
-      </w:sdt>
-      <w:r>
-        <w:rPr>
-          <w:color w:val="222222"/>
-          <w:shd w:val="clear" w:color="auto" w:fill="FFFFFF"/>
-        </w:rPr>
-        <w:t xml:space="preserve"> </w:t>
-      </w:r>
-      <w:sdt>
-        <w:sdtPr>
-          <w:rPr>
-            <w:color w:val="222222"/>
+            <w:sz w:val="26"/>
+            <w:szCs w:val="26"/>
             <w:shd w:val="clear" w:color="auto" w:fill="FFFFFF"/>
           </w:rPr>
           <w:id w:val="1013494074"/>
@@ -2239,6 +2798,8 @@
           <w:r>
             <w:rPr>
               <w:color w:val="222222"/>
+              <w:sz w:val="26"/>
+              <w:szCs w:val="26"/>
               <w:shd w:val="clear" w:color="auto" w:fill="FFFFFF"/>
             </w:rPr>
             <w:t>&lt;Content</w:t>
@@ -2246,6 +2807,8 @@
           <w:r>
             <w:rPr>
               <w:color w:val="222222"/>
+              <w:sz w:val="26"/>
+              <w:szCs w:val="26"/>
               <w:shd w:val="clear" w:color="auto" w:fill="FFFFFF"/>
             </w:rPr>
             <w:t xml:space="preserve"> </w:t>
@@ -2253,6 +2816,8 @@
           <w:r>
             <w:rPr>
               <w:color w:val="222222"/>
+              <w:sz w:val="26"/>
+              <w:szCs w:val="26"/>
               <w:shd w:val="clear" w:color="auto" w:fill="FFFFFF"/>
             </w:rPr>
             <w:t>Select=</w:t>
@@ -2261,6 +2826,8 @@
           <w:r>
             <w:rPr>
               <w:color w:val="222222"/>
+              <w:sz w:val="26"/>
+              <w:szCs w:val="26"/>
               <w:shd w:val="clear" w:color="auto" w:fill="FFFFFF"/>
             </w:rPr>
             <w:t>”./</w:t>
@@ -2270,6 +2837,8 @@
           <w:r>
             <w:rPr>
               <w:color w:val="222222"/>
+              <w:sz w:val="26"/>
+              <w:szCs w:val="26"/>
               <w:shd w:val="clear" w:color="auto" w:fill="FFFFFF"/>
             </w:rPr>
             <w:t>BaoGia</w:t>
@@ -2278,6 +2847,8 @@
           <w:r>
             <w:rPr>
               <w:color w:val="222222"/>
+              <w:sz w:val="26"/>
+              <w:szCs w:val="26"/>
               <w:shd w:val="clear" w:color="auto" w:fill="FFFFFF"/>
             </w:rPr>
             <w:t>/</w:t>
@@ -2286,6 +2857,8 @@
           <w:r>
             <w:rPr>
               <w:color w:val="222222"/>
+              <w:sz w:val="26"/>
+              <w:szCs w:val="26"/>
               <w:shd w:val="clear" w:color="auto" w:fill="FFFFFF"/>
             </w:rPr>
             <w:t>N</w:t>
@@ -2293,6 +2866,8 @@
           <w:r>
             <w:rPr>
               <w:color w:val="222222"/>
+              <w:sz w:val="26"/>
+              <w:szCs w:val="26"/>
               <w:shd w:val="clear" w:color="auto" w:fill="FFFFFF"/>
             </w:rPr>
             <w:t>guoiDung</w:t>
@@ -2301,60 +2876,41 @@
           <w:r>
             <w:rPr>
               <w:color w:val="222222"/>
+              <w:sz w:val="26"/>
+              <w:szCs w:val="26"/>
               <w:shd w:val="clear" w:color="auto" w:fill="FFFFFF"/>
             </w:rPr>
-            <w:t>/</w:t>
-          </w:r>
-          <w:r>
-            <w:rPr>
-              <w:color w:val="222222"/>
-              <w:shd w:val="clear" w:color="auto" w:fill="FFFFFF"/>
-            </w:rPr>
-            <w:t>Ten</w:t>
-          </w:r>
-          <w:r>
-            <w:rPr>
-              <w:color w:val="222222"/>
-              <w:shd w:val="clear" w:color="auto" w:fill="FFFFFF"/>
-            </w:rPr>
-            <w:t>” /&gt;</w:t>
+            <w:t>/Ten” /&gt;</w:t>
           </w:r>
         </w:sdtContent>
       </w:sdt>
       <w:r>
         <w:rPr>
-          <w:sz w:val="28"/>
-          <w:szCs w:val="28"/>
+          <w:sz w:val="26"/>
+          <w:szCs w:val="26"/>
         </w:rPr>
         <w:t xml:space="preserve"> </w:t>
       </w:r>
       <w:r>
         <w:rPr>
-          <w:sz w:val="28"/>
-          <w:szCs w:val="28"/>
-        </w:rPr>
-        <w:t>.</w:t>
-      </w:r>
-      <w:r>
-        <w:rPr>
-          <w:sz w:val="28"/>
-          <w:szCs w:val="28"/>
-        </w:rPr>
-        <w:t xml:space="preserve">Di </w:t>
+          <w:sz w:val="26"/>
+          <w:szCs w:val="26"/>
+        </w:rPr>
+        <w:t xml:space="preserve">.Di </w:t>
       </w:r>
       <w:proofErr w:type="spellStart"/>
       <w:r>
         <w:rPr>
-          <w:sz w:val="28"/>
-          <w:szCs w:val="28"/>
+          <w:sz w:val="26"/>
+          <w:szCs w:val="26"/>
         </w:rPr>
         <w:t>động</w:t>
       </w:r>
       <w:proofErr w:type="spellEnd"/>
       <w:r>
         <w:rPr>
-          <w:sz w:val="28"/>
-          <w:szCs w:val="28"/>
+          <w:sz w:val="26"/>
+          <w:szCs w:val="26"/>
         </w:rPr>
         <w:t xml:space="preserve"> </w:t>
       </w:r>
@@ -2362,6 +2918,8 @@
         <w:sdtPr>
           <w:rPr>
             <w:color w:val="222222"/>
+            <w:sz w:val="26"/>
+            <w:szCs w:val="26"/>
             <w:shd w:val="clear" w:color="auto" w:fill="FFFFFF"/>
           </w:rPr>
           <w:id w:val="1091280391"/>
@@ -2374,6 +2932,8 @@
           <w:r>
             <w:rPr>
               <w:color w:val="222222"/>
+              <w:sz w:val="26"/>
+              <w:szCs w:val="26"/>
               <w:shd w:val="clear" w:color="auto" w:fill="FFFFFF"/>
             </w:rPr>
             <w:t>&lt;Content Select=</w:t>
@@ -2382,6 +2942,8 @@
           <w:r>
             <w:rPr>
               <w:color w:val="222222"/>
+              <w:sz w:val="26"/>
+              <w:szCs w:val="26"/>
               <w:shd w:val="clear" w:color="auto" w:fill="FFFFFF"/>
             </w:rPr>
             <w:t>”./</w:t>
@@ -2391,6 +2953,8 @@
           <w:r>
             <w:rPr>
               <w:color w:val="222222"/>
+              <w:sz w:val="26"/>
+              <w:szCs w:val="26"/>
               <w:shd w:val="clear" w:color="auto" w:fill="FFFFFF"/>
             </w:rPr>
             <w:t>BaoGia</w:t>
@@ -2399,6 +2963,8 @@
           <w:r>
             <w:rPr>
               <w:color w:val="222222"/>
+              <w:sz w:val="26"/>
+              <w:szCs w:val="26"/>
               <w:shd w:val="clear" w:color="auto" w:fill="FFFFFF"/>
             </w:rPr>
             <w:t>/</w:t>
@@ -2407,6 +2973,8 @@
           <w:r>
             <w:rPr>
               <w:color w:val="222222"/>
+              <w:sz w:val="26"/>
+              <w:szCs w:val="26"/>
               <w:shd w:val="clear" w:color="auto" w:fill="FFFFFF"/>
             </w:rPr>
             <w:t>N</w:t>
@@ -2414,6 +2982,8 @@
           <w:r>
             <w:rPr>
               <w:color w:val="222222"/>
+              <w:sz w:val="26"/>
+              <w:szCs w:val="26"/>
               <w:shd w:val="clear" w:color="auto" w:fill="FFFFFF"/>
             </w:rPr>
             <w:t>guoiDung</w:t>
@@ -2422,6 +2992,8 @@
           <w:r>
             <w:rPr>
               <w:color w:val="222222"/>
+              <w:sz w:val="26"/>
+              <w:szCs w:val="26"/>
               <w:shd w:val="clear" w:color="auto" w:fill="FFFFFF"/>
             </w:rPr>
             <w:t>/</w:t>
@@ -2430,6 +3002,8 @@
           <w:r>
             <w:rPr>
               <w:color w:val="222222"/>
+              <w:sz w:val="26"/>
+              <w:szCs w:val="26"/>
               <w:shd w:val="clear" w:color="auto" w:fill="FFFFFF"/>
             </w:rPr>
             <w:t>SoDienThoai</w:t>
@@ -2438,6 +3012,8 @@
           <w:r>
             <w:rPr>
               <w:color w:val="222222"/>
+              <w:sz w:val="26"/>
+              <w:szCs w:val="26"/>
               <w:shd w:val="clear" w:color="auto" w:fill="FFFFFF"/>
             </w:rPr>
             <w:t>” /&gt;</w:t>
@@ -2446,8 +3022,8 @@
       </w:sdt>
       <w:r>
         <w:rPr>
-          <w:sz w:val="28"/>
-          <w:szCs w:val="28"/>
+          <w:sz w:val="26"/>
+          <w:szCs w:val="26"/>
         </w:rPr>
         <w:t xml:space="preserve"> Email </w:t>
       </w:r>
@@ -2455,6 +3031,8 @@
         <w:sdtPr>
           <w:rPr>
             <w:color w:val="222222"/>
+            <w:sz w:val="26"/>
+            <w:szCs w:val="26"/>
             <w:shd w:val="clear" w:color="auto" w:fill="FFFFFF"/>
           </w:rPr>
           <w:id w:val="-282662425"/>
@@ -2467,6 +3045,8 @@
           <w:r>
             <w:rPr>
               <w:color w:val="222222"/>
+              <w:sz w:val="26"/>
+              <w:szCs w:val="26"/>
               <w:shd w:val="clear" w:color="auto" w:fill="FFFFFF"/>
             </w:rPr>
             <w:t>&lt;Content Select=</w:t>
@@ -2475,6 +3055,8 @@
           <w:r>
             <w:rPr>
               <w:color w:val="222222"/>
+              <w:sz w:val="26"/>
+              <w:szCs w:val="26"/>
               <w:shd w:val="clear" w:color="auto" w:fill="FFFFFF"/>
             </w:rPr>
             <w:t>”./</w:t>
@@ -2484,6 +3066,8 @@
           <w:r>
             <w:rPr>
               <w:color w:val="222222"/>
+              <w:sz w:val="26"/>
+              <w:szCs w:val="26"/>
               <w:shd w:val="clear" w:color="auto" w:fill="FFFFFF"/>
             </w:rPr>
             <w:t>BaoGia</w:t>
@@ -2492,6 +3076,8 @@
           <w:r>
             <w:rPr>
               <w:color w:val="222222"/>
+              <w:sz w:val="26"/>
+              <w:szCs w:val="26"/>
               <w:shd w:val="clear" w:color="auto" w:fill="FFFFFF"/>
             </w:rPr>
             <w:t>/</w:t>
@@ -2500,6 +3086,8 @@
           <w:r>
             <w:rPr>
               <w:color w:val="222222"/>
+              <w:sz w:val="26"/>
+              <w:szCs w:val="26"/>
               <w:shd w:val="clear" w:color="auto" w:fill="FFFFFF"/>
             </w:rPr>
             <w:t>N</w:t>
@@ -2507,6 +3095,8 @@
           <w:r>
             <w:rPr>
               <w:color w:val="222222"/>
+              <w:sz w:val="26"/>
+              <w:szCs w:val="26"/>
               <w:shd w:val="clear" w:color="auto" w:fill="FFFFFF"/>
             </w:rPr>
             <w:t>guoiDung</w:t>
@@ -2515,6 +3105,8 @@
           <w:r>
             <w:rPr>
               <w:color w:val="222222"/>
+              <w:sz w:val="26"/>
+              <w:szCs w:val="26"/>
               <w:shd w:val="clear" w:color="auto" w:fill="FFFFFF"/>
             </w:rPr>
             <w:t>/Email” /&gt;</w:t>
@@ -2528,69 +3120,40 @@
         <w:spacing w:after="120" w:line="312" w:lineRule="auto"/>
         <w:jc w:val="both"/>
         <w:rPr>
-          <w:sz w:val="28"/>
-          <w:szCs w:val="28"/>
+          <w:sz w:val="26"/>
+          <w:szCs w:val="26"/>
         </w:rPr>
       </w:pPr>
       <w:r>
         <w:rPr>
-          <w:sz w:val="28"/>
-          <w:szCs w:val="28"/>
+          <w:sz w:val="26"/>
+          <w:szCs w:val="26"/>
         </w:rPr>
         <w:t xml:space="preserve">Trân </w:t>
       </w:r>
       <w:proofErr w:type="spellStart"/>
       <w:r>
         <w:rPr>
-          <w:sz w:val="28"/>
-          <w:szCs w:val="28"/>
+          <w:sz w:val="26"/>
+          <w:szCs w:val="26"/>
         </w:rPr>
         <w:t>trọng</w:t>
       </w:r>
       <w:proofErr w:type="spellEnd"/>
       <w:r>
         <w:rPr>
-          <w:sz w:val="28"/>
-          <w:szCs w:val="28"/>
-        </w:rPr>
-        <w:t xml:space="preserve"> </w:t>
-      </w:r>
-      <w:proofErr w:type="spellStart"/>
-      <w:r>
-        <w:rPr>
-          <w:sz w:val="28"/>
-          <w:szCs w:val="28"/>
-        </w:rPr>
-        <w:t>kính</w:t>
-      </w:r>
-      <w:proofErr w:type="spellEnd"/>
-      <w:r>
-        <w:rPr>
-          <w:sz w:val="28"/>
-          <w:szCs w:val="28"/>
-        </w:rPr>
-        <w:t xml:space="preserve"> </w:t>
-      </w:r>
-      <w:proofErr w:type="spellStart"/>
-      <w:r>
-        <w:rPr>
-          <w:sz w:val="28"/>
-          <w:szCs w:val="28"/>
-        </w:rPr>
-        <w:t>chào</w:t>
-      </w:r>
-      <w:proofErr w:type="spellEnd"/>
-      <w:r>
-        <w:rPr>
-          <w:sz w:val="28"/>
-          <w:szCs w:val="28"/>
-        </w:rPr>
-        <w:t>!</w:t>
+          <w:sz w:val="26"/>
+          <w:szCs w:val="26"/>
+        </w:rPr>
+        <w:t xml:space="preserve"> kính chào!</w:t>
       </w:r>
     </w:p>
     <w:tbl>
       <w:tblPr>
         <w:tblW w:w="0" w:type="auto"/>
+        <w:tblBorders>
+          <w:top w:val="single" w:sz="4" w:space="0" w:color="auto"/>
+        </w:tblBorders>
         <w:tblLayout w:type="fixed"/>
         <w:tblLook w:val="0000" w:firstRow="0" w:lastRow="0" w:firstColumn="0" w:lastColumn="0" w:noHBand="0" w:noVBand="0"/>
       </w:tblPr>
@@ -2602,14 +3165,20 @@
         <w:tc>
           <w:tcPr>
             <w:tcW w:w="4434" w:type="dxa"/>
+            <w:tcBorders>
+              <w:top w:val="single" w:sz="12" w:space="0" w:color="FFFFFF" w:themeColor="background1"/>
+              <w:left w:val="single" w:sz="12" w:space="0" w:color="FFFFFF" w:themeColor="background1"/>
+              <w:bottom w:val="single" w:sz="12" w:space="0" w:color="FFFFFF" w:themeColor="background1"/>
+              <w:right w:val="single" w:sz="12" w:space="0" w:color="FFFFFF" w:themeColor="background1"/>
+            </w:tcBorders>
           </w:tcPr>
           <w:p>
             <w:pPr>
               <w:widowControl w:val="0"/>
               <w:spacing w:after="120"/>
               <w:rPr>
-                <w:sz w:val="28"/>
-                <w:szCs w:val="28"/>
+                <w:sz w:val="26"/>
+                <w:szCs w:val="26"/>
               </w:rPr>
             </w:pPr>
           </w:p>
@@ -2617,12 +3186,18 @@
         <w:tc>
           <w:tcPr>
             <w:tcW w:w="4435" w:type="dxa"/>
+            <w:tcBorders>
+              <w:top w:val="single" w:sz="12" w:space="0" w:color="FFFFFF" w:themeColor="background1"/>
+              <w:left w:val="single" w:sz="12" w:space="0" w:color="FFFFFF" w:themeColor="background1"/>
+              <w:bottom w:val="single" w:sz="12" w:space="0" w:color="FFFFFF" w:themeColor="background1"/>
+              <w:right w:val="single" w:sz="12" w:space="0" w:color="FFFFFF" w:themeColor="background1"/>
+            </w:tcBorders>
           </w:tcPr>
           <w:p>
             <w:pPr>
               <w:widowControl w:val="0"/>
               <w:spacing w:after="120"/>
-              <w:jc w:val="right"/>
+              <w:jc w:val="center"/>
               <w:rPr>
                 <w:sz w:val="26"/>
                 <w:szCs w:val="26"/>
@@ -2848,14 +3423,20 @@
         <w:tc>
           <w:tcPr>
             <w:tcW w:w="4434" w:type="dxa"/>
+            <w:tcBorders>
+              <w:top w:val="single" w:sz="12" w:space="0" w:color="FFFFFF" w:themeColor="background1"/>
+              <w:left w:val="single" w:sz="12" w:space="0" w:color="FFFFFF" w:themeColor="background1"/>
+              <w:bottom w:val="single" w:sz="12" w:space="0" w:color="FFFFFF" w:themeColor="background1"/>
+              <w:right w:val="single" w:sz="12" w:space="0" w:color="FFFFFF" w:themeColor="background1"/>
+            </w:tcBorders>
           </w:tcPr>
           <w:p>
             <w:pPr>
               <w:widowControl w:val="0"/>
               <w:spacing w:after="120"/>
               <w:rPr>
-                <w:sz w:val="28"/>
-                <w:szCs w:val="28"/>
+                <w:sz w:val="26"/>
+                <w:szCs w:val="26"/>
               </w:rPr>
             </w:pPr>
           </w:p>
@@ -2863,6 +3444,12 @@
         <w:tc>
           <w:tcPr>
             <w:tcW w:w="4435" w:type="dxa"/>
+            <w:tcBorders>
+              <w:top w:val="single" w:sz="12" w:space="0" w:color="FFFFFF" w:themeColor="background1"/>
+              <w:left w:val="single" w:sz="12" w:space="0" w:color="FFFFFF" w:themeColor="background1"/>
+              <w:bottom w:val="single" w:sz="12" w:space="0" w:color="FFFFFF" w:themeColor="background1"/>
+              <w:right w:val="single" w:sz="12" w:space="0" w:color="FFFFFF" w:themeColor="background1"/>
+            </w:tcBorders>
           </w:tcPr>
           <w:p>
             <w:pPr>
@@ -2872,16 +3459,16 @@
               <w:rPr>
                 <w:b/>
                 <w:bCs/>
-                <w:sz w:val="28"/>
-                <w:szCs w:val="28"/>
+                <w:sz w:val="26"/>
+                <w:szCs w:val="26"/>
               </w:rPr>
             </w:pPr>
             <w:r>
               <w:rPr>
                 <w:b/>
                 <w:bCs/>
-                <w:sz w:val="28"/>
-                <w:szCs w:val="28"/>
+                <w:sz w:val="26"/>
+                <w:szCs w:val="26"/>
               </w:rPr>
               <w:t>CÔNG TY ................</w:t>
             </w:r>
@@ -2893,8 +3480,8 @@
       <w:pPr>
         <w:spacing w:after="120"/>
         <w:rPr>
-          <w:sz w:val="28"/>
-          <w:szCs w:val="28"/>
+          <w:sz w:val="26"/>
+          <w:szCs w:val="26"/>
         </w:rPr>
       </w:pPr>
     </w:p>
@@ -2902,8 +3489,8 @@
       <w:pPr>
         <w:spacing w:after="120"/>
         <w:rPr>
-          <w:sz w:val="28"/>
-          <w:szCs w:val="28"/>
+          <w:sz w:val="26"/>
+          <w:szCs w:val="26"/>
         </w:rPr>
       </w:pPr>
     </w:p>
@@ -2911,8 +3498,8 @@
       <w:pPr>
         <w:spacing w:after="120"/>
         <w:rPr>
-          <w:sz w:val="28"/>
-          <w:szCs w:val="28"/>
+          <w:sz w:val="26"/>
+          <w:szCs w:val="26"/>
         </w:rPr>
       </w:pPr>
     </w:p>
@@ -2920,12 +3507,19 @@
       <w:pPr>
         <w:spacing w:after="120"/>
         <w:rPr>
-          <w:sz w:val="28"/>
-          <w:szCs w:val="28"/>
+          <w:sz w:val="26"/>
+          <w:szCs w:val="26"/>
         </w:rPr>
       </w:pPr>
     </w:p>
-    <w:p/>
+    <w:p>
+      <w:pPr>
+        <w:rPr>
+          <w:sz w:val="26"/>
+          <w:szCs w:val="26"/>
+        </w:rPr>
+      </w:pPr>
+    </w:p>
     <w:sectPr>
       <w:pgSz w:w="11907" w:h="16840" w:code="9"/>
       <w:pgMar w:top="1418" w:right="1134" w:bottom="1418" w:left="1701" w:header="720" w:footer="221" w:gutter="0"/>
@@ -3336,7 +3930,7 @@
   <w:style w:type="paragraph" w:default="1" w:styleId="Normal">
     <w:name w:val="Normal"/>
     <w:qFormat/>
-    <w:rsid w:val="008D74F9"/>
+    <w:rsid w:val="00477001"/>
     <w:pPr>
       <w:spacing w:after="0" w:line="240" w:lineRule="auto"/>
     </w:pPr>
@@ -3941,6 +4535,16 @@
       </w:tblBorders>
     </w:tblPr>
   </w:style>
+  <w:style w:type="character" w:styleId="PlaceholderText">
+    <w:name w:val="Placeholder Text"/>
+    <w:basedOn w:val="DefaultParagraphFont"/>
+    <w:uiPriority w:val="99"/>
+    <w:semiHidden/>
+    <w:rsid w:val="003C2C0D"/>
+    <w:rPr>
+      <w:color w:val="808080"/>
+    </w:rPr>
+  </w:style>
 </w:styles>
 </file>
 
@@ -4326,35 +4930,6 @@
     </w:docPart>
     <w:docPart>
       <w:docPartPr>
-        <w:name w:val="679A52627E664445A77327607BC37597"/>
-        <w:category>
-          <w:name w:val="General"/>
-          <w:gallery w:val="placeholder"/>
-        </w:category>
-        <w:types>
-          <w:type w:val="bbPlcHdr"/>
-        </w:types>
-        <w:behaviors>
-          <w:behavior w:val="content"/>
-        </w:behaviors>
-        <w:guid w:val="{9B398B0B-D264-4418-8A46-C88B9EA654C3}"/>
-      </w:docPartPr>
-      <w:docPartBody>
-        <w:p>
-          <w:pPr>
-            <w:pStyle w:val="679A52627E664445A77327607BC37597"/>
-          </w:pPr>
-          <w:r>
-            <w:rPr>
-              <w:rStyle w:val="PlaceholderText"/>
-            </w:rPr>
-            <w:t>Click or tap here to enter text.</w:t>
-          </w:r>
-        </w:p>
-      </w:docPartBody>
-    </w:docPart>
-    <w:docPart>
-      <w:docPartPr>
         <w:name w:val="D631A161F700403F82D1D1D26A2B3D6C"/>
         <w:category>
           <w:name w:val="General"/>
@@ -4529,7 +5104,7 @@
     </w:docPart>
     <w:docPart>
       <w:docPartPr>
-        <w:name w:val="F1B2967C188648F39B4E0E3DE4A9AA33"/>
+        <w:name w:val="3CA7B053E4314F8DAE386E57178BFBCD"/>
         <w:category>
           <w:name w:val="General"/>
           <w:gallery w:val="placeholder"/>
@@ -4540,12 +5115,12 @@
         <w:behaviors>
           <w:behavior w:val="content"/>
         </w:behaviors>
-        <w:guid w:val="{F890685A-DC1B-4D64-AF4C-5726F2EE7756}"/>
+        <w:guid w:val="{66DA3C45-1118-4845-BDE4-5A7F976DBDA4}"/>
       </w:docPartPr>
       <w:docPartBody>
         <w:p>
           <w:pPr>
-            <w:pStyle w:val="F1B2967C188648F39B4E0E3DE4A9AA33"/>
+            <w:pStyle w:val="3CA7B053E4314F8DAE386E57178BFBCD"/>
           </w:pPr>
           <w:r>
             <w:rPr>
@@ -4558,7 +5133,7 @@
     </w:docPart>
     <w:docPart>
       <w:docPartPr>
-        <w:name w:val="A6916E7061A94DDCBBC08CBD5EAA4975"/>
+        <w:name w:val="60F91B76637F4C9BB7A8B224D7C48EEE"/>
         <w:category>
           <w:name w:val="General"/>
           <w:gallery w:val="placeholder"/>
@@ -4569,12 +5144,12 @@
         <w:behaviors>
           <w:behavior w:val="content"/>
         </w:behaviors>
-        <w:guid w:val="{6E52BD34-68A0-4F53-AC63-4C2A17187A46}"/>
+        <w:guid w:val="{4D41BFEC-4CCA-46AF-9FB3-9CB699EC2301}"/>
       </w:docPartPr>
       <w:docPartBody>
         <w:p>
           <w:pPr>
-            <w:pStyle w:val="A6916E7061A94DDCBBC08CBD5EAA4975"/>
+            <w:pStyle w:val="60F91B76637F4C9BB7A8B224D7C48EEE"/>
           </w:pPr>
           <w:r>
             <w:rPr>
@@ -4587,7 +5162,7 @@
     </w:docPart>
     <w:docPart>
       <w:docPartPr>
-        <w:name w:val="0C47326AF03D434D9E9993AE243B9C5A"/>
+        <w:name w:val="F23DB38F3DEE4EFEAEE888A4D0652770"/>
         <w:category>
           <w:name w:val="General"/>
           <w:gallery w:val="placeholder"/>
@@ -4598,12 +5173,12 @@
         <w:behaviors>
           <w:behavior w:val="content"/>
         </w:behaviors>
-        <w:guid w:val="{E1A1D193-396F-4646-A38A-21FF76534A6D}"/>
+        <w:guid w:val="{72D0B742-A706-4A3B-A8B0-0690561CC5CD}"/>
       </w:docPartPr>
       <w:docPartBody>
         <w:p>
           <w:pPr>
-            <w:pStyle w:val="0C47326AF03D434D9E9993AE243B9C5A"/>
+            <w:pStyle w:val="F23DB38F3DEE4EFEAEE888A4D0652770"/>
           </w:pPr>
           <w:r>
             <w:rPr>
@@ -4616,7 +5191,7 @@
     </w:docPart>
     <w:docPart>
       <w:docPartPr>
-        <w:name w:val="4287B73BEC9E427584A7CEB6BD72E94C"/>
+        <w:name w:val="0EA49E104D2A43FDB022551EB7E00C22"/>
         <w:category>
           <w:name w:val="General"/>
           <w:gallery w:val="placeholder"/>
@@ -4627,12 +5202,12 @@
         <w:behaviors>
           <w:behavior w:val="content"/>
         </w:behaviors>
-        <w:guid w:val="{A581B2F9-2808-49DF-8CDF-715829B98047}"/>
+        <w:guid w:val="{F4EF3C50-08D1-4E41-87A0-253B95AD15AC}"/>
       </w:docPartPr>
       <w:docPartBody>
         <w:p>
           <w:pPr>
-            <w:pStyle w:val="4287B73BEC9E427584A7CEB6BD72E94C"/>
+            <w:pStyle w:val="0EA49E104D2A43FDB022551EB7E00C22"/>
           </w:pPr>
           <w:r>
             <w:rPr>
@@ -4645,7 +5220,7 @@
     </w:docPart>
     <w:docPart>
       <w:docPartPr>
-        <w:name w:val="10A448BC8728441CAE145E449B81D5CB"/>
+        <w:name w:val="13BB385DE12C4A6884C08F1C514177A0"/>
         <w:category>
           <w:name w:val="General"/>
           <w:gallery w:val="placeholder"/>
@@ -4656,12 +5231,41 @@
         <w:behaviors>
           <w:behavior w:val="content"/>
         </w:behaviors>
-        <w:guid w:val="{2B5A15EF-8601-4D60-BEB2-09808D96FBC1}"/>
+        <w:guid w:val="{27BE0461-573D-4E2F-B85A-D9AD84F2FD8C}"/>
       </w:docPartPr>
       <w:docPartBody>
         <w:p>
           <w:pPr>
-            <w:pStyle w:val="10A448BC8728441CAE145E449B81D5CB"/>
+            <w:pStyle w:val="13BB385DE12C4A6884C08F1C514177A0"/>
+          </w:pPr>
+          <w:r>
+            <w:rPr>
+              <w:rStyle w:val="PlaceholderText"/>
+            </w:rPr>
+            <w:t>Click or tap here to enter text.</w:t>
+          </w:r>
+        </w:p>
+      </w:docPartBody>
+    </w:docPart>
+    <w:docPart>
+      <w:docPartPr>
+        <w:name w:val="2F43A0DC49DF4F219A222CF300B4172C"/>
+        <w:category>
+          <w:name w:val="General"/>
+          <w:gallery w:val="placeholder"/>
+        </w:category>
+        <w:types>
+          <w:type w:val="bbPlcHdr"/>
+        </w:types>
+        <w:behaviors>
+          <w:behavior w:val="content"/>
+        </w:behaviors>
+        <w:guid w:val="{48BD30FE-C001-4932-BD7A-C7B65E934EC1}"/>
+      </w:docPartPr>
+      <w:docPartBody>
+        <w:p>
+          <w:pPr>
+            <w:pStyle w:val="2F43A0DC49DF4F219A222CF300B4172C"/>
           </w:pPr>
           <w:r>
             <w:rPr>
@@ -4720,14 +5324,19 @@
     <w:rsidRoot w:val="00131D28"/>
     <w:rsid w:val="000116FE"/>
     <w:rsid w:val="00056E4A"/>
+    <w:rsid w:val="000A73B3"/>
     <w:rsid w:val="000F1237"/>
     <w:rsid w:val="000F38C9"/>
+    <w:rsid w:val="0010788D"/>
     <w:rsid w:val="00131D28"/>
+    <w:rsid w:val="00142A17"/>
     <w:rsid w:val="001C6746"/>
     <w:rsid w:val="001F475A"/>
     <w:rsid w:val="001F5619"/>
+    <w:rsid w:val="00206565"/>
     <w:rsid w:val="00221CA6"/>
     <w:rsid w:val="00284412"/>
+    <w:rsid w:val="002A1572"/>
     <w:rsid w:val="002C4F42"/>
     <w:rsid w:val="002D6FEC"/>
     <w:rsid w:val="002E4D52"/>
@@ -4738,6 +5347,7 @@
     <w:rsid w:val="003877AF"/>
     <w:rsid w:val="00423D9E"/>
     <w:rsid w:val="004C00F0"/>
+    <w:rsid w:val="004F092C"/>
     <w:rsid w:val="005111D1"/>
     <w:rsid w:val="0052446C"/>
     <w:rsid w:val="00547F6C"/>
@@ -4751,6 +5361,7 @@
     <w:rsid w:val="00624C92"/>
     <w:rsid w:val="00652135"/>
     <w:rsid w:val="00666E35"/>
+    <w:rsid w:val="006728C9"/>
     <w:rsid w:val="006871B0"/>
     <w:rsid w:val="00724539"/>
     <w:rsid w:val="007406E8"/>
@@ -4758,24 +5369,29 @@
     <w:rsid w:val="007A10BA"/>
     <w:rsid w:val="00816BB4"/>
     <w:rsid w:val="008327D5"/>
+    <w:rsid w:val="0086143B"/>
     <w:rsid w:val="0086163E"/>
     <w:rsid w:val="00862F63"/>
     <w:rsid w:val="008848F0"/>
     <w:rsid w:val="008C27F8"/>
     <w:rsid w:val="00947874"/>
+    <w:rsid w:val="0096033A"/>
     <w:rsid w:val="00991286"/>
     <w:rsid w:val="009F27F0"/>
     <w:rsid w:val="00A06BFB"/>
     <w:rsid w:val="00A2215A"/>
     <w:rsid w:val="00A24019"/>
+    <w:rsid w:val="00A472FC"/>
     <w:rsid w:val="00A8209D"/>
     <w:rsid w:val="00AB6CCC"/>
+    <w:rsid w:val="00B33994"/>
     <w:rsid w:val="00B953AB"/>
     <w:rsid w:val="00BC1007"/>
     <w:rsid w:val="00C05DE9"/>
     <w:rsid w:val="00C15DAD"/>
     <w:rsid w:val="00C22EF0"/>
     <w:rsid w:val="00C3694E"/>
+    <w:rsid w:val="00C60F8D"/>
     <w:rsid w:val="00CC320F"/>
     <w:rsid w:val="00CE67FD"/>
     <w:rsid w:val="00CF5AB4"/>
@@ -5249,7 +5865,7 @@
     <w:basedOn w:val="DefaultParagraphFont"/>
     <w:uiPriority w:val="99"/>
     <w:semiHidden/>
-    <w:rsid w:val="00F41962"/>
+    <w:rsid w:val="00C60F8D"/>
     <w:rPr>
       <w:color w:val="808080"/>
     </w:rPr>
@@ -5306,10 +5922,6 @@
     <w:name w:val="EF017704FF0546D98490E7B395B6562E"/>
     <w:rsid w:val="00786006"/>
   </w:style>
-  <w:style w:type="paragraph" w:customStyle="1" w:styleId="679A52627E664445A77327607BC37597">
-    <w:name w:val="679A52627E664445A77327607BC37597"/>
-    <w:rsid w:val="00786006"/>
-  </w:style>
   <w:style w:type="paragraph" w:customStyle="1" w:styleId="D631A161F700403F82D1D1D26A2B3D6C">
     <w:name w:val="D631A161F700403F82D1D1D26A2B3D6C"/>
     <w:rsid w:val="00786006"/>
@@ -5334,25 +5946,29 @@
     <w:name w:val="5AD23899D6E64FFE999ECCFE890E2DC8"/>
     <w:rsid w:val="00F41962"/>
   </w:style>
-  <w:style w:type="paragraph" w:customStyle="1" w:styleId="F1B2967C188648F39B4E0E3DE4A9AA33">
-    <w:name w:val="F1B2967C188648F39B4E0E3DE4A9AA33"/>
-    <w:rsid w:val="00F41962"/>
-  </w:style>
-  <w:style w:type="paragraph" w:customStyle="1" w:styleId="A6916E7061A94DDCBBC08CBD5EAA4975">
-    <w:name w:val="A6916E7061A94DDCBBC08CBD5EAA4975"/>
-    <w:rsid w:val="00F41962"/>
-  </w:style>
-  <w:style w:type="paragraph" w:customStyle="1" w:styleId="0C47326AF03D434D9E9993AE243B9C5A">
-    <w:name w:val="0C47326AF03D434D9E9993AE243B9C5A"/>
-    <w:rsid w:val="00F41962"/>
-  </w:style>
-  <w:style w:type="paragraph" w:customStyle="1" w:styleId="4287B73BEC9E427584A7CEB6BD72E94C">
-    <w:name w:val="4287B73BEC9E427584A7CEB6BD72E94C"/>
-    <w:rsid w:val="00F41962"/>
-  </w:style>
-  <w:style w:type="paragraph" w:customStyle="1" w:styleId="10A448BC8728441CAE145E449B81D5CB">
-    <w:name w:val="10A448BC8728441CAE145E449B81D5CB"/>
-    <w:rsid w:val="00F41962"/>
+  <w:style w:type="paragraph" w:customStyle="1" w:styleId="3CA7B053E4314F8DAE386E57178BFBCD">
+    <w:name w:val="3CA7B053E4314F8DAE386E57178BFBCD"/>
+    <w:rsid w:val="000A73B3"/>
+  </w:style>
+  <w:style w:type="paragraph" w:customStyle="1" w:styleId="60F91B76637F4C9BB7A8B224D7C48EEE">
+    <w:name w:val="60F91B76637F4C9BB7A8B224D7C48EEE"/>
+    <w:rsid w:val="00C60F8D"/>
+  </w:style>
+  <w:style w:type="paragraph" w:customStyle="1" w:styleId="F23DB38F3DEE4EFEAEE888A4D0652770">
+    <w:name w:val="F23DB38F3DEE4EFEAEE888A4D0652770"/>
+    <w:rsid w:val="00C60F8D"/>
+  </w:style>
+  <w:style w:type="paragraph" w:customStyle="1" w:styleId="0EA49E104D2A43FDB022551EB7E00C22">
+    <w:name w:val="0EA49E104D2A43FDB022551EB7E00C22"/>
+    <w:rsid w:val="00C60F8D"/>
+  </w:style>
+  <w:style w:type="paragraph" w:customStyle="1" w:styleId="13BB385DE12C4A6884C08F1C514177A0">
+    <w:name w:val="13BB385DE12C4A6884C08F1C514177A0"/>
+    <w:rsid w:val="00C60F8D"/>
+  </w:style>
+  <w:style w:type="paragraph" w:customStyle="1" w:styleId="2F43A0DC49DF4F219A222CF300B4172C">
+    <w:name w:val="2F43A0DC49DF4F219A222CF300B4172C"/>
+    <w:rsid w:val="00C60F8D"/>
   </w:style>
 </w:styles>
 </file>
